--- a/specs/PHOENIX_V4_5_CHINESE_WRITER_SPEC_v1.0.docx
+++ b/specs/PHOENIX_V4_5_CHINESE_WRITER_SPEC_v1.0.docx
@@ -17549,6 +17549,6060 @@
           <w:szCs w:val="18"/>
         </w:rPr>
         <w:t xml:space="preserve">本規範以繁體中文書寫。寫作者請根據目標市場切換字形與詞彙。</w:t>
+      </w:r>
+    </w:p>
+    <w:p>
+      <w:pPr>
+        <w:pStyle w:val="Heading1"/>
+        <w:pageBreakBefore/>
+      </w:pPr>
+      <w:r>
+        <w:rPr>
+          <w:rFonts w:ascii="Arial" w:cs="Arial" w:eastAsia="Arial" w:hAnsi="Arial"/>
+          <w:b/>
+          <w:bCs/>
+          <w:color w:val="1A5276"/>
+          <w:sz w:val="36"/>
+          <w:szCs w:val="36"/>
+        </w:rPr>
+        <w:t xml:space="preserve">§12 SCENE 中文文化調整指南</w:t>
+      </w:r>
+    </w:p>
+    <w:p>
+      <w:pPr>
+        <w:spacing w:after="160"/>
+      </w:pPr>
+      <w:r>
+        <w:rPr>
+          <w:rFonts w:ascii="Arial" w:cs="Arial" w:eastAsia="Arial" w:hAnsi="Arial"/>
+          <w:sz w:val="22"/>
+          <w:szCs w:val="22"/>
+        </w:rPr>
+        <w:t xml:space="preserve">英文規範中的 SCENE 以孤獨的私人時刻為基底——一個人在車裡、一個人在辦公桌前、深夜躺在床上。這在中文市場需要根本性的調整。中文情緒生活的核心地點，往往是集體空間中的孤獨感，而不是真正的物理獨處。</w:t>
+      </w:r>
+    </w:p>
+    <w:p>
+      <w:pPr>
+        <w:spacing w:after="80"/>
+      </w:pPr>
+      <w:r>
+        <w:t xml:space="preserve"/>
+      </w:r>
+    </w:p>
+    <w:p>
+      <w:pPr>
+        <w:pStyle w:val="Heading2"/>
+      </w:pPr>
+      <w:r>
+        <w:rPr>
+          <w:rFonts w:ascii="Arial" w:cs="Arial" w:eastAsia="Arial" w:hAnsi="Arial"/>
+          <w:b/>
+          <w:bCs/>
+          <w:color w:val="1A5276"/>
+          <w:sz w:val="28"/>
+          <w:szCs w:val="28"/>
+        </w:rPr>
+        <w:t xml:space="preserve">12.1 空間邏輯：集體空間中的孤獨</w:t>
+      </w:r>
+    </w:p>
+    <w:p>
+      <w:pPr>
+        <w:spacing w:after="160"/>
+      </w:pPr>
+      <w:r>
+        <w:rPr>
+          <w:rFonts w:ascii="Arial" w:cs="Arial" w:eastAsia="Arial" w:hAnsi="Arial"/>
+          <w:sz w:val="22"/>
+          <w:szCs w:val="22"/>
+        </w:rPr>
+        <w:t xml:space="preserve">最有力量的中文 SCENE 是在人群之中感到與人隔絕的那一刻——不是因為身邊沒有人，而是因為身邊的人恰恰讓你感到更孤單。</w:t>
+      </w:r>
+    </w:p>
+    <w:p>
+      <w:pPr>
+        <w:spacing w:after="80"/>
+      </w:pPr>
+      <w:r>
+        <w:t xml:space="preserve"/>
+      </w:r>
+    </w:p>
+    <w:p>
+      <w:pPr>
+        <w:spacing w:after="160"/>
+      </w:pPr>
+      <w:r>
+        <w:rPr>
+          <w:rFonts w:ascii="Arial" w:cs="Arial" w:eastAsia="Arial" w:hAnsi="Arial"/>
+          <w:sz w:val="22"/>
+          <w:szCs w:val="22"/>
+        </w:rPr>
+        <w:t xml:space="preserve">✅ 中文 SCENE 的核心地點類型：</w:t>
+      </w:r>
+    </w:p>
+    <w:p>
+      <w:pPr>
+        <w:pStyle w:val="ListParagraph"/>
+        <w:numPr>
+          <w:ilvl w:val="0"/>
+          <w:numId w:val="2"/>
+        </w:numPr>
+        <w:spacing w:after="120"/>
+      </w:pPr>
+      <w:r>
+        <w:rPr>
+          <w:rFonts w:ascii="Arial" w:cs="Arial" w:eastAsia="Arial" w:hAnsi="Arial"/>
+          <w:sz w:val="22"/>
+          <w:szCs w:val="22"/>
+        </w:rPr>
+        <w:t xml:space="preserve">集體通勤空間：捷運車廂裡被人潮夾著但沒有人看見你；港鐵月台候車時全車廂都在滑手機</w:t>
+      </w:r>
+    </w:p>
+    <w:p>
+      <w:pPr>
+        <w:pStyle w:val="ListParagraph"/>
+        <w:numPr>
+          <w:ilvl w:val="0"/>
+          <w:numId w:val="2"/>
+        </w:numPr>
+        <w:spacing w:after="120"/>
+      </w:pPr>
+      <w:r>
+        <w:rPr>
+          <w:rFonts w:ascii="Arial" w:cs="Arial" w:eastAsia="Arial" w:hAnsi="Arial"/>
+          <w:sz w:val="22"/>
+          <w:szCs w:val="22"/>
+        </w:rPr>
+        <w:t xml:space="preserve">家族飯桌：一家人坐在一起，說的是菜好不好吃，沒有人說那個真正重要的事</w:t>
+      </w:r>
+    </w:p>
+    <w:p>
+      <w:pPr>
+        <w:pStyle w:val="ListParagraph"/>
+        <w:numPr>
+          <w:ilvl w:val="0"/>
+          <w:numId w:val="2"/>
+        </w:numPr>
+        <w:spacing w:after="120"/>
+      </w:pPr>
+      <w:r>
+        <w:rPr>
+          <w:rFonts w:ascii="Arial" w:cs="Arial" w:eastAsia="Arial" w:hAnsi="Arial"/>
+          <w:sz w:val="22"/>
+          <w:szCs w:val="22"/>
+        </w:rPr>
+        <w:t xml:space="preserve">辦公室公共區域：深夜的茶水間、走廊、廁所——這些是在中國職場中唯一能卸下表演的地方</w:t>
+      </w:r>
+    </w:p>
+    <w:p>
+      <w:pPr>
+        <w:pStyle w:val="ListParagraph"/>
+        <w:numPr>
+          <w:ilvl w:val="0"/>
+          <w:numId w:val="2"/>
+        </w:numPr>
+        <w:spacing w:after="120"/>
+      </w:pPr>
+      <w:r>
+        <w:rPr>
+          <w:rFonts w:ascii="Arial" w:cs="Arial" w:eastAsia="Arial" w:hAnsi="Arial"/>
+          <w:sz w:val="22"/>
+          <w:szCs w:val="22"/>
+        </w:rPr>
+        <w:t xml:space="preserve">線上通訊的靜默：發出去的訊息已讀不回；家族群組的通知讓你的手停在螢幕上</w:t>
+      </w:r>
+    </w:p>
+    <w:p>
+      <w:pPr>
+        <w:pStyle w:val="ListParagraph"/>
+        <w:numPr>
+          <w:ilvl w:val="0"/>
+          <w:numId w:val="2"/>
+        </w:numPr>
+        <w:spacing w:after="120"/>
+      </w:pPr>
+      <w:r>
+        <w:rPr>
+          <w:rFonts w:ascii="Arial" w:cs="Arial" w:eastAsia="Arial" w:hAnsi="Arial"/>
+          <w:sz w:val="22"/>
+          <w:szCs w:val="22"/>
+        </w:rPr>
+        <w:t xml:space="preserve">半公開的過渡空間：電梯門開之前的那幾秒、停車場裡還沒走進大樓之前、離開餐廳前在洗手間的那一分鐘</w:t>
+      </w:r>
+    </w:p>
+    <w:p>
+      <w:pPr>
+        <w:spacing w:after="80"/>
+      </w:pPr>
+      <w:r>
+        <w:t xml:space="preserve"/>
+      </w:r>
+    </w:p>
+    <w:p>
+      <w:pPr>
+        <w:spacing w:after="160"/>
+      </w:pPr>
+      <w:r>
+        <w:rPr>
+          <w:rFonts w:ascii="Arial" w:cs="Arial" w:eastAsia="Arial" w:hAnsi="Arial"/>
+          <w:sz w:val="22"/>
+          <w:szCs w:val="22"/>
+        </w:rPr>
+        <w:t xml:space="preserve">❌ 在中文 SCENE 中減少使用（保留給特殊時刻）：</w:t>
+      </w:r>
+    </w:p>
+    <w:p>
+      <w:pPr>
+        <w:pStyle w:val="ListParagraph"/>
+        <w:numPr>
+          <w:ilvl w:val="0"/>
+          <w:numId w:val="2"/>
+        </w:numPr>
+        <w:spacing w:after="120"/>
+      </w:pPr>
+      <w:r>
+        <w:rPr>
+          <w:rFonts w:ascii="Arial" w:cs="Arial" w:eastAsia="Arial" w:hAnsi="Arial"/>
+          <w:sz w:val="22"/>
+          <w:szCs w:val="22"/>
+        </w:rPr>
+        <w:t xml:space="preserve">純粹的獨處：一個人在公寓裡、一個人在臥室——這些是英文市場的主力場景，在中文市場力道較弱</w:t>
+      </w:r>
+    </w:p>
+    <w:p>
+      <w:pPr>
+        <w:pStyle w:val="ListParagraph"/>
+        <w:numPr>
+          <w:ilvl w:val="0"/>
+          <w:numId w:val="2"/>
+        </w:numPr>
+        <w:spacing w:after="120"/>
+      </w:pPr>
+      <w:r>
+        <w:rPr>
+          <w:rFonts w:ascii="Arial" w:cs="Arial" w:eastAsia="Arial" w:hAnsi="Arial"/>
+          <w:sz w:val="22"/>
+          <w:szCs w:val="22"/>
+        </w:rPr>
+        <w:t xml:space="preserve">開放式自然空間：英文常用「站在海邊」「坐在公園」——在中文都市受眾中這類場景共鳴較低</w:t>
+      </w:r>
+    </w:p>
+    <w:p>
+      <w:pPr>
+        <w:spacing w:after="80"/>
+      </w:pPr>
+      <w:r>
+        <w:t xml:space="preserve"/>
+      </w:r>
+    </w:p>
+    <w:tbl>
+      <w:tblPr>
+        <w:tblW w:type="dxa" w:w="9360"/>
+        <w:tblBorders>
+          <w:top w:val="single" w:color="auto" w:sz="4"/>
+          <w:left w:val="single" w:color="auto" w:sz="4"/>
+          <w:bottom w:val="single" w:color="auto" w:sz="4"/>
+          <w:right w:val="single" w:color="auto" w:sz="4"/>
+          <w:insideH w:val="single" w:color="auto" w:sz="4"/>
+          <w:insideV w:val="single" w:color="auto" w:sz="4"/>
+        </w:tblBorders>
+      </w:tblPr>
+      <w:tblGrid>
+        <w:gridCol w:w="9360"/>
+      </w:tblGrid>
+      <w:tr>
+        <w:tc>
+          <w:tcPr>
+            <w:tcW w:type="dxa" w:w="9360"/>
+            <w:tcBorders>
+              <w:top w:val="single" w:color="9A7D0A" w:sz="1"/>
+              <w:left w:val="single" w:color="9A7D0A" w:sz="12"/>
+              <w:bottom w:val="single" w:color="9A7D0A" w:sz="1"/>
+              <w:right w:val="single" w:color="9A7D0A" w:sz="1"/>
+            </w:tcBorders>
+            <w:shd w:fill="FEF9E7" w:val="clear"/>
+            <w:tcMar>
+              <w:top w:type="dxa" w:w="100"/>
+              <w:left w:type="dxa" w:w="120"/>
+              <w:bottom w:type="dxa" w:w="100"/>
+              <w:right w:type="dxa" w:w="120"/>
+            </w:tcMar>
+          </w:tcPr>
+          <w:p>
+            <w:r>
+              <w:rPr>
+                <w:rFonts w:ascii="Arial" w:cs="Arial" w:eastAsia="Arial" w:hAnsi="Arial"/>
+                <w:b/>
+                <w:bCs/>
+                <w:color w:val="9A7D0A"/>
+                <w:sz w:val="22"/>
+                <w:szCs w:val="22"/>
+              </w:rPr>
+              <w:t xml:space="preserve">SCENE 原則：孤獨必須有目擊者</w:t>
+            </w:r>
+          </w:p>
+        </w:tc>
+      </w:tr>
+      <w:tr>
+        <w:tc>
+          <w:tcPr>
+            <w:tcW w:type="dxa" w:w="9360"/>
+            <w:tcBorders>
+              <w:top w:val="single" w:color="9A7D0A" w:sz="1"/>
+              <w:left w:val="single" w:color="9A7D0A" w:sz="12"/>
+              <w:bottom w:val="single" w:color="9A7D0A" w:sz="1"/>
+              <w:right w:val="single" w:color="9A7D0A" w:sz="1"/>
+            </w:tcBorders>
+            <w:shd w:fill="FEF9E7" w:val="clear"/>
+            <w:tcMar>
+              <w:top w:type="dxa" w:w="100"/>
+              <w:left w:type="dxa" w:w="120"/>
+              <w:bottom w:type="dxa" w:w="100"/>
+              <w:right w:type="dxa" w:w="120"/>
+            </w:tcMar>
+          </w:tcPr>
+          <w:p>
+            <w:r>
+              <w:rPr>
+                <w:rFonts w:ascii="Arial" w:cs="Arial" w:eastAsia="Arial" w:hAnsi="Arial"/>
+                <w:color w:val="1A1A1A"/>
+                <w:sz w:val="20"/>
+                <w:szCs w:val="20"/>
+              </w:rPr>
+              <w:t xml:space="preserve">中文 SCENE 的孤獨感最強烈的時候，往往是在有目擊者的情況下。</w:t>
+            </w:r>
+          </w:p>
+        </w:tc>
+      </w:tr>
+      <w:tr>
+        <w:tc>
+          <w:tcPr>
+            <w:tcW w:type="dxa" w:w="9360"/>
+            <w:tcBorders>
+              <w:top w:val="single" w:color="9A7D0A" w:sz="1"/>
+              <w:left w:val="single" w:color="9A7D0A" w:sz="12"/>
+              <w:bottom w:val="single" w:color="9A7D0A" w:sz="1"/>
+              <w:right w:val="single" w:color="9A7D0A" w:sz="1"/>
+            </w:tcBorders>
+            <w:shd w:fill="FEF9E7" w:val="clear"/>
+            <w:tcMar>
+              <w:top w:type="dxa" w:w="100"/>
+              <w:left w:type="dxa" w:w="120"/>
+              <w:bottom w:type="dxa" w:w="100"/>
+              <w:right w:type="dxa" w:w="120"/>
+            </w:tcMar>
+          </w:tcPr>
+          <w:p>
+            <w:r>
+              <w:rPr>
+                <w:rFonts w:ascii="Arial" w:cs="Arial" w:eastAsia="Arial" w:hAnsi="Arial"/>
+                <w:color w:val="1A1A1A"/>
+                <w:sz w:val="20"/>
+                <w:szCs w:val="20"/>
+              </w:rPr>
+              <w:t xml:space="preserve">「你媽媽正看著你」「你的同事就在隔壁位子」「你剛才在電話裡對他說我沒事」——</w:t>
+            </w:r>
+          </w:p>
+        </w:tc>
+      </w:tr>
+      <w:tr>
+        <w:tc>
+          <w:tcPr>
+            <w:tcW w:type="dxa" w:w="9360"/>
+            <w:tcBorders>
+              <w:top w:val="single" w:color="9A7D0A" w:sz="1"/>
+              <w:left w:val="single" w:color="9A7D0A" w:sz="12"/>
+              <w:bottom w:val="single" w:color="9A7D0A" w:sz="1"/>
+              <w:right w:val="single" w:color="9A7D0A" w:sz="1"/>
+            </w:tcBorders>
+            <w:shd w:fill="FEF9E7" w:val="clear"/>
+            <w:tcMar>
+              <w:top w:type="dxa" w:w="100"/>
+              <w:left w:type="dxa" w:w="120"/>
+              <w:bottom w:type="dxa" w:w="100"/>
+              <w:right w:type="dxa" w:w="120"/>
+            </w:tcMar>
+          </w:tcPr>
+          <w:p>
+            <w:r>
+              <w:rPr>
+                <w:rFonts w:ascii="Arial" w:cs="Arial" w:eastAsia="Arial" w:hAnsi="Arial"/>
+                <w:color w:val="1A1A1A"/>
+                <w:sz w:val="20"/>
+                <w:szCs w:val="20"/>
+              </w:rPr>
+              <w:t xml:space="preserve">這個目擊者的存在（或想像中的存在）是中文情緒場景的結構性元素。</w:t>
+            </w:r>
+          </w:p>
+        </w:tc>
+      </w:tr>
+      <w:tr>
+        <w:tc>
+          <w:tcPr>
+            <w:tcW w:type="dxa" w:w="9360"/>
+            <w:tcBorders>
+              <w:top w:val="single" w:color="9A7D0A" w:sz="1"/>
+              <w:left w:val="single" w:color="9A7D0A" w:sz="12"/>
+              <w:bottom w:val="single" w:color="9A7D0A" w:sz="1"/>
+              <w:right w:val="single" w:color="9A7D0A" w:sz="1"/>
+            </w:tcBorders>
+            <w:shd w:fill="FEF9E7" w:val="clear"/>
+            <w:tcMar>
+              <w:top w:type="dxa" w:w="100"/>
+              <w:left w:type="dxa" w:w="120"/>
+              <w:bottom w:type="dxa" w:w="100"/>
+              <w:right w:type="dxa" w:w="120"/>
+            </w:tcMar>
+          </w:tcPr>
+          <w:p>
+            <w:r>
+              <w:rPr>
+                <w:rFonts w:ascii="Arial" w:cs="Arial" w:eastAsia="Arial" w:hAnsi="Arial"/>
+                <w:color w:val="1A1A1A"/>
+                <w:sz w:val="20"/>
+                <w:szCs w:val="20"/>
+              </w:rPr>
+              <w:t xml:space="preserve">沒有目擊者的孤獨在中文語境中往往缺少張力。</w:t>
+            </w:r>
+          </w:p>
+        </w:tc>
+      </w:tr>
+    </w:tbl>
+    <w:p>
+      <w:pPr>
+        <w:spacing w:after="80"/>
+      </w:pPr>
+      <w:r>
+        <w:t xml:space="preserve"/>
+      </w:r>
+    </w:p>
+    <w:p>
+      <w:pPr>
+        <w:pStyle w:val="Heading2"/>
+      </w:pPr>
+      <w:r>
+        <w:rPr>
+          <w:rFonts w:ascii="Arial" w:cs="Arial" w:eastAsia="Arial" w:hAnsi="Arial"/>
+          <w:b/>
+          <w:bCs/>
+          <w:color w:val="1A5276"/>
+          <w:sz w:val="28"/>
+          <w:szCs w:val="28"/>
+        </w:rPr>
+        <w:t xml:space="preserve">12.2 場景中的表演與卸裝</w:t>
+      </w:r>
+    </w:p>
+    <w:p>
+      <w:pPr>
+        <w:spacing w:after="160"/>
+      </w:pPr>
+      <w:r>
+        <w:rPr>
+          <w:rFonts w:ascii="Arial" w:cs="Arial" w:eastAsia="Arial" w:hAnsi="Arial"/>
+          <w:sz w:val="22"/>
+          <w:szCs w:val="22"/>
+        </w:rPr>
+        <w:t xml:space="preserve">中文 SCENE 的強大結構：表演時刻 → 過渡空間 → 卸裝時刻。這個三段式是中文情緒生活的基本節奏。</w:t>
+      </w:r>
+    </w:p>
+    <w:p>
+      <w:pPr>
+        <w:spacing w:after="80"/>
+      </w:pPr>
+      <w:r>
+        <w:t xml:space="preserve"/>
+      </w:r>
+    </w:p>
+    <w:tbl>
+      <w:tblPr>
+        <w:tblW w:type="dxa" w:w="9360"/>
+        <w:tblBorders>
+          <w:top w:val="single" w:color="auto" w:sz="4"/>
+          <w:left w:val="single" w:color="auto" w:sz="4"/>
+          <w:bottom w:val="single" w:color="auto" w:sz="4"/>
+          <w:right w:val="single" w:color="auto" w:sz="4"/>
+          <w:insideH w:val="single" w:color="auto" w:sz="4"/>
+          <w:insideV w:val="single" w:color="auto" w:sz="4"/>
+        </w:tblBorders>
+      </w:tblPr>
+      <w:tblGrid>
+        <w:gridCol w:w="2800"/>
+        <w:gridCol w:w="6560"/>
+      </w:tblGrid>
+      <w:tr>
+        <w:tc>
+          <w:tcPr>
+            <w:tcW w:type="dxa" w:w="2800"/>
+            <w:tcBorders>
+              <w:top w:val="single" w:color="DDDDDD" w:sz="1"/>
+              <w:left w:val="single" w:color="DDDDDD" w:sz="1"/>
+              <w:bottom w:val="single" w:color="DDDDDD" w:sz="1"/>
+              <w:right w:val="single" w:color="DDDDDD" w:sz="1"/>
+            </w:tcBorders>
+            <w:shd w:fill="EAF2FF" w:val="clear"/>
+            <w:tcMar>
+              <w:top w:type="dxa" w:w="100"/>
+              <w:left w:type="dxa" w:w="120"/>
+              <w:bottom w:type="dxa" w:w="100"/>
+              <w:right w:type="dxa" w:w="120"/>
+            </w:tcMar>
+          </w:tcPr>
+          <w:p>
+            <w:r>
+              <w:rPr>
+                <w:rFonts w:ascii="Arial" w:cs="Arial" w:eastAsia="Arial" w:hAnsi="Arial"/>
+                <w:b/>
+                <w:bCs/>
+                <w:color w:val="1A5276"/>
+                <w:sz w:val="20"/>
+                <w:szCs w:val="20"/>
+              </w:rPr>
+              <w:t xml:space="preserve">表演時刻</w:t>
+            </w:r>
+          </w:p>
+        </w:tc>
+        <w:tc>
+          <w:tcPr>
+            <w:tcW w:type="dxa" w:w="6560"/>
+            <w:tcBorders>
+              <w:top w:val="single" w:color="DDDDDD" w:sz="1"/>
+              <w:left w:val="single" w:color="DDDDDD" w:sz="1"/>
+              <w:bottom w:val="single" w:color="DDDDDD" w:sz="1"/>
+              <w:right w:val="single" w:color="DDDDDD" w:sz="1"/>
+            </w:tcBorders>
+            <w:shd w:fill="FFFFFF" w:val="clear"/>
+            <w:tcMar>
+              <w:top w:type="dxa" w:w="100"/>
+              <w:left w:type="dxa" w:w="120"/>
+              <w:bottom w:type="dxa" w:w="100"/>
+              <w:right w:type="dxa" w:w="120"/>
+            </w:tcMar>
+          </w:tcPr>
+          <w:p>
+            <w:r>
+              <w:rPr>
+                <w:rFonts w:ascii="Arial" w:cs="Arial" w:eastAsia="Arial" w:hAnsi="Arial"/>
+                <w:color w:val="1A1A1A"/>
+                <w:sz w:val="20"/>
+                <w:szCs w:val="20"/>
+              </w:rPr>
+              <w:t xml:space="preserve">在應該表現好的地方表現好：會議上說話流暢、家族飯局上說自己一切都好、對主管保持冷靜</w:t>
+            </w:r>
+          </w:p>
+        </w:tc>
+      </w:tr>
+    </w:tbl>
+    <w:p>
+      <w:pPr>
+        <w:spacing w:after="80"/>
+      </w:pPr>
+      <w:r>
+        <w:t xml:space="preserve"/>
+      </w:r>
+    </w:p>
+    <w:tbl>
+      <w:tblPr>
+        <w:tblW w:type="dxa" w:w="9360"/>
+        <w:tblBorders>
+          <w:top w:val="single" w:color="auto" w:sz="4"/>
+          <w:left w:val="single" w:color="auto" w:sz="4"/>
+          <w:bottom w:val="single" w:color="auto" w:sz="4"/>
+          <w:right w:val="single" w:color="auto" w:sz="4"/>
+          <w:insideH w:val="single" w:color="auto" w:sz="4"/>
+          <w:insideV w:val="single" w:color="auto" w:sz="4"/>
+        </w:tblBorders>
+      </w:tblPr>
+      <w:tblGrid>
+        <w:gridCol w:w="2800"/>
+        <w:gridCol w:w="6560"/>
+      </w:tblGrid>
+      <w:tr>
+        <w:tc>
+          <w:tcPr>
+            <w:tcW w:type="dxa" w:w="2800"/>
+            <w:tcBorders>
+              <w:top w:val="single" w:color="DDDDDD" w:sz="1"/>
+              <w:left w:val="single" w:color="DDDDDD" w:sz="1"/>
+              <w:bottom w:val="single" w:color="DDDDDD" w:sz="1"/>
+              <w:right w:val="single" w:color="DDDDDD" w:sz="1"/>
+            </w:tcBorders>
+            <w:shd w:fill="EAF2FF" w:val="clear"/>
+            <w:tcMar>
+              <w:top w:type="dxa" w:w="100"/>
+              <w:left w:type="dxa" w:w="120"/>
+              <w:bottom w:type="dxa" w:w="100"/>
+              <w:right w:type="dxa" w:w="120"/>
+            </w:tcMar>
+          </w:tcPr>
+          <w:p>
+            <w:r>
+              <w:rPr>
+                <w:rFonts w:ascii="Arial" w:cs="Arial" w:eastAsia="Arial" w:hAnsi="Arial"/>
+                <w:b/>
+                <w:bCs/>
+                <w:color w:val="1A5276"/>
+                <w:sz w:val="20"/>
+                <w:szCs w:val="20"/>
+              </w:rPr>
+              <w:t xml:space="preserve">過渡空間</w:t>
+            </w:r>
+          </w:p>
+        </w:tc>
+        <w:tc>
+          <w:tcPr>
+            <w:tcW w:type="dxa" w:w="6560"/>
+            <w:tcBorders>
+              <w:top w:val="single" w:color="DDDDDD" w:sz="1"/>
+              <w:left w:val="single" w:color="DDDDDD" w:sz="1"/>
+              <w:bottom w:val="single" w:color="DDDDDD" w:sz="1"/>
+              <w:right w:val="single" w:color="DDDDDD" w:sz="1"/>
+            </w:tcBorders>
+            <w:shd w:fill="FFFFFF" w:val="clear"/>
+            <w:tcMar>
+              <w:top w:type="dxa" w:w="100"/>
+              <w:left w:type="dxa" w:w="120"/>
+              <w:bottom w:type="dxa" w:w="100"/>
+              <w:right w:type="dxa" w:w="120"/>
+            </w:tcMar>
+          </w:tcPr>
+          <w:p>
+            <w:r>
+              <w:rPr>
+                <w:rFonts w:ascii="Arial" w:cs="Arial" w:eastAsia="Arial" w:hAnsi="Arial"/>
+                <w:color w:val="1A1A1A"/>
+                <w:sz w:val="20"/>
+                <w:szCs w:val="20"/>
+              </w:rPr>
+              <w:t xml:space="preserve">電梯裡、廁所隔間、停車場、通勤途中——表演結束但下一場還沒開始的縫隙</w:t>
+            </w:r>
+          </w:p>
+        </w:tc>
+      </w:tr>
+    </w:tbl>
+    <w:p>
+      <w:pPr>
+        <w:spacing w:after="80"/>
+      </w:pPr>
+      <w:r>
+        <w:t xml:space="preserve"/>
+      </w:r>
+    </w:p>
+    <w:tbl>
+      <w:tblPr>
+        <w:tblW w:type="dxa" w:w="9360"/>
+        <w:tblBorders>
+          <w:top w:val="single" w:color="auto" w:sz="4"/>
+          <w:left w:val="single" w:color="auto" w:sz="4"/>
+          <w:bottom w:val="single" w:color="auto" w:sz="4"/>
+          <w:right w:val="single" w:color="auto" w:sz="4"/>
+          <w:insideH w:val="single" w:color="auto" w:sz="4"/>
+          <w:insideV w:val="single" w:color="auto" w:sz="4"/>
+        </w:tblBorders>
+      </w:tblPr>
+      <w:tblGrid>
+        <w:gridCol w:w="2800"/>
+        <w:gridCol w:w="6560"/>
+      </w:tblGrid>
+      <w:tr>
+        <w:tc>
+          <w:tcPr>
+            <w:tcW w:type="dxa" w:w="2800"/>
+            <w:tcBorders>
+              <w:top w:val="single" w:color="DDDDDD" w:sz="1"/>
+              <w:left w:val="single" w:color="DDDDDD" w:sz="1"/>
+              <w:bottom w:val="single" w:color="DDDDDD" w:sz="1"/>
+              <w:right w:val="single" w:color="DDDDDD" w:sz="1"/>
+            </w:tcBorders>
+            <w:shd w:fill="EAF2FF" w:val="clear"/>
+            <w:tcMar>
+              <w:top w:type="dxa" w:w="100"/>
+              <w:left w:type="dxa" w:w="120"/>
+              <w:bottom w:type="dxa" w:w="100"/>
+              <w:right w:type="dxa" w:w="120"/>
+            </w:tcMar>
+          </w:tcPr>
+          <w:p>
+            <w:r>
+              <w:rPr>
+                <w:rFonts w:ascii="Arial" w:cs="Arial" w:eastAsia="Arial" w:hAnsi="Arial"/>
+                <w:b/>
+                <w:bCs/>
+                <w:color w:val="1A5276"/>
+                <w:sz w:val="20"/>
+                <w:szCs w:val="20"/>
+              </w:rPr>
+              <w:t xml:space="preserve">卸裝時刻</w:t>
+            </w:r>
+          </w:p>
+        </w:tc>
+        <w:tc>
+          <w:tcPr>
+            <w:tcW w:type="dxa" w:w="6560"/>
+            <w:tcBorders>
+              <w:top w:val="single" w:color="DDDDDD" w:sz="1"/>
+              <w:left w:val="single" w:color="DDDDDD" w:sz="1"/>
+              <w:bottom w:val="single" w:color="DDDDDD" w:sz="1"/>
+              <w:right w:val="single" w:color="DDDDDD" w:sz="1"/>
+            </w:tcBorders>
+            <w:shd w:fill="FFFFFF" w:val="clear"/>
+            <w:tcMar>
+              <w:top w:type="dxa" w:w="100"/>
+              <w:left w:type="dxa" w:w="120"/>
+              <w:bottom w:type="dxa" w:w="100"/>
+              <w:right w:type="dxa" w:w="120"/>
+            </w:tcMar>
+          </w:tcPr>
+          <w:p>
+            <w:r>
+              <w:rPr>
+                <w:rFonts w:ascii="Arial" w:cs="Arial" w:eastAsia="Arial" w:hAnsi="Arial"/>
+                <w:color w:val="1A1A1A"/>
+                <w:sz w:val="20"/>
+                <w:szCs w:val="20"/>
+              </w:rPr>
+              <w:t xml:space="preserve">過渡空間中那個短暫的、沒有人看見的自己：坐在馬桶蓋上深呼吸、在車子裡不動五分鐘、盯著捷運窗外的黑暗</w:t>
+            </w:r>
+          </w:p>
+        </w:tc>
+      </w:tr>
+    </w:tbl>
+    <w:p>
+      <w:pPr>
+        <w:spacing w:after="80"/>
+      </w:pPr>
+      <w:r>
+        <w:t xml:space="preserve"/>
+      </w:r>
+    </w:p>
+    <w:p>
+      <w:pPr>
+        <w:spacing w:after="160"/>
+      </w:pPr>
+      <w:r>
+        <w:rPr>
+          <w:rFonts w:ascii="Arial" w:cs="Arial" w:eastAsia="Arial" w:hAnsi="Arial"/>
+          <w:sz w:val="22"/>
+          <w:szCs w:val="22"/>
+        </w:rPr>
+        <w:t xml:space="preserve">✅ 使用這個結構的 SCENE 範例（zh-TW，主題：冒充者症候群）：</w:t>
+      </w:r>
+    </w:p>
+    <w:tbl>
+      <w:tblPr>
+        <w:tblW w:type="dxa" w:w="9360"/>
+        <w:tblBorders>
+          <w:top w:val="single" w:color="auto" w:sz="4"/>
+          <w:left w:val="single" w:color="auto" w:sz="4"/>
+          <w:bottom w:val="single" w:color="auto" w:sz="4"/>
+          <w:right w:val="single" w:color="auto" w:sz="4"/>
+          <w:insideH w:val="single" w:color="auto" w:sz="4"/>
+          <w:insideV w:val="single" w:color="auto" w:sz="4"/>
+        </w:tblBorders>
+      </w:tblPr>
+      <w:tblGrid>
+        <w:gridCol w:w="9360"/>
+      </w:tblGrid>
+      <w:tr>
+        <w:tc>
+          <w:tcPr>
+            <w:tcW w:type="dxa" w:w="9360"/>
+            <w:tcBorders>
+              <w:top w:val="single" w:color="1A5276" w:sz="1"/>
+              <w:left w:val="single" w:color="1A5276" w:sz="12"/>
+              <w:bottom w:val="single" w:color="1A5276" w:sz="1"/>
+              <w:right w:val="single" w:color="1A5276" w:sz="1"/>
+            </w:tcBorders>
+            <w:shd w:fill="EAFAF1" w:val="clear"/>
+            <w:tcMar>
+              <w:top w:type="dxa" w:w="100"/>
+              <w:left w:type="dxa" w:w="200"/>
+              <w:bottom w:type="dxa" w:w="100"/>
+              <w:right w:type="dxa" w:w="120"/>
+            </w:tcMar>
+          </w:tcPr>
+          <w:p>
+            <w:r>
+              <w:rPr>
+                <w:rFonts w:ascii="Arial" w:cs="Arial" w:eastAsia="Arial" w:hAnsi="Arial"/>
+                <w:i/>
+                <w:iCs/>
+                <w:color w:val="1A5276"/>
+                <w:sz w:val="22"/>
+                <w:szCs w:val="22"/>
+              </w:rPr>
+              <w:t xml:space="preserve">那個簡報你報得很好。你知道你報得很好，因為你事前準備了六個小時，因為你把每一個可能的問題都想過一遍。會議室的門關上之後，你往電梯的方向走，然後你在電梯裡站著，看著數字從十二往下跳，想著：他們遲早會發現的。你還不知道發現什麼。只是遲早。</w:t>
+            </w:r>
+          </w:p>
+        </w:tc>
+      </w:tr>
+    </w:tbl>
+    <w:p>
+      <w:pPr>
+        <w:spacing w:after="80"/>
+      </w:pPr>
+      <w:r>
+        <w:t xml:space="preserve"/>
+      </w:r>
+    </w:p>
+    <w:p>
+      <w:pPr>
+        <w:spacing w:after="160"/>
+      </w:pPr>
+      <w:r>
+        <w:rPr>
+          <w:rFonts w:ascii="Arial" w:cs="Arial" w:eastAsia="Arial" w:hAnsi="Arial"/>
+          <w:sz w:val="22"/>
+          <w:szCs w:val="22"/>
+        </w:rPr>
+        <w:t xml:space="preserve">✅ SCENE 範例（zh-HK，主題：職業倦怠）：</w:t>
+      </w:r>
+    </w:p>
+    <w:tbl>
+      <w:tblPr>
+        <w:tblW w:type="dxa" w:w="9360"/>
+        <w:tblBorders>
+          <w:top w:val="single" w:color="auto" w:sz="4"/>
+          <w:left w:val="single" w:color="auto" w:sz="4"/>
+          <w:bottom w:val="single" w:color="auto" w:sz="4"/>
+          <w:right w:val="single" w:color="auto" w:sz="4"/>
+          <w:insideH w:val="single" w:color="auto" w:sz="4"/>
+          <w:insideV w:val="single" w:color="auto" w:sz="4"/>
+        </w:tblBorders>
+      </w:tblPr>
+      <w:tblGrid>
+        <w:gridCol w:w="9360"/>
+      </w:tblGrid>
+      <w:tr>
+        <w:tc>
+          <w:tcPr>
+            <w:tcW w:type="dxa" w:w="9360"/>
+            <w:tcBorders>
+              <w:top w:val="single" w:color="1A5276" w:sz="1"/>
+              <w:left w:val="single" w:color="1A5276" w:sz="12"/>
+              <w:bottom w:val="single" w:color="1A5276" w:sz="1"/>
+              <w:right w:val="single" w:color="1A5276" w:sz="1"/>
+            </w:tcBorders>
+            <w:shd w:fill="EAFAF1" w:val="clear"/>
+            <w:tcMar>
+              <w:top w:type="dxa" w:w="100"/>
+              <w:left w:type="dxa" w:w="200"/>
+              <w:bottom w:type="dxa" w:w="100"/>
+              <w:right w:type="dxa" w:w="120"/>
+            </w:tcMar>
+          </w:tcPr>
+          <w:p>
+            <w:r>
+              <w:rPr>
+                <w:rFonts w:ascii="Arial" w:cs="Arial" w:eastAsia="Arial" w:hAnsi="Arial"/>
+                <w:i/>
+                <w:iCs/>
+                <w:color w:val="1A5276"/>
+                <w:sz w:val="22"/>
+                <w:szCs w:val="22"/>
+              </w:rPr>
+              <w:t xml:space="preserve">你在廁所洗手的時候看到鏡子裡的自己。你不是很確定上一次真正看見自己是什麼時候。你把手擦乾，把門打開，走回去接著開那個你已經不記得第幾次開的會。</w:t>
+            </w:r>
+          </w:p>
+        </w:tc>
+      </w:tr>
+    </w:tbl>
+    <w:p>
+      <w:pPr>
+        <w:spacing w:after="80"/>
+      </w:pPr>
+      <w:r>
+        <w:t xml:space="preserve"/>
+      </w:r>
+    </w:p>
+    <w:p>
+      <w:pPr>
+        <w:spacing w:after="160"/>
+      </w:pPr>
+      <w:r>
+        <w:rPr>
+          <w:rFonts w:ascii="Arial" w:cs="Arial" w:eastAsia="Arial" w:hAnsi="Arial"/>
+          <w:sz w:val="22"/>
+          <w:szCs w:val="22"/>
+        </w:rPr>
+        <w:t xml:space="preserve">✅ SCENE 範例（zh-CN，主題：精神內耗）：</w:t>
+      </w:r>
+    </w:p>
+    <w:tbl>
+      <w:tblPr>
+        <w:tblW w:type="dxa" w:w="9360"/>
+        <w:tblBorders>
+          <w:top w:val="single" w:color="auto" w:sz="4"/>
+          <w:left w:val="single" w:color="auto" w:sz="4"/>
+          <w:bottom w:val="single" w:color="auto" w:sz="4"/>
+          <w:right w:val="single" w:color="auto" w:sz="4"/>
+          <w:insideH w:val="single" w:color="auto" w:sz="4"/>
+          <w:insideV w:val="single" w:color="auto" w:sz="4"/>
+        </w:tblBorders>
+      </w:tblPr>
+      <w:tblGrid>
+        <w:gridCol w:w="9360"/>
+      </w:tblGrid>
+      <w:tr>
+        <w:tc>
+          <w:tcPr>
+            <w:tcW w:type="dxa" w:w="9360"/>
+            <w:tcBorders>
+              <w:top w:val="single" w:color="1A5276" w:sz="1"/>
+              <w:left w:val="single" w:color="1A5276" w:sz="12"/>
+              <w:bottom w:val="single" w:color="1A5276" w:sz="1"/>
+              <w:right w:val="single" w:color="1A5276" w:sz="1"/>
+            </w:tcBorders>
+            <w:shd w:fill="EAFAF1" w:val="clear"/>
+            <w:tcMar>
+              <w:top w:type="dxa" w:w="100"/>
+              <w:left w:type="dxa" w:w="200"/>
+              <w:bottom w:type="dxa" w:w="100"/>
+              <w:right w:type="dxa" w:w="120"/>
+            </w:tcMar>
+          </w:tcPr>
+          <w:p>
+            <w:r>
+              <w:rPr>
+                <w:rFonts w:ascii="Arial" w:cs="Arial" w:eastAsia="Arial" w:hAnsi="Arial"/>
+                <w:i/>
+                <w:iCs/>
+                <w:color w:val="1A5276"/>
+                <w:sz w:val="22"/>
+                <w:szCs w:val="22"/>
+              </w:rPr>
+              <w:t xml:space="preserve">你今天完成了所有的事情。郵件回了，方案改了，周報發了。你關掉電腦的時候是晚上九點半，辦公室還有幾個人還在。你站起來，拿起外套，走向電梯。你不確定自己今天有沒有真正在場過。</w:t>
+            </w:r>
+          </w:p>
+        </w:tc>
+      </w:tr>
+    </w:tbl>
+    <w:p>
+      <w:pPr>
+        <w:spacing w:after="80"/>
+      </w:pPr>
+      <w:r>
+        <w:t xml:space="preserve"/>
+      </w:r>
+    </w:p>
+    <w:p>
+      <w:pPr>
+        <w:pStyle w:val="Heading2"/>
+      </w:pPr>
+      <w:r>
+        <w:rPr>
+          <w:rFonts w:ascii="Arial" w:cs="Arial" w:eastAsia="Arial" w:hAnsi="Arial"/>
+          <w:b/>
+          <w:bCs/>
+          <w:color w:val="1A5276"/>
+          <w:sz w:val="28"/>
+          <w:szCs w:val="28"/>
+        </w:rPr>
+        <w:t xml:space="preserve">12.3 各市場 SCENE 文化細節</w:t>
+      </w:r>
+    </w:p>
+    <w:p>
+      <w:pPr>
+        <w:spacing w:after="160"/>
+      </w:pPr>
+      <w:r>
+        <w:rPr>
+          <w:rFonts w:ascii="Arial" w:cs="Arial" w:eastAsia="Arial" w:hAnsi="Arial"/>
+          <w:b/>
+          <w:bCs/>
+          <w:color w:val="C0392B"/>
+          <w:sz w:val="22"/>
+          <w:szCs w:val="22"/>
+        </w:rPr>
+        <w:t xml:space="preserve">zh-TW 台灣</w:t>
+      </w:r>
+    </w:p>
+    <w:p>
+      <w:pPr>
+        <w:pStyle w:val="ListParagraph"/>
+        <w:numPr>
+          <w:ilvl w:val="0"/>
+          <w:numId w:val="2"/>
+        </w:numPr>
+        <w:spacing w:after="120"/>
+      </w:pPr>
+      <w:r>
+        <w:rPr>
+          <w:rFonts w:ascii="Arial" w:cs="Arial" w:eastAsia="Arial" w:hAnsi="Arial"/>
+          <w:sz w:val="22"/>
+          <w:szCs w:val="22"/>
+        </w:rPr>
+        <w:t xml:space="preserve">家族壓力場景優先使用「媽媽問你什麼時候……」的結構——台灣語境中母親是情緒壓力的主要傳遞者</w:t>
+      </w:r>
+    </w:p>
+    <w:p>
+      <w:pPr>
+        <w:pStyle w:val="ListParagraph"/>
+        <w:numPr>
+          <w:ilvl w:val="0"/>
+          <w:numId w:val="2"/>
+        </w:numPr>
+        <w:spacing w:after="120"/>
+      </w:pPr>
+      <w:r>
+        <w:rPr>
+          <w:rFonts w:ascii="Arial" w:cs="Arial" w:eastAsia="Arial" w:hAnsi="Arial"/>
+          <w:sz w:val="22"/>
+          <w:szCs w:val="22"/>
+        </w:rPr>
+        <w:t xml:space="preserve">科技/新創職場場景：OKR會議、週報、Notion頁面的空白——這些是台灣年輕職場人的日常質地</w:t>
+      </w:r>
+    </w:p>
+    <w:p>
+      <w:pPr>
+        <w:pStyle w:val="ListParagraph"/>
+        <w:numPr>
+          <w:ilvl w:val="0"/>
+          <w:numId w:val="2"/>
+        </w:numPr>
+        <w:spacing w:after="120"/>
+      </w:pPr>
+      <w:r>
+        <w:rPr>
+          <w:rFonts w:ascii="Arial" w:cs="Arial" w:eastAsia="Arial" w:hAnsi="Arial"/>
+          <w:sz w:val="22"/>
+          <w:szCs w:val="22"/>
+        </w:rPr>
+        <w:t xml:space="preserve">捷運是台北的情緒地圖核心——比汽車、比咖啡廳更具代表性</w:t>
+      </w:r>
+    </w:p>
+    <w:p>
+      <w:pPr>
+        <w:pStyle w:val="ListParagraph"/>
+        <w:numPr>
+          <w:ilvl w:val="0"/>
+          <w:numId w:val="2"/>
+        </w:numPr>
+        <w:spacing w:after="120"/>
+      </w:pPr>
+      <w:r>
+        <w:rPr>
+          <w:rFonts w:ascii="Arial" w:cs="Arial" w:eastAsia="Arial" w:hAnsi="Arial"/>
+          <w:sz w:val="22"/>
+          <w:szCs w:val="22"/>
+        </w:rPr>
+        <w:t xml:space="preserve">台灣的場景語氣可以稍微溫柔、留有餘地——不需要香港或大陸場景的那種緊繃</w:t>
+      </w:r>
+    </w:p>
+    <w:p>
+      <w:pPr>
+        <w:spacing w:after="80"/>
+      </w:pPr>
+      <w:r>
+        <w:t xml:space="preserve"/>
+      </w:r>
+    </w:p>
+    <w:p>
+      <w:pPr>
+        <w:spacing w:after="160"/>
+      </w:pPr>
+      <w:r>
+        <w:rPr>
+          <w:rFonts w:ascii="Arial" w:cs="Arial" w:eastAsia="Arial" w:hAnsi="Arial"/>
+          <w:b/>
+          <w:bCs/>
+          <w:color w:val="1A5276"/>
+          <w:sz w:val="22"/>
+          <w:szCs w:val="22"/>
+        </w:rPr>
+        <w:t xml:space="preserve">zh-HK 香港</w:t>
+      </w:r>
+    </w:p>
+    <w:p>
+      <w:pPr>
+        <w:pStyle w:val="ListParagraph"/>
+        <w:numPr>
+          <w:ilvl w:val="0"/>
+          <w:numId w:val="2"/>
+        </w:numPr>
+        <w:spacing w:after="120"/>
+      </w:pPr>
+      <w:r>
+        <w:rPr>
+          <w:rFonts w:ascii="Arial" w:cs="Arial" w:eastAsia="Arial" w:hAnsi="Arial"/>
+          <w:sz w:val="22"/>
+          <w:szCs w:val="22"/>
+        </w:rPr>
+        <w:t xml:space="preserve">香港 SCENE 的基調是壓縮：空間壓縮（細小的公寓、擁擠的車廂）、時間壓縮（截止日期永遠在明天）、選項壓縮（留下還是離開）</w:t>
+      </w:r>
+    </w:p>
+    <w:p>
+      <w:pPr>
+        <w:pStyle w:val="ListParagraph"/>
+        <w:numPr>
+          <w:ilvl w:val="0"/>
+          <w:numId w:val="2"/>
+        </w:numPr>
+        <w:spacing w:after="120"/>
+      </w:pPr>
+      <w:r>
+        <w:rPr>
+          <w:rFonts w:ascii="Arial" w:cs="Arial" w:eastAsia="Arial" w:hAnsi="Arial"/>
+          <w:sz w:val="22"/>
+          <w:szCs w:val="22"/>
+        </w:rPr>
+        <w:t xml:space="preserve">移民焦慮作為背景情緒：不需要直接提移民，但「這個城市還是你的城市嗎」的底色可以在場景質地中滲透</w:t>
+      </w:r>
+    </w:p>
+    <w:p>
+      <w:pPr>
+        <w:pStyle w:val="ListParagraph"/>
+        <w:numPr>
+          <w:ilvl w:val="0"/>
+          <w:numId w:val="2"/>
+        </w:numPr>
+        <w:spacing w:after="120"/>
+      </w:pPr>
+      <w:r>
+        <w:rPr>
+          <w:rFonts w:ascii="Arial" w:cs="Arial" w:eastAsia="Arial" w:hAnsi="Arial"/>
+          <w:sz w:val="22"/>
+          <w:szCs w:val="22"/>
+        </w:rPr>
+        <w:t xml:space="preserve">茶餐廳、港鐵、維港是香港最具辨識度的情緒容器——用具體細節（菠蘿油的溫度、港鐵廣播的聲音）讓場景落地</w:t>
+      </w:r>
+    </w:p>
+    <w:p>
+      <w:pPr>
+        <w:pStyle w:val="ListParagraph"/>
+        <w:numPr>
+          <w:ilvl w:val="0"/>
+          <w:numId w:val="2"/>
+        </w:numPr>
+        <w:spacing w:after="120"/>
+      </w:pPr>
+      <w:r>
+        <w:rPr>
+          <w:rFonts w:ascii="Arial" w:cs="Arial" w:eastAsia="Arial" w:hAnsi="Arial"/>
+          <w:sz w:val="22"/>
+          <w:szCs w:val="22"/>
+        </w:rPr>
+        <w:t xml:space="preserve">粵語韻律感：香港的 SCENE 在節奏上可以更短促、更俐落——不需要長句的餘韻</w:t>
+      </w:r>
+    </w:p>
+    <w:p>
+      <w:pPr>
+        <w:spacing w:after="80"/>
+      </w:pPr>
+      <w:r>
+        <w:t xml:space="preserve"/>
+      </w:r>
+    </w:p>
+    <w:p>
+      <w:pPr>
+        <w:spacing w:after="160"/>
+      </w:pPr>
+      <w:r>
+        <w:rPr>
+          <w:rFonts w:ascii="Arial" w:cs="Arial" w:eastAsia="Arial" w:hAnsi="Arial"/>
+          <w:b/>
+          <w:bCs/>
+          <w:color w:val="0E6655"/>
+          <w:sz w:val="22"/>
+          <w:szCs w:val="22"/>
+        </w:rPr>
+        <w:t xml:space="preserve">zh-SG 新加坡</w:t>
+      </w:r>
+    </w:p>
+    <w:p>
+      <w:pPr>
+        <w:pStyle w:val="ListParagraph"/>
+        <w:numPr>
+          <w:ilvl w:val="0"/>
+          <w:numId w:val="2"/>
+        </w:numPr>
+        <w:spacing w:after="120"/>
+      </w:pPr>
+      <w:r>
+        <w:rPr>
+          <w:rFonts w:ascii="Arial" w:cs="Arial" w:eastAsia="Arial" w:hAnsi="Arial"/>
+          <w:sz w:val="22"/>
+          <w:szCs w:val="22"/>
+        </w:rPr>
+        <w:t xml:space="preserve">組屋（HDB）是新加坡最核心的情緒場景——它同時是家的溫暖和社會分層的標記</w:t>
+      </w:r>
+    </w:p>
+    <w:p>
+      <w:pPr>
+        <w:pStyle w:val="ListParagraph"/>
+        <w:numPr>
+          <w:ilvl w:val="0"/>
+          <w:numId w:val="2"/>
+        </w:numPr>
+        <w:spacing w:after="120"/>
+      </w:pPr>
+      <w:r>
+        <w:rPr>
+          <w:rFonts w:ascii="Arial" w:cs="Arial" w:eastAsia="Arial" w:hAnsi="Arial"/>
+          <w:sz w:val="22"/>
+          <w:szCs w:val="22"/>
+        </w:rPr>
+        <w:t xml:space="preserve">食閣（Hawker Centre）場景：多族裔的嘈雜、熟悉的氣味、一個人坐在角落吃飯——這是新加坡孤獨感的標準姿態</w:t>
+      </w:r>
+    </w:p>
+    <w:p>
+      <w:pPr>
+        <w:pStyle w:val="ListParagraph"/>
+        <w:numPr>
+          <w:ilvl w:val="0"/>
+          <w:numId w:val="2"/>
+        </w:numPr>
+        <w:spacing w:after="120"/>
+      </w:pPr>
+      <w:r>
+        <w:rPr>
+          <w:rFonts w:ascii="Arial" w:cs="Arial" w:eastAsia="Arial" w:hAnsi="Arial"/>
+          <w:sz w:val="22"/>
+          <w:szCs w:val="22"/>
+        </w:rPr>
+        <w:t xml:space="preserve">Kiasu 文化的場景邏輯：不是害怕失敗，而是害怕別人成功而你沒有——場景中的比較往往是隱性的、無聲的</w:t>
+      </w:r>
+    </w:p>
+    <w:p>
+      <w:pPr>
+        <w:pStyle w:val="ListParagraph"/>
+        <w:numPr>
+          <w:ilvl w:val="0"/>
+          <w:numId w:val="2"/>
+        </w:numPr>
+        <w:spacing w:after="120"/>
+      </w:pPr>
+      <w:r>
+        <w:rPr>
+          <w:rFonts w:ascii="Arial" w:cs="Arial" w:eastAsia="Arial" w:hAnsi="Arial"/>
+          <w:sz w:val="22"/>
+          <w:szCs w:val="22"/>
+        </w:rPr>
+        <w:t xml:space="preserve">新加坡場景的雙語質地：思維可以在英語和華語之間切換，這種語言縫隙本身可以成為一個場景細節</w:t>
+      </w:r>
+    </w:p>
+    <w:p>
+      <w:pPr>
+        <w:spacing w:after="80"/>
+      </w:pPr>
+      <w:r>
+        <w:t xml:space="preserve"/>
+      </w:r>
+    </w:p>
+    <w:p>
+      <w:pPr>
+        <w:spacing w:after="160"/>
+      </w:pPr>
+      <w:r>
+        <w:rPr>
+          <w:rFonts w:ascii="Arial" w:cs="Arial" w:eastAsia="Arial" w:hAnsi="Arial"/>
+          <w:b/>
+          <w:bCs/>
+          <w:color w:val="6C3483"/>
+          <w:sz w:val="22"/>
+          <w:szCs w:val="22"/>
+        </w:rPr>
+        <w:t xml:space="preserve">zh-CN 中國大陸</w:t>
+      </w:r>
+    </w:p>
+    <w:p>
+      <w:pPr>
+        <w:pStyle w:val="ListParagraph"/>
+        <w:numPr>
+          <w:ilvl w:val="0"/>
+          <w:numId w:val="2"/>
+        </w:numPr>
+        <w:spacing w:after="120"/>
+      </w:pPr>
+      <w:r>
+        <w:rPr>
+          <w:rFonts w:ascii="Arial" w:cs="Arial" w:eastAsia="Arial" w:hAnsi="Arial"/>
+          <w:sz w:val="22"/>
+          <w:szCs w:val="22"/>
+        </w:rPr>
+        <w:t xml:space="preserve">速度感：大陸場景節奏最快，句子可以最短——這個市場的聽眾最不需要情緒鋪墊，直接進入場景</w:t>
+      </w:r>
+    </w:p>
+    <w:p>
+      <w:pPr>
+        <w:pStyle w:val="ListParagraph"/>
+        <w:numPr>
+          <w:ilvl w:val="0"/>
+          <w:numId w:val="2"/>
+        </w:numPr>
+        <w:spacing w:after="120"/>
+      </w:pPr>
+      <w:r>
+        <w:rPr>
+          <w:rFonts w:ascii="Arial" w:cs="Arial" w:eastAsia="Arial" w:hAnsi="Arial"/>
+          <w:sz w:val="22"/>
+          <w:szCs w:val="22"/>
+        </w:rPr>
+        <w:t xml:space="preserve">城市差異必須具體：北京的場景有官僚氣息和風沙、上海有外資公司的玻璃幕牆和陸家嘴的壓力、深圳有科技園的人造感和移民城市的漂泊感</w:t>
+      </w:r>
+    </w:p>
+    <w:p>
+      <w:pPr>
+        <w:pStyle w:val="ListParagraph"/>
+        <w:numPr>
+          <w:ilvl w:val="0"/>
+          <w:numId w:val="2"/>
+        </w:numPr>
+        <w:spacing w:after="120"/>
+      </w:pPr>
+      <w:r>
+        <w:rPr>
+          <w:rFonts w:ascii="Arial" w:cs="Arial" w:eastAsia="Arial" w:hAnsi="Arial"/>
+          <w:sz w:val="22"/>
+          <w:szCs w:val="22"/>
+        </w:rPr>
+        <w:t xml:space="preserve">手機作為情緒中介：大陸場景中手機（微信、釘釘、小紅書）是最重要的情緒場景道具——許多最真實的情緒發生在盯著螢幕的時候</w:t>
+      </w:r>
+    </w:p>
+    <w:p>
+      <w:pPr>
+        <w:pStyle w:val="ListParagraph"/>
+        <w:numPr>
+          <w:ilvl w:val="0"/>
+          <w:numId w:val="2"/>
+        </w:numPr>
+        <w:spacing w:after="120"/>
+      </w:pPr>
+      <w:r>
+        <w:rPr>
+          <w:rFonts w:ascii="Arial" w:cs="Arial" w:eastAsia="Arial" w:hAnsi="Arial"/>
+          <w:sz w:val="22"/>
+          <w:szCs w:val="22"/>
+        </w:rPr>
+        <w:t xml:space="preserve">35歲數字是一個可以直接使用的場景觸發器：「你今年三十四歲」這一句話在大陸受眾中產生的反應，和英文市場的任何數字都不一樣</w:t>
+      </w:r>
+    </w:p>
+    <w:p>
+      <w:pPr>
+        <w:spacing w:after="80"/>
+      </w:pPr>
+      <w:r>
+        <w:t xml:space="preserve"/>
+      </w:r>
+    </w:p>
+    <w:p>
+      <w:pPr>
+        <w:pStyle w:val="Heading1"/>
+        <w:pageBreakBefore/>
+      </w:pPr>
+      <w:r>
+        <w:rPr>
+          <w:rFonts w:ascii="Arial" w:cs="Arial" w:eastAsia="Arial" w:hAnsi="Arial"/>
+          <w:b/>
+          <w:bCs/>
+          <w:color w:val="1A5276"/>
+          <w:sz w:val="36"/>
+          <w:szCs w:val="36"/>
+        </w:rPr>
+        <w:t xml:space="preserve">§13 故事引擎（ENGINE/STORY）中文文化適配</w:t>
+      </w:r>
+    </w:p>
+    <w:p>
+      <w:pPr>
+        <w:spacing w:after="160"/>
+      </w:pPr>
+      <w:r>
+        <w:rPr>
+          <w:rFonts w:ascii="Arial" w:cs="Arial" w:eastAsia="Arial" w:hAnsi="Arial"/>
+          <w:sz w:val="22"/>
+          <w:szCs w:val="22"/>
+        </w:rPr>
+        <w:t xml:space="preserve">七種引擎在中文市場都有效，但每一種的觸發結構、場景語言、BAND進展方式都需要調整。本節為每種引擎提供中文市場的寫作藍圖。</w:t>
+      </w:r>
+    </w:p>
+    <w:p>
+      <w:pPr>
+        <w:spacing w:after="80"/>
+      </w:pPr>
+      <w:r>
+        <w:t xml:space="preserve"/>
+      </w:r>
+    </w:p>
+    <w:p>
+      <w:pPr>
+        <w:pStyle w:val="Heading2"/>
+      </w:pPr>
+      <w:r>
+        <w:rPr>
+          <w:rFonts w:ascii="Arial" w:cs="Arial" w:eastAsia="Arial" w:hAnsi="Arial"/>
+          <w:b/>
+          <w:bCs/>
+          <w:color w:val="1A5276"/>
+          <w:sz w:val="28"/>
+          <w:szCs w:val="28"/>
+        </w:rPr>
+        <w:t xml:space="preserve">13.1 shame（羞恥引擎）</w:t>
+      </w:r>
+    </w:p>
+    <w:tbl>
+      <w:tblPr>
+        <w:tblW w:type="dxa" w:w="9360"/>
+        <w:tblBorders>
+          <w:top w:val="single" w:color="auto" w:sz="4"/>
+          <w:left w:val="single" w:color="auto" w:sz="4"/>
+          <w:bottom w:val="single" w:color="auto" w:sz="4"/>
+          <w:right w:val="single" w:color="auto" w:sz="4"/>
+          <w:insideH w:val="single" w:color="auto" w:sz="4"/>
+          <w:insideV w:val="single" w:color="auto" w:sz="4"/>
+        </w:tblBorders>
+      </w:tblPr>
+      <w:tblGrid>
+        <w:gridCol w:w="9360"/>
+      </w:tblGrid>
+      <w:tr>
+        <w:tc>
+          <w:tcPr>
+            <w:tcW w:type="dxa" w:w="9360"/>
+            <w:tcBorders>
+              <w:top w:val="single" w:color="C0392B" w:sz="1"/>
+              <w:left w:val="single" w:color="C0392B" w:sz="12"/>
+              <w:bottom w:val="single" w:color="C0392B" w:sz="1"/>
+              <w:right w:val="single" w:color="C0392B" w:sz="1"/>
+            </w:tcBorders>
+            <w:shd w:fill="FDEDEC" w:val="clear"/>
+            <w:tcMar>
+              <w:top w:type="dxa" w:w="100"/>
+              <w:left w:type="dxa" w:w="120"/>
+              <w:bottom w:type="dxa" w:w="100"/>
+              <w:right w:type="dxa" w:w="120"/>
+            </w:tcMar>
+          </w:tcPr>
+          <w:p>
+            <w:r>
+              <w:rPr>
+                <w:rFonts w:ascii="Arial" w:cs="Arial" w:eastAsia="Arial" w:hAnsi="Arial"/>
+                <w:b/>
+                <w:bCs/>
+                <w:color w:val="C0392B"/>
+                <w:sz w:val="22"/>
+                <w:szCs w:val="22"/>
+              </w:rPr>
+              <w:t xml:space="preserve">中文羞恥引擎的核心差異</w:t>
+            </w:r>
+          </w:p>
+        </w:tc>
+      </w:tr>
+      <w:tr>
+        <w:tc>
+          <w:tcPr>
+            <w:tcW w:type="dxa" w:w="9360"/>
+            <w:tcBorders>
+              <w:top w:val="single" w:color="C0392B" w:sz="1"/>
+              <w:left w:val="single" w:color="C0392B" w:sz="12"/>
+              <w:bottom w:val="single" w:color="C0392B" w:sz="1"/>
+              <w:right w:val="single" w:color="C0392B" w:sz="1"/>
+            </w:tcBorders>
+            <w:shd w:fill="FDEDEC" w:val="clear"/>
+            <w:tcMar>
+              <w:top w:type="dxa" w:w="100"/>
+              <w:left w:type="dxa" w:w="120"/>
+              <w:bottom w:type="dxa" w:w="100"/>
+              <w:right w:type="dxa" w:w="120"/>
+            </w:tcMar>
+          </w:tcPr>
+          <w:p>
+            <w:r>
+              <w:rPr>
+                <w:rFonts w:ascii="Arial" w:cs="Arial" w:eastAsia="Arial" w:hAnsi="Arial"/>
+                <w:color w:val="1A1A1A"/>
+                <w:sz w:val="20"/>
+                <w:szCs w:val="20"/>
+              </w:rPr>
+              <w:t xml:space="preserve">英文：私人的內在聲音——「我是有問題的人」——自己對自己說</w:t>
+            </w:r>
+          </w:p>
+        </w:tc>
+      </w:tr>
+      <w:tr>
+        <w:tc>
+          <w:tcPr>
+            <w:tcW w:type="dxa" w:w="9360"/>
+            <w:tcBorders>
+              <w:top w:val="single" w:color="C0392B" w:sz="1"/>
+              <w:left w:val="single" w:color="C0392B" w:sz="12"/>
+              <w:bottom w:val="single" w:color="C0392B" w:sz="1"/>
+              <w:right w:val="single" w:color="C0392B" w:sz="1"/>
+            </w:tcBorders>
+            <w:shd w:fill="FDEDEC" w:val="clear"/>
+            <w:tcMar>
+              <w:top w:type="dxa" w:w="100"/>
+              <w:left w:type="dxa" w:w="120"/>
+              <w:bottom w:type="dxa" w:w="100"/>
+              <w:right w:type="dxa" w:w="120"/>
+            </w:tcMar>
+          </w:tcPr>
+          <w:p>
+            <w:r>
+              <w:rPr>
+                <w:rFonts w:ascii="Arial" w:cs="Arial" w:eastAsia="Arial" w:hAnsi="Arial"/>
+                <w:color w:val="1A1A1A"/>
+                <w:sz w:val="20"/>
+                <w:szCs w:val="20"/>
+              </w:rPr>
+              <w:t xml:space="preserve">中文：社會性的表演破損——「他們會怎麼看我」——在目擊者面前或想像的目擊者面前</w:t>
+            </w:r>
+          </w:p>
+        </w:tc>
+      </w:tr>
+      <w:tr>
+        <w:tc>
+          <w:tcPr>
+            <w:tcW w:type="dxa" w:w="9360"/>
+            <w:tcBorders>
+              <w:top w:val="single" w:color="C0392B" w:sz="1"/>
+              <w:left w:val="single" w:color="C0392B" w:sz="12"/>
+              <w:bottom w:val="single" w:color="C0392B" w:sz="1"/>
+              <w:right w:val="single" w:color="C0392B" w:sz="1"/>
+            </w:tcBorders>
+            <w:shd w:fill="FDEDEC" w:val="clear"/>
+            <w:tcMar>
+              <w:top w:type="dxa" w:w="100"/>
+              <w:left w:type="dxa" w:w="120"/>
+              <w:bottom w:type="dxa" w:w="100"/>
+              <w:right w:type="dxa" w:w="120"/>
+            </w:tcMar>
+          </w:tcPr>
+          <w:p>
+            <w:r>
+              <w:rPr>
+                <w:rFonts w:ascii="Arial" w:cs="Arial" w:eastAsia="Arial" w:hAnsi="Arial"/>
+                <w:color w:val="1A1A1A"/>
+                <w:sz w:val="20"/>
+                <w:szCs w:val="20"/>
+              </w:rPr>
+              <w:t xml:space="preserve">中文羞恥的位置不在內心，在臉上；不在獨處時，在被看見的時刻</w:t>
+            </w:r>
+          </w:p>
+        </w:tc>
+      </w:tr>
+    </w:tbl>
+    <w:p>
+      <w:pPr>
+        <w:spacing w:after="80"/>
+      </w:pPr>
+      <w:r>
+        <w:t xml:space="preserve"/>
+      </w:r>
+    </w:p>
+    <w:p>
+      <w:pPr>
+        <w:spacing w:after="160"/>
+      </w:pPr>
+      <w:r>
+        <w:rPr>
+          <w:rFonts w:ascii="Arial" w:cs="Arial" w:eastAsia="Arial" w:hAnsi="Arial"/>
+          <w:sz w:val="22"/>
+          <w:szCs w:val="22"/>
+        </w:rPr>
+        <w:t xml:space="preserve">中文 shame 引擎 STORY 的結構：</w:t>
+      </w:r>
+    </w:p>
+    <w:p>
+      <w:pPr>
+        <w:pStyle w:val="ListParagraph"/>
+        <w:numPr>
+          <w:ilvl w:val="0"/>
+          <w:numId w:val="3"/>
+        </w:numPr>
+        <w:spacing w:after="120"/>
+      </w:pPr>
+      <w:r>
+        <w:rPr>
+          <w:rFonts w:ascii="Arial" w:cs="Arial" w:eastAsia="Arial" w:hAnsi="Arial"/>
+          <w:sz w:val="22"/>
+          <w:szCs w:val="22"/>
+        </w:rPr>
+        <w:t xml:space="preserve">有一個具體的目擊者（父母、主管、同事、伴侶、親戚）或想像中的目擊者</w:t>
+      </w:r>
+    </w:p>
+    <w:p>
+      <w:pPr>
+        <w:pStyle w:val="ListParagraph"/>
+        <w:numPr>
+          <w:ilvl w:val="0"/>
+          <w:numId w:val="3"/>
+        </w:numPr>
+        <w:spacing w:after="120"/>
+      </w:pPr>
+      <w:r>
+        <w:rPr>
+          <w:rFonts w:ascii="Arial" w:cs="Arial" w:eastAsia="Arial" w:hAnsi="Arial"/>
+          <w:sz w:val="22"/>
+          <w:szCs w:val="22"/>
+        </w:rPr>
+        <w:t xml:space="preserve">角色在這個目擊者面前說了一個「沒事」——一個用來保持面子的表演</w:t>
+      </w:r>
+    </w:p>
+    <w:p>
+      <w:pPr>
+        <w:pStyle w:val="ListParagraph"/>
+        <w:numPr>
+          <w:ilvl w:val="0"/>
+          <w:numId w:val="3"/>
+        </w:numPr>
+        <w:spacing w:after="120"/>
+      </w:pPr>
+      <w:r>
+        <w:rPr>
+          <w:rFonts w:ascii="Arial" w:cs="Arial" w:eastAsia="Arial" w:hAnsi="Arial"/>
+          <w:sz w:val="22"/>
+          <w:szCs w:val="22"/>
+        </w:rPr>
+        <w:t xml:space="preserve">但那個「沒事」卡在喉嚨裡——身體記錄了這個謊言的代價</w:t>
+      </w:r>
+    </w:p>
+    <w:p>
+      <w:pPr>
+        <w:pStyle w:val="ListParagraph"/>
+        <w:numPr>
+          <w:ilvl w:val="0"/>
+          <w:numId w:val="3"/>
+        </w:numPr>
+        <w:spacing w:after="120"/>
+      </w:pPr>
+      <w:r>
+        <w:rPr>
+          <w:rFonts w:ascii="Arial" w:cs="Arial" w:eastAsia="Arial" w:hAnsi="Arial"/>
+          <w:sz w:val="22"/>
+          <w:szCs w:val="22"/>
+        </w:rPr>
+        <w:t xml:space="preserve">引擎的機制是：維持面子需要消耗能量，而這個消耗是看不見的、沒有人承認的</w:t>
+      </w:r>
+    </w:p>
+    <w:p>
+      <w:pPr>
+        <w:spacing w:after="80"/>
+      </w:pPr>
+      <w:r>
+        <w:t xml:space="preserve"/>
+      </w:r>
+    </w:p>
+    <w:p>
+      <w:pPr>
+        <w:spacing w:after="160"/>
+      </w:pPr>
+      <w:r>
+        <w:rPr>
+          <w:rFonts w:ascii="Arial" w:cs="Arial" w:eastAsia="Arial" w:hAnsi="Arial"/>
+          <w:sz w:val="22"/>
+          <w:szCs w:val="22"/>
+        </w:rPr>
+        <w:t xml:space="preserve">各 BAND 寫法示範（zh-TW，角色：都市職場女性，主題：自我價值）：</w:t>
+      </w:r>
+    </w:p>
+    <w:p>
+      <w:pPr>
+        <w:spacing w:after="80"/>
+      </w:pPr>
+      <w:r>
+        <w:t xml:space="preserve"/>
+      </w:r>
+    </w:p>
+    <w:p>
+      <w:pPr>
+        <w:spacing w:after="160"/>
+      </w:pPr>
+      <w:r>
+        <w:rPr>
+          <w:rFonts w:ascii="Arial" w:cs="Arial" w:eastAsia="Arial" w:hAnsi="Arial"/>
+          <w:b/>
+          <w:bCs/>
+          <w:color w:val="0E6655"/>
+          <w:sz w:val="22"/>
+          <w:szCs w:val="22"/>
+        </w:rPr>
+        <w:t xml:space="preserve">BAND 1（靜默觀察）</w:t>
+      </w:r>
+    </w:p>
+    <w:tbl>
+      <w:tblPr>
+        <w:tblW w:type="dxa" w:w="9360"/>
+        <w:tblBorders>
+          <w:top w:val="single" w:color="auto" w:sz="4"/>
+          <w:left w:val="single" w:color="auto" w:sz="4"/>
+          <w:bottom w:val="single" w:color="auto" w:sz="4"/>
+          <w:right w:val="single" w:color="auto" w:sz="4"/>
+          <w:insideH w:val="single" w:color="auto" w:sz="4"/>
+          <w:insideV w:val="single" w:color="auto" w:sz="4"/>
+        </w:tblBorders>
+      </w:tblPr>
+      <w:tblGrid>
+        <w:gridCol w:w="9360"/>
+      </w:tblGrid>
+      <w:tr>
+        <w:tc>
+          <w:tcPr>
+            <w:tcW w:type="dxa" w:w="9360"/>
+            <w:tcBorders>
+              <w:top w:val="single" w:color="1A5276" w:sz="1"/>
+              <w:left w:val="single" w:color="1A5276" w:sz="12"/>
+              <w:bottom w:val="single" w:color="1A5276" w:sz="1"/>
+              <w:right w:val="single" w:color="1A5276" w:sz="1"/>
+            </w:tcBorders>
+            <w:shd w:fill="EAFAF1" w:val="clear"/>
+            <w:tcMar>
+              <w:top w:type="dxa" w:w="100"/>
+              <w:left w:type="dxa" w:w="200"/>
+              <w:bottom w:type="dxa" w:w="100"/>
+              <w:right w:type="dxa" w:w="120"/>
+            </w:tcMar>
+          </w:tcPr>
+          <w:p>
+            <w:r>
+              <w:rPr>
+                <w:rFonts w:ascii="Arial" w:cs="Arial" w:eastAsia="Arial" w:hAnsi="Arial"/>
+                <w:i/>
+                <w:iCs/>
+                <w:color w:val="1A5276"/>
+                <w:sz w:val="22"/>
+                <w:szCs w:val="22"/>
+              </w:rPr>
+              <w:t xml:space="preserve">你媽媽昨天問你男朋友的事，你說「還在看」，她說「哦」，然後話題就換了。你繼續吃飯。你覺得那個「哦」裡面有什麼東西。你不確定是什麼。</w:t>
+            </w:r>
+          </w:p>
+        </w:tc>
+      </w:tr>
+    </w:tbl>
+    <w:p>
+      <w:pPr>
+        <w:spacing w:after="80"/>
+      </w:pPr>
+      <w:r>
+        <w:t xml:space="preserve"/>
+      </w:r>
+    </w:p>
+    <w:p>
+      <w:pPr>
+        <w:spacing w:after="160"/>
+      </w:pPr>
+      <w:r>
+        <w:rPr>
+          <w:rFonts w:ascii="Arial" w:cs="Arial" w:eastAsia="Arial" w:hAnsi="Arial"/>
+          <w:b/>
+          <w:bCs/>
+          <w:color w:val="1A5276"/>
+          <w:sz w:val="22"/>
+          <w:szCs w:val="22"/>
+        </w:rPr>
+        <w:t xml:space="preserve">BAND 3（機制顯現）</w:t>
+      </w:r>
+    </w:p>
+    <w:tbl>
+      <w:tblPr>
+        <w:tblW w:type="dxa" w:w="9360"/>
+        <w:tblBorders>
+          <w:top w:val="single" w:color="auto" w:sz="4"/>
+          <w:left w:val="single" w:color="auto" w:sz="4"/>
+          <w:bottom w:val="single" w:color="auto" w:sz="4"/>
+          <w:right w:val="single" w:color="auto" w:sz="4"/>
+          <w:insideH w:val="single" w:color="auto" w:sz="4"/>
+          <w:insideV w:val="single" w:color="auto" w:sz="4"/>
+        </w:tblBorders>
+      </w:tblPr>
+      <w:tblGrid>
+        <w:gridCol w:w="9360"/>
+      </w:tblGrid>
+      <w:tr>
+        <w:tc>
+          <w:tcPr>
+            <w:tcW w:type="dxa" w:w="9360"/>
+            <w:tcBorders>
+              <w:top w:val="single" w:color="1A5276" w:sz="1"/>
+              <w:left w:val="single" w:color="1A5276" w:sz="12"/>
+              <w:bottom w:val="single" w:color="1A5276" w:sz="1"/>
+              <w:right w:val="single" w:color="1A5276" w:sz="1"/>
+            </w:tcBorders>
+            <w:shd w:fill="EAF2FF" w:val="clear"/>
+            <w:tcMar>
+              <w:top w:type="dxa" w:w="100"/>
+              <w:left w:type="dxa" w:w="200"/>
+              <w:bottom w:type="dxa" w:w="100"/>
+              <w:right w:type="dxa" w:w="120"/>
+            </w:tcMar>
+          </w:tcPr>
+          <w:p>
+            <w:r>
+              <w:rPr>
+                <w:rFonts w:ascii="Arial" w:cs="Arial" w:eastAsia="Arial" w:hAnsi="Arial"/>
+                <w:i/>
+                <w:iCs/>
+                <w:color w:val="1A5276"/>
+                <w:sz w:val="22"/>
+                <w:szCs w:val="22"/>
+              </w:rPr>
+              <w:t xml:space="preserve">你在那種聚會上有一套標準的答案。幾歲、做什麼、薪水大概多少——你的版本，微調過的。你知道哪個版本讓人放心，哪個版本讓氣氛尷尬。你已經不記得自己什麼時候開始維護兩個版本的自己了。</w:t>
+            </w:r>
+          </w:p>
+        </w:tc>
+      </w:tr>
+    </w:tbl>
+    <w:p>
+      <w:pPr>
+        <w:spacing w:after="80"/>
+      </w:pPr>
+      <w:r>
+        <w:t xml:space="preserve"/>
+      </w:r>
+    </w:p>
+    <w:p>
+      <w:pPr>
+        <w:spacing w:after="160"/>
+      </w:pPr>
+      <w:r>
+        <w:rPr>
+          <w:rFonts w:ascii="Arial" w:cs="Arial" w:eastAsia="Arial" w:hAnsi="Arial"/>
+          <w:b/>
+          <w:bCs/>
+          <w:color w:val="C0392B"/>
+          <w:sz w:val="22"/>
+          <w:szCs w:val="22"/>
+        </w:rPr>
+        <w:t xml:space="preserve">BAND 5（高峰張力）</w:t>
+      </w:r>
+    </w:p>
+    <w:tbl>
+      <w:tblPr>
+        <w:tblW w:type="dxa" w:w="9360"/>
+        <w:tblBorders>
+          <w:top w:val="single" w:color="auto" w:sz="4"/>
+          <w:left w:val="single" w:color="auto" w:sz="4"/>
+          <w:bottom w:val="single" w:color="auto" w:sz="4"/>
+          <w:right w:val="single" w:color="auto" w:sz="4"/>
+          <w:insideH w:val="single" w:color="auto" w:sz="4"/>
+          <w:insideV w:val="single" w:color="auto" w:sz="4"/>
+        </w:tblBorders>
+      </w:tblPr>
+      <w:tblGrid>
+        <w:gridCol w:w="9360"/>
+      </w:tblGrid>
+      <w:tr>
+        <w:tc>
+          <w:tcPr>
+            <w:tcW w:type="dxa" w:w="9360"/>
+            <w:tcBorders>
+              <w:top w:val="single" w:color="1A5276" w:sz="1"/>
+              <w:left w:val="single" w:color="1A5276" w:sz="12"/>
+              <w:bottom w:val="single" w:color="1A5276" w:sz="1"/>
+              <w:right w:val="single" w:color="1A5276" w:sz="1"/>
+            </w:tcBorders>
+            <w:shd w:fill="FDEDEC" w:val="clear"/>
+            <w:tcMar>
+              <w:top w:type="dxa" w:w="100"/>
+              <w:left w:type="dxa" w:w="200"/>
+              <w:bottom w:type="dxa" w:w="100"/>
+              <w:right w:type="dxa" w:w="120"/>
+            </w:tcMar>
+          </w:tcPr>
+          <w:p>
+            <w:r>
+              <w:rPr>
+                <w:rFonts w:ascii="Arial" w:cs="Arial" w:eastAsia="Arial" w:hAnsi="Arial"/>
+                <w:i/>
+                <w:iCs/>
+                <w:color w:val="1A5276"/>
+                <w:sz w:val="22"/>
+                <w:szCs w:val="22"/>
+              </w:rPr>
+              <w:t xml:space="preserve">那天你媽打電話來，問你同事阿玲的婚禮你去了沒，然後說：「她媽媽說她老公是工程師，在竹科，條件很好。」你說嗯。你掛掉電話，在捷運上站著，發現你手握著手機握得很緊。你不知道那個緊是什麼，但它不只是在手上。</w:t>
+            </w:r>
+          </w:p>
+        </w:tc>
+      </w:tr>
+    </w:tbl>
+    <w:p>
+      <w:pPr>
+        <w:spacing w:after="80"/>
+      </w:pPr>
+      <w:r>
+        <w:t xml:space="preserve"/>
+      </w:r>
+    </w:p>
+    <w:p>
+      <w:pPr>
+        <w:pStyle w:val="Heading2"/>
+      </w:pPr>
+      <w:r>
+        <w:rPr>
+          <w:rFonts w:ascii="Arial" w:cs="Arial" w:eastAsia="Arial" w:hAnsi="Arial"/>
+          <w:b/>
+          <w:bCs/>
+          <w:color w:val="1A5276"/>
+          <w:sz w:val="28"/>
+          <w:szCs w:val="28"/>
+        </w:rPr>
+        <w:t xml:space="preserve">13.2 comparison（比較引擎）</w:t>
+      </w:r>
+    </w:p>
+    <w:tbl>
+      <w:tblPr>
+        <w:tblW w:type="dxa" w:w="9360"/>
+        <w:tblBorders>
+          <w:top w:val="single" w:color="auto" w:sz="4"/>
+          <w:left w:val="single" w:color="auto" w:sz="4"/>
+          <w:bottom w:val="single" w:color="auto" w:sz="4"/>
+          <w:right w:val="single" w:color="auto" w:sz="4"/>
+          <w:insideH w:val="single" w:color="auto" w:sz="4"/>
+          <w:insideV w:val="single" w:color="auto" w:sz="4"/>
+        </w:tblBorders>
+      </w:tblPr>
+      <w:tblGrid>
+        <w:gridCol w:w="9360"/>
+      </w:tblGrid>
+      <w:tr>
+        <w:tc>
+          <w:tcPr>
+            <w:tcW w:type="dxa" w:w="9360"/>
+            <w:tcBorders>
+              <w:top w:val="single" w:color="6C3483" w:sz="1"/>
+              <w:left w:val="single" w:color="6C3483" w:sz="12"/>
+              <w:bottom w:val="single" w:color="6C3483" w:sz="1"/>
+              <w:right w:val="single" w:color="6C3483" w:sz="1"/>
+            </w:tcBorders>
+            <w:shd w:fill="F5EEF8" w:val="clear"/>
+            <w:tcMar>
+              <w:top w:type="dxa" w:w="100"/>
+              <w:left w:type="dxa" w:w="120"/>
+              <w:bottom w:type="dxa" w:w="100"/>
+              <w:right w:type="dxa" w:w="120"/>
+            </w:tcMar>
+          </w:tcPr>
+          <w:p>
+            <w:r>
+              <w:rPr>
+                <w:rFonts w:ascii="Arial" w:cs="Arial" w:eastAsia="Arial" w:hAnsi="Arial"/>
+                <w:b/>
+                <w:bCs/>
+                <w:color w:val="6C3483"/>
+                <w:sz w:val="22"/>
+                <w:szCs w:val="22"/>
+              </w:rPr>
+              <w:t xml:space="preserve">中文比較引擎：必須指名具體的比較軸</w:t>
+            </w:r>
+          </w:p>
+        </w:tc>
+      </w:tr>
+      <w:tr>
+        <w:tc>
+          <w:tcPr>
+            <w:tcW w:type="dxa" w:w="9360"/>
+            <w:tcBorders>
+              <w:top w:val="single" w:color="6C3483" w:sz="1"/>
+              <w:left w:val="single" w:color="6C3483" w:sz="12"/>
+              <w:bottom w:val="single" w:color="6C3483" w:sz="1"/>
+              <w:right w:val="single" w:color="6C3483" w:sz="1"/>
+            </w:tcBorders>
+            <w:shd w:fill="F5EEF8" w:val="clear"/>
+            <w:tcMar>
+              <w:top w:type="dxa" w:w="100"/>
+              <w:left w:type="dxa" w:w="120"/>
+              <w:bottom w:type="dxa" w:w="100"/>
+              <w:right w:type="dxa" w:w="120"/>
+            </w:tcMar>
+          </w:tcPr>
+          <w:p>
+            <w:r>
+              <w:rPr>
+                <w:rFonts w:ascii="Arial" w:cs="Arial" w:eastAsia="Arial" w:hAnsi="Arial"/>
+                <w:color w:val="1A1A1A"/>
+                <w:sz w:val="20"/>
+                <w:szCs w:val="20"/>
+              </w:rPr>
+              <w:t xml:space="preserve">英文：模糊的他人——「別人好像都過得更好」</w:t>
+            </w:r>
+          </w:p>
+        </w:tc>
+      </w:tr>
+      <w:tr>
+        <w:tc>
+          <w:tcPr>
+            <w:tcW w:type="dxa" w:w="9360"/>
+            <w:tcBorders>
+              <w:top w:val="single" w:color="6C3483" w:sz="1"/>
+              <w:left w:val="single" w:color="6C3483" w:sz="12"/>
+              <w:bottom w:val="single" w:color="6C3483" w:sz="1"/>
+              <w:right w:val="single" w:color="6C3483" w:sz="1"/>
+            </w:tcBorders>
+            <w:shd w:fill="F5EEF8" w:val="clear"/>
+            <w:tcMar>
+              <w:top w:type="dxa" w:w="100"/>
+              <w:left w:type="dxa" w:w="120"/>
+              <w:bottom w:type="dxa" w:w="100"/>
+              <w:right w:type="dxa" w:w="120"/>
+            </w:tcMar>
+          </w:tcPr>
+          <w:p>
+            <w:r>
+              <w:rPr>
+                <w:rFonts w:ascii="Arial" w:cs="Arial" w:eastAsia="Arial" w:hAnsi="Arial"/>
+                <w:color w:val="1A1A1A"/>
+                <w:sz w:val="20"/>
+                <w:szCs w:val="20"/>
+              </w:rPr>
+              <w:t xml:space="preserve">中文：具體的賽道——住了多大的房子、幾歲結婚、父母提起哪個名字</w:t>
+            </w:r>
+          </w:p>
+        </w:tc>
+      </w:tr>
+      <w:tr>
+        <w:tc>
+          <w:tcPr>
+            <w:tcW w:type="dxa" w:w="9360"/>
+            <w:tcBorders>
+              <w:top w:val="single" w:color="6C3483" w:sz="1"/>
+              <w:left w:val="single" w:color="6C3483" w:sz="12"/>
+              <w:bottom w:val="single" w:color="6C3483" w:sz="1"/>
+              <w:right w:val="single" w:color="6C3483" w:sz="1"/>
+            </w:tcBorders>
+            <w:shd w:fill="F5EEF8" w:val="clear"/>
+            <w:tcMar>
+              <w:top w:type="dxa" w:w="100"/>
+              <w:left w:type="dxa" w:w="120"/>
+              <w:bottom w:type="dxa" w:w="100"/>
+              <w:right w:type="dxa" w:w="120"/>
+            </w:tcMar>
+          </w:tcPr>
+          <w:p>
+            <w:r>
+              <w:rPr>
+                <w:rFonts w:ascii="Arial" w:cs="Arial" w:eastAsia="Arial" w:hAnsi="Arial"/>
+                <w:color w:val="1A1A1A"/>
+                <w:sz w:val="20"/>
+                <w:szCs w:val="20"/>
+              </w:rPr>
+              <w:t xml:space="preserve">不同市場的主要比較軸不同——必須對應市場寫具體賽道</w:t>
+            </w:r>
+          </w:p>
+        </w:tc>
+      </w:tr>
+    </w:tbl>
+    <w:p>
+      <w:pPr>
+        <w:spacing w:after="80"/>
+      </w:pPr>
+      <w:r>
+        <w:t xml:space="preserve"/>
+      </w:r>
+    </w:p>
+    <w:p>
+      <w:pPr>
+        <w:spacing w:after="160"/>
+      </w:pPr>
+      <w:r>
+        <w:rPr>
+          <w:rFonts w:ascii="Arial" w:cs="Arial" w:eastAsia="Arial" w:hAnsi="Arial"/>
+          <w:sz w:val="22"/>
+          <w:szCs w:val="22"/>
+        </w:rPr>
+        <w:t xml:space="preserve">各市場的主要比較賽道：</w:t>
+      </w:r>
+    </w:p>
+    <w:tbl>
+      <w:tblPr>
+        <w:tblW w:type="dxa" w:w="9360"/>
+        <w:tblBorders>
+          <w:top w:val="single" w:color="auto" w:sz="4"/>
+          <w:left w:val="single" w:color="auto" w:sz="4"/>
+          <w:bottom w:val="single" w:color="auto" w:sz="4"/>
+          <w:right w:val="single" w:color="auto" w:sz="4"/>
+          <w:insideH w:val="single" w:color="auto" w:sz="4"/>
+          <w:insideV w:val="single" w:color="auto" w:sz="4"/>
+        </w:tblBorders>
+      </w:tblPr>
+      <w:tblGrid>
+        <w:gridCol w:w="2800"/>
+        <w:gridCol w:w="6560"/>
+      </w:tblGrid>
+      <w:tr>
+        <w:tc>
+          <w:tcPr>
+            <w:tcW w:type="dxa" w:w="2800"/>
+            <w:tcBorders>
+              <w:top w:val="single" w:color="DDDDDD" w:sz="1"/>
+              <w:left w:val="single" w:color="DDDDDD" w:sz="1"/>
+              <w:bottom w:val="single" w:color="DDDDDD" w:sz="1"/>
+              <w:right w:val="single" w:color="DDDDDD" w:sz="1"/>
+            </w:tcBorders>
+            <w:shd w:fill="EAF2FF" w:val="clear"/>
+            <w:tcMar>
+              <w:top w:type="dxa" w:w="100"/>
+              <w:left w:type="dxa" w:w="120"/>
+              <w:bottom w:type="dxa" w:w="100"/>
+              <w:right w:type="dxa" w:w="120"/>
+            </w:tcMar>
+          </w:tcPr>
+          <w:p>
+            <w:r>
+              <w:rPr>
+                <w:rFonts w:ascii="Arial" w:cs="Arial" w:eastAsia="Arial" w:hAnsi="Arial"/>
+                <w:b/>
+                <w:bCs/>
+                <w:color w:val="1A5276"/>
+                <w:sz w:val="20"/>
+                <w:szCs w:val="20"/>
+              </w:rPr>
+              <w:t xml:space="preserve">zh-TW 台灣</w:t>
+            </w:r>
+          </w:p>
+        </w:tc>
+        <w:tc>
+          <w:tcPr>
+            <w:tcW w:type="dxa" w:w="6560"/>
+            <w:tcBorders>
+              <w:top w:val="single" w:color="DDDDDD" w:sz="1"/>
+              <w:left w:val="single" w:color="DDDDDD" w:sz="1"/>
+              <w:bottom w:val="single" w:color="DDDDDD" w:sz="1"/>
+              <w:right w:val="single" w:color="DDDDDD" w:sz="1"/>
+            </w:tcBorders>
+            <w:shd w:fill="FFFFFF" w:val="clear"/>
+            <w:tcMar>
+              <w:top w:type="dxa" w:w="100"/>
+              <w:left w:type="dxa" w:w="120"/>
+              <w:bottom w:type="dxa" w:w="100"/>
+              <w:right w:type="dxa" w:w="120"/>
+            </w:tcMar>
+          </w:tcPr>
+          <w:p>
+            <w:r>
+              <w:rPr>
+                <w:rFonts w:ascii="Arial" w:cs="Arial" w:eastAsia="Arial" w:hAnsi="Arial"/>
+                <w:color w:val="1A1A1A"/>
+                <w:sz w:val="20"/>
+                <w:szCs w:val="20"/>
+              </w:rPr>
+              <w:t xml:space="preserve">婚育時間軸（幾歲前要結婚）、買房（台北的房價幾乎等於放棄）、父母提起的「別人家的孩子」——通常是表兄弟姐妹或同學</w:t>
+            </w:r>
+          </w:p>
+        </w:tc>
+      </w:tr>
+    </w:tbl>
+    <w:p>
+      <w:pPr>
+        <w:spacing w:after="80"/>
+      </w:pPr>
+      <w:r>
+        <w:t xml:space="preserve"/>
+      </w:r>
+    </w:p>
+    <w:tbl>
+      <w:tblPr>
+        <w:tblW w:type="dxa" w:w="9360"/>
+        <w:tblBorders>
+          <w:top w:val="single" w:color="auto" w:sz="4"/>
+          <w:left w:val="single" w:color="auto" w:sz="4"/>
+          <w:bottom w:val="single" w:color="auto" w:sz="4"/>
+          <w:right w:val="single" w:color="auto" w:sz="4"/>
+          <w:insideH w:val="single" w:color="auto" w:sz="4"/>
+          <w:insideV w:val="single" w:color="auto" w:sz="4"/>
+        </w:tblBorders>
+      </w:tblPr>
+      <w:tblGrid>
+        <w:gridCol w:w="2800"/>
+        <w:gridCol w:w="6560"/>
+      </w:tblGrid>
+      <w:tr>
+        <w:tc>
+          <w:tcPr>
+            <w:tcW w:type="dxa" w:w="2800"/>
+            <w:tcBorders>
+              <w:top w:val="single" w:color="DDDDDD" w:sz="1"/>
+              <w:left w:val="single" w:color="DDDDDD" w:sz="1"/>
+              <w:bottom w:val="single" w:color="DDDDDD" w:sz="1"/>
+              <w:right w:val="single" w:color="DDDDDD" w:sz="1"/>
+            </w:tcBorders>
+            <w:shd w:fill="EAF2FF" w:val="clear"/>
+            <w:tcMar>
+              <w:top w:type="dxa" w:w="100"/>
+              <w:left w:type="dxa" w:w="120"/>
+              <w:bottom w:type="dxa" w:w="100"/>
+              <w:right w:type="dxa" w:w="120"/>
+            </w:tcMar>
+          </w:tcPr>
+          <w:p>
+            <w:r>
+              <w:rPr>
+                <w:rFonts w:ascii="Arial" w:cs="Arial" w:eastAsia="Arial" w:hAnsi="Arial"/>
+                <w:b/>
+                <w:bCs/>
+                <w:color w:val="1A5276"/>
+                <w:sz w:val="20"/>
+                <w:szCs w:val="20"/>
+              </w:rPr>
+              <w:t xml:space="preserve">zh-HK 香港</w:t>
+            </w:r>
+          </w:p>
+        </w:tc>
+        <w:tc>
+          <w:tcPr>
+            <w:tcW w:type="dxa" w:w="6560"/>
+            <w:tcBorders>
+              <w:top w:val="single" w:color="DDDDDD" w:sz="1"/>
+              <w:left w:val="single" w:color="DDDDDD" w:sz="1"/>
+              <w:bottom w:val="single" w:color="DDDDDD" w:sz="1"/>
+              <w:right w:val="single" w:color="DDDDDD" w:sz="1"/>
+            </w:tcBorders>
+            <w:shd w:fill="FFFFFF" w:val="clear"/>
+            <w:tcMar>
+              <w:top w:type="dxa" w:w="100"/>
+              <w:left w:type="dxa" w:w="120"/>
+              <w:bottom w:type="dxa" w:w="100"/>
+              <w:right w:type="dxa" w:w="120"/>
+            </w:tcMar>
+          </w:tcPr>
+          <w:p>
+            <w:r>
+              <w:rPr>
+                <w:rFonts w:ascii="Arial" w:cs="Arial" w:eastAsia="Arial" w:hAnsi="Arial"/>
+                <w:color w:val="1A1A1A"/>
+                <w:sz w:val="20"/>
+                <w:szCs w:val="20"/>
+              </w:rPr>
+              <w:t xml:space="preserve">房產（租還是買，住幾坪）、移民（留下還是走，走了的人過得好嗎）、薪水與職級的精確比較</w:t>
+            </w:r>
+          </w:p>
+        </w:tc>
+      </w:tr>
+    </w:tbl>
+    <w:p>
+      <w:pPr>
+        <w:spacing w:after="80"/>
+      </w:pPr>
+      <w:r>
+        <w:t xml:space="preserve"/>
+      </w:r>
+    </w:p>
+    <w:tbl>
+      <w:tblPr>
+        <w:tblW w:type="dxa" w:w="9360"/>
+        <w:tblBorders>
+          <w:top w:val="single" w:color="auto" w:sz="4"/>
+          <w:left w:val="single" w:color="auto" w:sz="4"/>
+          <w:bottom w:val="single" w:color="auto" w:sz="4"/>
+          <w:right w:val="single" w:color="auto" w:sz="4"/>
+          <w:insideH w:val="single" w:color="auto" w:sz="4"/>
+          <w:insideV w:val="single" w:color="auto" w:sz="4"/>
+        </w:tblBorders>
+      </w:tblPr>
+      <w:tblGrid>
+        <w:gridCol w:w="2800"/>
+        <w:gridCol w:w="6560"/>
+      </w:tblGrid>
+      <w:tr>
+        <w:tc>
+          <w:tcPr>
+            <w:tcW w:type="dxa" w:w="2800"/>
+            <w:tcBorders>
+              <w:top w:val="single" w:color="DDDDDD" w:sz="1"/>
+              <w:left w:val="single" w:color="DDDDDD" w:sz="1"/>
+              <w:bottom w:val="single" w:color="DDDDDD" w:sz="1"/>
+              <w:right w:val="single" w:color="DDDDDD" w:sz="1"/>
+            </w:tcBorders>
+            <w:shd w:fill="EAF2FF" w:val="clear"/>
+            <w:tcMar>
+              <w:top w:type="dxa" w:w="100"/>
+              <w:left w:type="dxa" w:w="120"/>
+              <w:bottom w:type="dxa" w:w="100"/>
+              <w:right w:type="dxa" w:w="120"/>
+            </w:tcMar>
+          </w:tcPr>
+          <w:p>
+            <w:r>
+              <w:rPr>
+                <w:rFonts w:ascii="Arial" w:cs="Arial" w:eastAsia="Arial" w:hAnsi="Arial"/>
+                <w:b/>
+                <w:bCs/>
+                <w:color w:val="1A5276"/>
+                <w:sz w:val="20"/>
+                <w:szCs w:val="20"/>
+              </w:rPr>
+              <w:t xml:space="preserve">zh-SG 新加坡</w:t>
+            </w:r>
+          </w:p>
+        </w:tc>
+        <w:tc>
+          <w:tcPr>
+            <w:tcW w:type="dxa" w:w="6560"/>
+            <w:tcBorders>
+              <w:top w:val="single" w:color="DDDDDD" w:sz="1"/>
+              <w:left w:val="single" w:color="DDDDDD" w:sz="1"/>
+              <w:bottom w:val="single" w:color="DDDDDD" w:sz="1"/>
+              <w:right w:val="single" w:color="DDDDDD" w:sz="1"/>
+            </w:tcBorders>
+            <w:shd w:fill="FFFFFF" w:val="clear"/>
+            <w:tcMar>
+              <w:top w:type="dxa" w:w="100"/>
+              <w:left w:type="dxa" w:w="120"/>
+              <w:bottom w:type="dxa" w:w="100"/>
+              <w:right w:type="dxa" w:w="120"/>
+            </w:tcMar>
+          </w:tcPr>
+          <w:p>
+            <w:r>
+              <w:rPr>
+                <w:rFonts w:ascii="Arial" w:cs="Arial" w:eastAsia="Arial" w:hAnsi="Arial"/>
+                <w:color w:val="1A1A1A"/>
+                <w:sz w:val="20"/>
+                <w:szCs w:val="20"/>
+              </w:rPr>
+              <w:t xml:space="preserve">學歷（本地大學 vs 海外）、組屋面積與地點、CPF餘額與退休規劃、Kiasu 式的超前焦慮——不是輸，是怕別人贏</w:t>
+            </w:r>
+          </w:p>
+        </w:tc>
+      </w:tr>
+    </w:tbl>
+    <w:p>
+      <w:pPr>
+        <w:spacing w:after="80"/>
+      </w:pPr>
+      <w:r>
+        <w:t xml:space="preserve"/>
+      </w:r>
+    </w:p>
+    <w:tbl>
+      <w:tblPr>
+        <w:tblW w:type="dxa" w:w="9360"/>
+        <w:tblBorders>
+          <w:top w:val="single" w:color="auto" w:sz="4"/>
+          <w:left w:val="single" w:color="auto" w:sz="4"/>
+          <w:bottom w:val="single" w:color="auto" w:sz="4"/>
+          <w:right w:val="single" w:color="auto" w:sz="4"/>
+          <w:insideH w:val="single" w:color="auto" w:sz="4"/>
+          <w:insideV w:val="single" w:color="auto" w:sz="4"/>
+        </w:tblBorders>
+      </w:tblPr>
+      <w:tblGrid>
+        <w:gridCol w:w="2800"/>
+        <w:gridCol w:w="6560"/>
+      </w:tblGrid>
+      <w:tr>
+        <w:tc>
+          <w:tcPr>
+            <w:tcW w:type="dxa" w:w="2800"/>
+            <w:tcBorders>
+              <w:top w:val="single" w:color="DDDDDD" w:sz="1"/>
+              <w:left w:val="single" w:color="DDDDDD" w:sz="1"/>
+              <w:bottom w:val="single" w:color="DDDDDD" w:sz="1"/>
+              <w:right w:val="single" w:color="DDDDDD" w:sz="1"/>
+            </w:tcBorders>
+            <w:shd w:fill="EAF2FF" w:val="clear"/>
+            <w:tcMar>
+              <w:top w:type="dxa" w:w="100"/>
+              <w:left w:type="dxa" w:w="120"/>
+              <w:bottom w:type="dxa" w:w="100"/>
+              <w:right w:type="dxa" w:w="120"/>
+            </w:tcMar>
+          </w:tcPr>
+          <w:p>
+            <w:r>
+              <w:rPr>
+                <w:rFonts w:ascii="Arial" w:cs="Arial" w:eastAsia="Arial" w:hAnsi="Arial"/>
+                <w:b/>
+                <w:bCs/>
+                <w:color w:val="1A5276"/>
+                <w:sz w:val="20"/>
+                <w:szCs w:val="20"/>
+              </w:rPr>
+              <w:t xml:space="preserve">zh-CN 大陸</w:t>
+            </w:r>
+          </w:p>
+        </w:tc>
+        <w:tc>
+          <w:tcPr>
+            <w:tcW w:type="dxa" w:w="6560"/>
+            <w:tcBorders>
+              <w:top w:val="single" w:color="DDDDDD" w:sz="1"/>
+              <w:left w:val="single" w:color="DDDDDD" w:sz="1"/>
+              <w:bottom w:val="single" w:color="DDDDDD" w:sz="1"/>
+              <w:right w:val="single" w:color="DDDDDD" w:sz="1"/>
+            </w:tcBorders>
+            <w:shd w:fill="FFFFFF" w:val="clear"/>
+            <w:tcMar>
+              <w:top w:type="dxa" w:w="100"/>
+              <w:left w:type="dxa" w:w="120"/>
+              <w:bottom w:type="dxa" w:w="100"/>
+              <w:right w:type="dxa" w:w="120"/>
+            </w:tcMar>
+          </w:tcPr>
+          <w:p>
+            <w:r>
+              <w:rPr>
+                <w:rFonts w:ascii="Arial" w:cs="Arial" w:eastAsia="Arial" w:hAnsi="Arial"/>
+                <w:color w:val="1A1A1A"/>
+                <w:sz w:val="20"/>
+                <w:szCs w:val="20"/>
+              </w:rPr>
+              <w:t xml:space="preserve">35歲職涯天花板、一線城市戶口、房子在哪個城市哪個區、同齡人的薪資比較（獵頭電話成為比較觸發器）</w:t>
+            </w:r>
+          </w:p>
+        </w:tc>
+      </w:tr>
+    </w:tbl>
+    <w:p>
+      <w:pPr>
+        <w:spacing w:after="80"/>
+      </w:pPr>
+      <w:r>
+        <w:t xml:space="preserve"/>
+      </w:r>
+    </w:p>
+    <w:p>
+      <w:pPr>
+        <w:spacing w:after="160"/>
+      </w:pPr>
+      <w:r>
+        <w:rPr>
+          <w:rFonts w:ascii="Arial" w:cs="Arial" w:eastAsia="Arial" w:hAnsi="Arial"/>
+          <w:sz w:val="22"/>
+          <w:szCs w:val="22"/>
+        </w:rPr>
+        <w:t xml:space="preserve">✅ comparison 引擎 BAND 3 範例（zh-CN，角色：科技從業者）：</w:t>
+      </w:r>
+    </w:p>
+    <w:tbl>
+      <w:tblPr>
+        <w:tblW w:type="dxa" w:w="9360"/>
+        <w:tblBorders>
+          <w:top w:val="single" w:color="auto" w:sz="4"/>
+          <w:left w:val="single" w:color="auto" w:sz="4"/>
+          <w:bottom w:val="single" w:color="auto" w:sz="4"/>
+          <w:right w:val="single" w:color="auto" w:sz="4"/>
+          <w:insideH w:val="single" w:color="auto" w:sz="4"/>
+          <w:insideV w:val="single" w:color="auto" w:sz="4"/>
+        </w:tblBorders>
+      </w:tblPr>
+      <w:tblGrid>
+        <w:gridCol w:w="9360"/>
+      </w:tblGrid>
+      <w:tr>
+        <w:tc>
+          <w:tcPr>
+            <w:tcW w:type="dxa" w:w="9360"/>
+            <w:tcBorders>
+              <w:top w:val="single" w:color="1A5276" w:sz="1"/>
+              <w:left w:val="single" w:color="1A5276" w:sz="12"/>
+              <w:bottom w:val="single" w:color="1A5276" w:sz="1"/>
+              <w:right w:val="single" w:color="1A5276" w:sz="1"/>
+            </w:tcBorders>
+            <w:shd w:fill="EAFAF1" w:val="clear"/>
+            <w:tcMar>
+              <w:top w:type="dxa" w:w="100"/>
+              <w:left w:type="dxa" w:w="200"/>
+              <w:bottom w:type="dxa" w:w="100"/>
+              <w:right w:type="dxa" w:w="120"/>
+            </w:tcMar>
+          </w:tcPr>
+          <w:p>
+            <w:r>
+              <w:rPr>
+                <w:rFonts w:ascii="Arial" w:cs="Arial" w:eastAsia="Arial" w:hAnsi="Arial"/>
+                <w:i/>
+                <w:iCs/>
+                <w:color w:val="1A5276"/>
+                <w:sz w:val="22"/>
+                <w:szCs w:val="22"/>
+              </w:rPr>
+              <w:t xml:space="preserve">你這個月又收到一個獵頭的微信。你沒回。但你去查了那個崗位的薪資範圍。然後你查了你大學宿舍四個人現在的大概情況——你用的是朋友圈的碎片和領英的職稱。你不知道自己在比什麼，但你花了四十分鐘在這件事上。</w:t>
+            </w:r>
+          </w:p>
+        </w:tc>
+      </w:tr>
+    </w:tbl>
+    <w:p>
+      <w:pPr>
+        <w:spacing w:after="80"/>
+      </w:pPr>
+      <w:r>
+        <w:t xml:space="preserve"/>
+      </w:r>
+    </w:p>
+    <w:p>
+      <w:pPr>
+        <w:spacing w:after="160"/>
+      </w:pPr>
+      <w:r>
+        <w:rPr>
+          <w:rFonts w:ascii="Arial" w:cs="Arial" w:eastAsia="Arial" w:hAnsi="Arial"/>
+          <w:sz w:val="22"/>
+          <w:szCs w:val="22"/>
+        </w:rPr>
+        <w:t xml:space="preserve">✅ comparison 引擎 BAND 4 範例（zh-TW，角色：夾心世代）：</w:t>
+      </w:r>
+    </w:p>
+    <w:tbl>
+      <w:tblPr>
+        <w:tblW w:type="dxa" w:w="9360"/>
+        <w:tblBorders>
+          <w:top w:val="single" w:color="auto" w:sz="4"/>
+          <w:left w:val="single" w:color="auto" w:sz="4"/>
+          <w:bottom w:val="single" w:color="auto" w:sz="4"/>
+          <w:right w:val="single" w:color="auto" w:sz="4"/>
+          <w:insideH w:val="single" w:color="auto" w:sz="4"/>
+          <w:insideV w:val="single" w:color="auto" w:sz="4"/>
+        </w:tblBorders>
+      </w:tblPr>
+      <w:tblGrid>
+        <w:gridCol w:w="9360"/>
+      </w:tblGrid>
+      <w:tr>
+        <w:tc>
+          <w:tcPr>
+            <w:tcW w:type="dxa" w:w="9360"/>
+            <w:tcBorders>
+              <w:top w:val="single" w:color="1A5276" w:sz="1"/>
+              <w:left w:val="single" w:color="1A5276" w:sz="12"/>
+              <w:bottom w:val="single" w:color="1A5276" w:sz="1"/>
+              <w:right w:val="single" w:color="1A5276" w:sz="1"/>
+            </w:tcBorders>
+            <w:shd w:fill="EAFAF1" w:val="clear"/>
+            <w:tcMar>
+              <w:top w:type="dxa" w:w="100"/>
+              <w:left w:type="dxa" w:w="200"/>
+              <w:bottom w:type="dxa" w:w="100"/>
+              <w:right w:type="dxa" w:w="120"/>
+            </w:tcMar>
+          </w:tcPr>
+          <w:p>
+            <w:r>
+              <w:rPr>
+                <w:rFonts w:ascii="Arial" w:cs="Arial" w:eastAsia="Arial" w:hAnsi="Arial"/>
+                <w:i/>
+                <w:iCs/>
+                <w:color w:val="1A5276"/>
+                <w:sz w:val="22"/>
+                <w:szCs w:val="22"/>
+              </w:rPr>
+              <w:t xml:space="preserve">你弟弟上週帶爸媽去吃了一頓飯，他拍了照片發在家族群組裡，你媽說：「你弟弟現在很孝順喔。」你在看那個訊息的時候正在加班。你按了一個愛心。</w:t>
+            </w:r>
+          </w:p>
+        </w:tc>
+      </w:tr>
+    </w:tbl>
+    <w:p>
+      <w:pPr>
+        <w:spacing w:after="80"/>
+      </w:pPr>
+      <w:r>
+        <w:t xml:space="preserve"/>
+      </w:r>
+    </w:p>
+    <w:p>
+      <w:pPr>
+        <w:pStyle w:val="Heading2"/>
+      </w:pPr>
+      <w:r>
+        <w:rPr>
+          <w:rFonts w:ascii="Arial" w:cs="Arial" w:eastAsia="Arial" w:hAnsi="Arial"/>
+          <w:b/>
+          <w:bCs/>
+          <w:color w:val="1A5276"/>
+          <w:sz w:val="28"/>
+          <w:szCs w:val="28"/>
+        </w:rPr>
+        <w:t xml:space="preserve">13.3 spiral（螺旋引擎）</w:t>
+      </w:r>
+    </w:p>
+    <w:tbl>
+      <w:tblPr>
+        <w:tblW w:type="dxa" w:w="9360"/>
+        <w:tblBorders>
+          <w:top w:val="single" w:color="auto" w:sz="4"/>
+          <w:left w:val="single" w:color="auto" w:sz="4"/>
+          <w:bottom w:val="single" w:color="auto" w:sz="4"/>
+          <w:right w:val="single" w:color="auto" w:sz="4"/>
+          <w:insideH w:val="single" w:color="auto" w:sz="4"/>
+          <w:insideV w:val="single" w:color="auto" w:sz="4"/>
+        </w:tblBorders>
+      </w:tblPr>
+      <w:tblGrid>
+        <w:gridCol w:w="9360"/>
+      </w:tblGrid>
+      <w:tr>
+        <w:tc>
+          <w:tcPr>
+            <w:tcW w:type="dxa" w:w="9360"/>
+            <w:tcBorders>
+              <w:top w:val="single" w:color="9A7D0A" w:sz="1"/>
+              <w:left w:val="single" w:color="9A7D0A" w:sz="12"/>
+              <w:bottom w:val="single" w:color="9A7D0A" w:sz="1"/>
+              <w:right w:val="single" w:color="9A7D0A" w:sz="1"/>
+            </w:tcBorders>
+            <w:shd w:fill="FEF9E7" w:val="clear"/>
+            <w:tcMar>
+              <w:top w:type="dxa" w:w="100"/>
+              <w:left w:type="dxa" w:w="120"/>
+              <w:bottom w:type="dxa" w:w="100"/>
+              <w:right w:type="dxa" w:w="120"/>
+            </w:tcMar>
+          </w:tcPr>
+          <w:p>
+            <w:r>
+              <w:rPr>
+                <w:rFonts w:ascii="Arial" w:cs="Arial" w:eastAsia="Arial" w:hAnsi="Arial"/>
+                <w:b/>
+                <w:bCs/>
+                <w:color w:val="9A7D0A"/>
+                <w:sz w:val="22"/>
+                <w:szCs w:val="22"/>
+              </w:rPr>
+              <w:t xml:space="preserve">中文螺旋的特殊形狀：內捲螺旋</w:t>
+            </w:r>
+          </w:p>
+        </w:tc>
+      </w:tr>
+      <w:tr>
+        <w:tc>
+          <w:tcPr>
+            <w:tcW w:type="dxa" w:w="9360"/>
+            <w:tcBorders>
+              <w:top w:val="single" w:color="9A7D0A" w:sz="1"/>
+              <w:left w:val="single" w:color="9A7D0A" w:sz="12"/>
+              <w:bottom w:val="single" w:color="9A7D0A" w:sz="1"/>
+              <w:right w:val="single" w:color="9A7D0A" w:sz="1"/>
+            </w:tcBorders>
+            <w:shd w:fill="FEF9E7" w:val="clear"/>
+            <w:tcMar>
+              <w:top w:type="dxa" w:w="100"/>
+              <w:left w:type="dxa" w:w="120"/>
+              <w:bottom w:type="dxa" w:w="100"/>
+              <w:right w:type="dxa" w:w="120"/>
+            </w:tcMar>
+          </w:tcPr>
+          <w:p>
+            <w:r>
+              <w:rPr>
+                <w:rFonts w:ascii="Arial" w:cs="Arial" w:eastAsia="Arial" w:hAnsi="Arial"/>
+                <w:color w:val="1A1A1A"/>
+                <w:sz w:val="20"/>
+                <w:szCs w:val="20"/>
+              </w:rPr>
+              <w:t xml:space="preserve">英文螺旋：個人化的未來威脅——「如果我失敗了怎麼辦」</w:t>
+            </w:r>
+          </w:p>
+        </w:tc>
+      </w:tr>
+      <w:tr>
+        <w:tc>
+          <w:tcPr>
+            <w:tcW w:type="dxa" w:w="9360"/>
+            <w:tcBorders>
+              <w:top w:val="single" w:color="9A7D0A" w:sz="1"/>
+              <w:left w:val="single" w:color="9A7D0A" w:sz="12"/>
+              <w:bottom w:val="single" w:color="9A7D0A" w:sz="1"/>
+              <w:right w:val="single" w:color="9A7D0A" w:sz="1"/>
+            </w:tcBorders>
+            <w:shd w:fill="FEF9E7" w:val="clear"/>
+            <w:tcMar>
+              <w:top w:type="dxa" w:w="100"/>
+              <w:left w:type="dxa" w:w="120"/>
+              <w:bottom w:type="dxa" w:w="100"/>
+              <w:right w:type="dxa" w:w="120"/>
+            </w:tcMar>
+          </w:tcPr>
+          <w:p>
+            <w:r>
+              <w:rPr>
+                <w:rFonts w:ascii="Arial" w:cs="Arial" w:eastAsia="Arial" w:hAnsi="Arial"/>
+                <w:color w:val="1A1A1A"/>
+                <w:sz w:val="20"/>
+                <w:szCs w:val="20"/>
+              </w:rPr>
+              <w:t xml:space="preserve">zh-CN 內捲螺旋：系統性的無出口感——「就算我成功了也沒用，因為標準又會提高」</w:t>
+            </w:r>
+          </w:p>
+        </w:tc>
+      </w:tr>
+      <w:tr>
+        <w:tc>
+          <w:tcPr>
+            <w:tcW w:type="dxa" w:w="9360"/>
+            <w:tcBorders>
+              <w:top w:val="single" w:color="9A7D0A" w:sz="1"/>
+              <w:left w:val="single" w:color="9A7D0A" w:sz="12"/>
+              <w:bottom w:val="single" w:color="9A7D0A" w:sz="1"/>
+              <w:right w:val="single" w:color="9A7D0A" w:sz="1"/>
+            </w:tcBorders>
+            <w:shd w:fill="FEF9E7" w:val="clear"/>
+            <w:tcMar>
+              <w:top w:type="dxa" w:w="100"/>
+              <w:left w:type="dxa" w:w="120"/>
+              <w:bottom w:type="dxa" w:w="100"/>
+              <w:right w:type="dxa" w:w="120"/>
+            </w:tcMar>
+          </w:tcPr>
+          <w:p>
+            <w:r>
+              <w:rPr>
+                <w:rFonts w:ascii="Arial" w:cs="Arial" w:eastAsia="Arial" w:hAnsi="Arial"/>
+                <w:color w:val="1A1A1A"/>
+                <w:sz w:val="20"/>
+                <w:szCs w:val="20"/>
+              </w:rPr>
+              <w:t xml:space="preserve">這兩種螺旋需要不同的 STORY 原子——不能混用</w:t>
+            </w:r>
+          </w:p>
+        </w:tc>
+      </w:tr>
+    </w:tbl>
+    <w:p>
+      <w:pPr>
+        <w:spacing w:after="80"/>
+      </w:pPr>
+      <w:r>
+        <w:t xml:space="preserve"/>
+      </w:r>
+    </w:p>
+    <w:p>
+      <w:pPr>
+        <w:spacing w:after="160"/>
+      </w:pPr>
+      <w:r>
+        <w:rPr>
+          <w:rFonts w:ascii="Arial" w:cs="Arial" w:eastAsia="Arial" w:hAnsi="Arial"/>
+          <w:sz w:val="22"/>
+          <w:szCs w:val="22"/>
+        </w:rPr>
+        <w:t xml:space="preserve">螺旋引擎需要兩條故事線：</w:t>
+      </w:r>
+    </w:p>
+    <w:p>
+      <w:pPr>
+        <w:spacing w:after="160"/>
+      </w:pPr>
+      <w:r>
+        <w:rPr>
+          <w:rFonts w:ascii="Arial" w:cs="Arial" w:eastAsia="Arial" w:hAnsi="Arial"/>
+          <w:b/>
+          <w:bCs/>
+          <w:color w:val="0E6655"/>
+          <w:sz w:val="22"/>
+          <w:szCs w:val="22"/>
+        </w:rPr>
+        <w:t xml:space="preserve">線A：個人化螺旋（適用所有市場）</w:t>
+      </w:r>
+    </w:p>
+    <w:p>
+      <w:pPr>
+        <w:spacing w:after="160"/>
+      </w:pPr>
+      <w:r>
+        <w:rPr>
+          <w:rFonts w:ascii="Arial" w:cs="Arial" w:eastAsia="Arial" w:hAnsi="Arial"/>
+          <w:sz w:val="22"/>
+          <w:szCs w:val="22"/>
+        </w:rPr>
+        <w:t xml:space="preserve">角色對一個具體的未來威脅反覆思考。每次思考都讓威脅更大、更確定。身體的緊繃程度隨每一輪思考遞增。這是標準的英文螺旋形狀，在中文市場同樣有效，但觸發器需要本地化（期限、家人的期待、一個具體的截止日期）。</w:t>
+      </w:r>
+    </w:p>
+    <w:p>
+      <w:pPr>
+        <w:spacing w:after="80"/>
+      </w:pPr>
+      <w:r>
+        <w:t xml:space="preserve"/>
+      </w:r>
+    </w:p>
+    <w:p>
+      <w:pPr>
+        <w:spacing w:after="160"/>
+      </w:pPr>
+      <w:r>
+        <w:rPr>
+          <w:rFonts w:ascii="Arial" w:cs="Arial" w:eastAsia="Arial" w:hAnsi="Arial"/>
+          <w:b/>
+          <w:bCs/>
+          <w:color w:val="6C3483"/>
+          <w:sz w:val="22"/>
+          <w:szCs w:val="22"/>
+        </w:rPr>
+        <w:t xml:space="preserve">線B：內捲螺旋（主要用於 zh-CN，部分適用 zh-TW）</w:t>
+      </w:r>
+    </w:p>
+    <w:p>
+      <w:pPr>
+        <w:spacing w:after="160"/>
+      </w:pPr>
+      <w:r>
+        <w:rPr>
+          <w:rFonts w:ascii="Arial" w:cs="Arial" w:eastAsia="Arial" w:hAnsi="Arial"/>
+          <w:sz w:val="22"/>
+          <w:szCs w:val="22"/>
+        </w:rPr>
+        <w:t xml:space="preserve">角色不是在怕失敗——角色在懷疑勝利的意義。每次努力都帶來短暫的緩解，但標準隨即提高，所以努力的終點永遠在移動。這種螺旋的特殊之處在於：角色很努力，但努力本身成為了困境的燃料。</w:t>
+      </w:r>
+    </w:p>
+    <w:p>
+      <w:pPr>
+        <w:spacing w:after="80"/>
+      </w:pPr>
+      <w:r>
+        <w:t xml:space="preserve"/>
+      </w:r>
+    </w:p>
+    <w:p>
+      <w:pPr>
+        <w:spacing w:after="160"/>
+      </w:pPr>
+      <w:r>
+        <w:rPr>
+          <w:rFonts w:ascii="Arial" w:cs="Arial" w:eastAsia="Arial" w:hAnsi="Arial"/>
+          <w:sz w:val="22"/>
+          <w:szCs w:val="22"/>
+        </w:rPr>
+        <w:t xml:space="preserve">✅ 內捲螺旋 BAND 4 範例（zh-CN，角色：科技從業者）：</w:t>
+      </w:r>
+    </w:p>
+    <w:tbl>
+      <w:tblPr>
+        <w:tblW w:type="dxa" w:w="9360"/>
+        <w:tblBorders>
+          <w:top w:val="single" w:color="auto" w:sz="4"/>
+          <w:left w:val="single" w:color="auto" w:sz="4"/>
+          <w:bottom w:val="single" w:color="auto" w:sz="4"/>
+          <w:right w:val="single" w:color="auto" w:sz="4"/>
+          <w:insideH w:val="single" w:color="auto" w:sz="4"/>
+          <w:insideV w:val="single" w:color="auto" w:sz="4"/>
+        </w:tblBorders>
+      </w:tblPr>
+      <w:tblGrid>
+        <w:gridCol w:w="9360"/>
+      </w:tblGrid>
+      <w:tr>
+        <w:tc>
+          <w:tcPr>
+            <w:tcW w:type="dxa" w:w="9360"/>
+            <w:tcBorders>
+              <w:top w:val="single" w:color="1A5276" w:sz="1"/>
+              <w:left w:val="single" w:color="1A5276" w:sz="12"/>
+              <w:bottom w:val="single" w:color="1A5276" w:sz="1"/>
+              <w:right w:val="single" w:color="1A5276" w:sz="1"/>
+            </w:tcBorders>
+            <w:shd w:fill="EAFAF1" w:val="clear"/>
+            <w:tcMar>
+              <w:top w:type="dxa" w:w="100"/>
+              <w:left w:type="dxa" w:w="200"/>
+              <w:bottom w:type="dxa" w:w="100"/>
+              <w:right w:type="dxa" w:w="120"/>
+            </w:tcMar>
+          </w:tcPr>
+          <w:p>
+            <w:r>
+              <w:rPr>
+                <w:rFonts w:ascii="Arial" w:cs="Arial" w:eastAsia="Arial" w:hAnsi="Arial"/>
+                <w:i/>
+                <w:iCs/>
+                <w:color w:val="1A5276"/>
+                <w:sz w:val="22"/>
+                <w:szCs w:val="22"/>
+              </w:rPr>
+              <w:t xml:space="preserve">你今年的績效是A+。你第一個反應不是開心。你第一個反應是：明年的目標會設在哪裡。你已經第三年了，每年A+，每年目標往上調。你想到有個同事說他四年A+然後主動申請降職，因為他不知道還能怎麼辦。你想，如果他那樣算輸，那贏是什麼。</w:t>
+            </w:r>
+          </w:p>
+        </w:tc>
+      </w:tr>
+    </w:tbl>
+    <w:p>
+      <w:pPr>
+        <w:spacing w:after="80"/>
+      </w:pPr>
+      <w:r>
+        <w:t xml:space="preserve"/>
+      </w:r>
+    </w:p>
+    <w:p>
+      <w:pPr>
+        <w:pStyle w:val="Heading2"/>
+      </w:pPr>
+      <w:r>
+        <w:rPr>
+          <w:rFonts w:ascii="Arial" w:cs="Arial" w:eastAsia="Arial" w:hAnsi="Arial"/>
+          <w:b/>
+          <w:bCs/>
+          <w:color w:val="1A5276"/>
+          <w:sz w:val="28"/>
+          <w:szCs w:val="28"/>
+        </w:rPr>
+        <w:t xml:space="preserve">13.4 watcher（觀察者引擎）＝ 精神內耗</w:t>
+      </w:r>
+    </w:p>
+    <w:tbl>
+      <w:tblPr>
+        <w:tblW w:type="dxa" w:w="9360"/>
+        <w:tblBorders>
+          <w:top w:val="single" w:color="auto" w:sz="4"/>
+          <w:left w:val="single" w:color="auto" w:sz="4"/>
+          <w:bottom w:val="single" w:color="auto" w:sz="4"/>
+          <w:right w:val="single" w:color="auto" w:sz="4"/>
+          <w:insideH w:val="single" w:color="auto" w:sz="4"/>
+          <w:insideV w:val="single" w:color="auto" w:sz="4"/>
+        </w:tblBorders>
+      </w:tblPr>
+      <w:tblGrid>
+        <w:gridCol w:w="9360"/>
+      </w:tblGrid>
+      <w:tr>
+        <w:tc>
+          <w:tcPr>
+            <w:tcW w:type="dxa" w:w="9360"/>
+            <w:tcBorders>
+              <w:top w:val="single" w:color="0E6655" w:sz="1"/>
+              <w:left w:val="single" w:color="0E6655" w:sz="12"/>
+              <w:bottom w:val="single" w:color="0E6655" w:sz="1"/>
+              <w:right w:val="single" w:color="0E6655" w:sz="1"/>
+            </w:tcBorders>
+            <w:shd w:fill="EAFAF1" w:val="clear"/>
+            <w:tcMar>
+              <w:top w:type="dxa" w:w="100"/>
+              <w:left w:type="dxa" w:w="120"/>
+              <w:bottom w:type="dxa" w:w="100"/>
+              <w:right w:type="dxa" w:w="120"/>
+            </w:tcMar>
+          </w:tcPr>
+          <w:p>
+            <w:r>
+              <w:rPr>
+                <w:rFonts w:ascii="Arial" w:cs="Arial" w:eastAsia="Arial" w:hAnsi="Arial"/>
+                <w:b/>
+                <w:bCs/>
+                <w:color w:val="0E6655"/>
+                <w:sz w:val="22"/>
+                <w:szCs w:val="22"/>
+              </w:rPr>
+              <w:t xml:space="preserve">watcher 引擎與 zh-CN 精神內耗的直接對應</w:t>
+            </w:r>
+          </w:p>
+        </w:tc>
+      </w:tr>
+      <w:tr>
+        <w:tc>
+          <w:tcPr>
+            <w:tcW w:type="dxa" w:w="9360"/>
+            <w:tcBorders>
+              <w:top w:val="single" w:color="0E6655" w:sz="1"/>
+              <w:left w:val="single" w:color="0E6655" w:sz="12"/>
+              <w:bottom w:val="single" w:color="0E6655" w:sz="1"/>
+              <w:right w:val="single" w:color="0E6655" w:sz="1"/>
+            </w:tcBorders>
+            <w:shd w:fill="EAFAF1" w:val="clear"/>
+            <w:tcMar>
+              <w:top w:type="dxa" w:w="100"/>
+              <w:left w:type="dxa" w:w="120"/>
+              <w:bottom w:type="dxa" w:w="100"/>
+              <w:right w:type="dxa" w:w="120"/>
+            </w:tcMar>
+          </w:tcPr>
+          <w:p>
+            <w:r>
+              <w:rPr>
+                <w:rFonts w:ascii="Arial" w:cs="Arial" w:eastAsia="Arial" w:hAnsi="Arial"/>
+                <w:color w:val="1A1A1A"/>
+                <w:sz w:val="20"/>
+                <w:szCs w:val="20"/>
+              </w:rPr>
+              <w:t xml:space="preserve">精神內耗是 zh-CN 2022年後最高頻的心理自助搜索詞之一</w:t>
+            </w:r>
+          </w:p>
+        </w:tc>
+      </w:tr>
+      <w:tr>
+        <w:tc>
+          <w:tcPr>
+            <w:tcW w:type="dxa" w:w="9360"/>
+            <w:tcBorders>
+              <w:top w:val="single" w:color="0E6655" w:sz="1"/>
+              <w:left w:val="single" w:color="0E6655" w:sz="12"/>
+              <w:bottom w:val="single" w:color="0E6655" w:sz="1"/>
+              <w:right w:val="single" w:color="0E6655" w:sz="1"/>
+            </w:tcBorders>
+            <w:shd w:fill="EAFAF1" w:val="clear"/>
+            <w:tcMar>
+              <w:top w:type="dxa" w:w="100"/>
+              <w:left w:type="dxa" w:w="120"/>
+              <w:bottom w:type="dxa" w:w="100"/>
+              <w:right w:type="dxa" w:w="120"/>
+            </w:tcMar>
+          </w:tcPr>
+          <w:p>
+            <w:r>
+              <w:rPr>
+                <w:rFonts w:ascii="Arial" w:cs="Arial" w:eastAsia="Arial" w:hAnsi="Arial"/>
+                <w:color w:val="1A1A1A"/>
+                <w:sz w:val="20"/>
+                <w:szCs w:val="20"/>
+              </w:rPr>
+              <w:t xml:space="preserve">它描述的正是 watcher 引擎的機制：能量消耗在內部的自我對話和反芻，而不是外部行動</w:t>
+            </w:r>
+          </w:p>
+        </w:tc>
+      </w:tr>
+      <w:tr>
+        <w:tc>
+          <w:tcPr>
+            <w:tcW w:type="dxa" w:w="9360"/>
+            <w:tcBorders>
+              <w:top w:val="single" w:color="0E6655" w:sz="1"/>
+              <w:left w:val="single" w:color="0E6655" w:sz="12"/>
+              <w:bottom w:val="single" w:color="0E6655" w:sz="1"/>
+              <w:right w:val="single" w:color="0E6655" w:sz="1"/>
+            </w:tcBorders>
+            <w:shd w:fill="EAFAF1" w:val="clear"/>
+            <w:tcMar>
+              <w:top w:type="dxa" w:w="100"/>
+              <w:left w:type="dxa" w:w="120"/>
+              <w:bottom w:type="dxa" w:w="100"/>
+              <w:right w:type="dxa" w:w="120"/>
+            </w:tcMar>
+          </w:tcPr>
+          <w:p>
+            <w:r>
+              <w:rPr>
+                <w:rFonts w:ascii="Arial" w:cs="Arial" w:eastAsia="Arial" w:hAnsi="Arial"/>
+                <w:color w:val="1A1A1A"/>
+                <w:sz w:val="20"/>
+                <w:szCs w:val="20"/>
+              </w:rPr>
+              <w:t xml:space="preserve">watcher 引擎的 STORY 原子在 zh-CN 可以比其他市場更直接地使用這個語言框架</w:t>
+            </w:r>
+          </w:p>
+        </w:tc>
+      </w:tr>
+    </w:tbl>
+    <w:p>
+      <w:pPr>
+        <w:spacing w:after="80"/>
+      </w:pPr>
+      <w:r>
+        <w:t xml:space="preserve"/>
+      </w:r>
+    </w:p>
+    <w:p>
+      <w:pPr>
+        <w:spacing w:after="160"/>
+      </w:pPr>
+      <w:r>
+        <w:rPr>
+          <w:rFonts w:ascii="Arial" w:cs="Arial" w:eastAsia="Arial" w:hAnsi="Arial"/>
+          <w:sz w:val="22"/>
+          <w:szCs w:val="22"/>
+        </w:rPr>
+        <w:t xml:space="preserve">watcher 引擎的中文 STORY 核心結構：</w:t>
+      </w:r>
+    </w:p>
+    <w:p>
+      <w:pPr>
+        <w:pStyle w:val="ListParagraph"/>
+        <w:numPr>
+          <w:ilvl w:val="0"/>
+          <w:numId w:val="2"/>
+        </w:numPr>
+        <w:spacing w:after="120"/>
+      </w:pPr>
+      <w:r>
+        <w:rPr>
+          <w:rFonts w:ascii="Arial" w:cs="Arial" w:eastAsia="Arial" w:hAnsi="Arial"/>
+          <w:sz w:val="22"/>
+          <w:szCs w:val="22"/>
+        </w:rPr>
+        <w:t xml:space="preserve">角色完成了所有該做的事——外部功能完全正常</w:t>
+      </w:r>
+    </w:p>
+    <w:p>
+      <w:pPr>
+        <w:pStyle w:val="ListParagraph"/>
+        <w:numPr>
+          <w:ilvl w:val="0"/>
+          <w:numId w:val="2"/>
+        </w:numPr>
+        <w:spacing w:after="120"/>
+      </w:pPr>
+      <w:r>
+        <w:rPr>
+          <w:rFonts w:ascii="Arial" w:cs="Arial" w:eastAsia="Arial" w:hAnsi="Arial"/>
+          <w:sz w:val="22"/>
+          <w:szCs w:val="22"/>
+        </w:rPr>
+        <w:t xml:space="preserve">但角色對自己的行動沒有任何感受——只是觀察自己在做事</w:t>
+      </w:r>
+    </w:p>
+    <w:p>
+      <w:pPr>
+        <w:pStyle w:val="ListParagraph"/>
+        <w:numPr>
+          <w:ilvl w:val="0"/>
+          <w:numId w:val="2"/>
+        </w:numPr>
+        <w:spacing w:after="120"/>
+      </w:pPr>
+      <w:r>
+        <w:rPr>
+          <w:rFonts w:ascii="Arial" w:cs="Arial" w:eastAsia="Arial" w:hAnsi="Arial"/>
+          <w:sz w:val="22"/>
+          <w:szCs w:val="22"/>
+        </w:rPr>
+        <w:t xml:space="preserve">這種解離感不是戲劇性的崩潰，而是一種安靜的空洞</w:t>
+      </w:r>
+    </w:p>
+    <w:p>
+      <w:pPr>
+        <w:pStyle w:val="ListParagraph"/>
+        <w:numPr>
+          <w:ilvl w:val="0"/>
+          <w:numId w:val="2"/>
+        </w:numPr>
+        <w:spacing w:after="120"/>
+      </w:pPr>
+      <w:r>
+        <w:rPr>
+          <w:rFonts w:ascii="Arial" w:cs="Arial" w:eastAsia="Arial" w:hAnsi="Arial"/>
+          <w:sz w:val="22"/>
+          <w:szCs w:val="22"/>
+        </w:rPr>
+        <w:t xml:space="preserve">BAND 進展的方式是：空洞感持續的時間越來越長，覆蓋的生活範圍越來越大</w:t>
+      </w:r>
+    </w:p>
+    <w:p>
+      <w:pPr>
+        <w:spacing w:after="80"/>
+      </w:pPr>
+      <w:r>
+        <w:t xml:space="preserve"/>
+      </w:r>
+    </w:p>
+    <w:p>
+      <w:pPr>
+        <w:spacing w:after="160"/>
+      </w:pPr>
+      <w:r>
+        <w:rPr>
+          <w:rFonts w:ascii="Arial" w:cs="Arial" w:eastAsia="Arial" w:hAnsi="Arial"/>
+          <w:sz w:val="22"/>
+          <w:szCs w:val="22"/>
+        </w:rPr>
+        <w:t xml:space="preserve">✅ watcher 引擎 BAND 2 範例（通用版，所有市場）：</w:t>
+      </w:r>
+    </w:p>
+    <w:tbl>
+      <w:tblPr>
+        <w:tblW w:type="dxa" w:w="9360"/>
+        <w:tblBorders>
+          <w:top w:val="single" w:color="auto" w:sz="4"/>
+          <w:left w:val="single" w:color="auto" w:sz="4"/>
+          <w:bottom w:val="single" w:color="auto" w:sz="4"/>
+          <w:right w:val="single" w:color="auto" w:sz="4"/>
+          <w:insideH w:val="single" w:color="auto" w:sz="4"/>
+          <w:insideV w:val="single" w:color="auto" w:sz="4"/>
+        </w:tblBorders>
+      </w:tblPr>
+      <w:tblGrid>
+        <w:gridCol w:w="9360"/>
+      </w:tblGrid>
+      <w:tr>
+        <w:tc>
+          <w:tcPr>
+            <w:tcW w:type="dxa" w:w="9360"/>
+            <w:tcBorders>
+              <w:top w:val="single" w:color="1A5276" w:sz="1"/>
+              <w:left w:val="single" w:color="1A5276" w:sz="12"/>
+              <w:bottom w:val="single" w:color="1A5276" w:sz="1"/>
+              <w:right w:val="single" w:color="1A5276" w:sz="1"/>
+            </w:tcBorders>
+            <w:shd w:fill="EAFAF1" w:val="clear"/>
+            <w:tcMar>
+              <w:top w:type="dxa" w:w="100"/>
+              <w:left w:type="dxa" w:w="200"/>
+              <w:bottom w:type="dxa" w:w="100"/>
+              <w:right w:type="dxa" w:w="120"/>
+            </w:tcMar>
+          </w:tcPr>
+          <w:p>
+            <w:r>
+              <w:rPr>
+                <w:rFonts w:ascii="Arial" w:cs="Arial" w:eastAsia="Arial" w:hAnsi="Arial"/>
+                <w:i/>
+                <w:iCs/>
+                <w:color w:val="1A5276"/>
+                <w:sz w:val="22"/>
+                <w:szCs w:val="22"/>
+              </w:rPr>
+              <w:t xml:space="preserve">你今天笑了幾次。你知道，因為你記得。開會的時候笑了一次，因為有人說了一個還算可以的笑話。吃飯的時候笑了一次，因為同事說了什麼。你笑了，但你不確定你有沒有覺得好笑。這件事你已經想了三天了。</w:t>
+            </w:r>
+          </w:p>
+        </w:tc>
+      </w:tr>
+    </w:tbl>
+    <w:p>
+      <w:pPr>
+        <w:spacing w:after="80"/>
+      </w:pPr>
+      <w:r>
+        <w:t xml:space="preserve"/>
+      </w:r>
+    </w:p>
+    <w:p>
+      <w:pPr>
+        <w:spacing w:after="160"/>
+      </w:pPr>
+      <w:r>
+        <w:rPr>
+          <w:rFonts w:ascii="Arial" w:cs="Arial" w:eastAsia="Arial" w:hAnsi="Arial"/>
+          <w:sz w:val="22"/>
+          <w:szCs w:val="22"/>
+        </w:rPr>
+        <w:t xml:space="preserve">✅ watcher 引擎 BAND 4 範例（zh-CN 精神內耗版）：</w:t>
+      </w:r>
+    </w:p>
+    <w:tbl>
+      <w:tblPr>
+        <w:tblW w:type="dxa" w:w="9360"/>
+        <w:tblBorders>
+          <w:top w:val="single" w:color="auto" w:sz="4"/>
+          <w:left w:val="single" w:color="auto" w:sz="4"/>
+          <w:bottom w:val="single" w:color="auto" w:sz="4"/>
+          <w:right w:val="single" w:color="auto" w:sz="4"/>
+          <w:insideH w:val="single" w:color="auto" w:sz="4"/>
+          <w:insideV w:val="single" w:color="auto" w:sz="4"/>
+        </w:tblBorders>
+      </w:tblPr>
+      <w:tblGrid>
+        <w:gridCol w:w="9360"/>
+      </w:tblGrid>
+      <w:tr>
+        <w:tc>
+          <w:tcPr>
+            <w:tcW w:type="dxa" w:w="9360"/>
+            <w:tcBorders>
+              <w:top w:val="single" w:color="1A5276" w:sz="1"/>
+              <w:left w:val="single" w:color="1A5276" w:sz="12"/>
+              <w:bottom w:val="single" w:color="1A5276" w:sz="1"/>
+              <w:right w:val="single" w:color="1A5276" w:sz="1"/>
+            </w:tcBorders>
+            <w:shd w:fill="EAFAF1" w:val="clear"/>
+            <w:tcMar>
+              <w:top w:type="dxa" w:w="100"/>
+              <w:left w:type="dxa" w:w="200"/>
+              <w:bottom w:type="dxa" w:w="100"/>
+              <w:right w:type="dxa" w:w="120"/>
+            </w:tcMar>
+          </w:tcPr>
+          <w:p>
+            <w:r>
+              <w:rPr>
+                <w:rFonts w:ascii="Arial" w:cs="Arial" w:eastAsia="Arial" w:hAnsi="Arial"/>
+                <w:i/>
+                <w:iCs/>
+                <w:color w:val="1A5276"/>
+                <w:sz w:val="22"/>
+                <w:szCs w:val="22"/>
+              </w:rPr>
+              <w:t xml:space="preserve">那天你出差回來，在飛機上你想：我這次出差的意義是什麼。你沒有答案。你想起來三個月前你出差之前也問過自己同樣的問題。你把耳機戴上，選了一首你以前喜歡的歌，等著那個熟悉的感覺。它沒有來。</w:t>
+            </w:r>
+          </w:p>
+        </w:tc>
+      </w:tr>
+    </w:tbl>
+    <w:p>
+      <w:pPr>
+        <w:spacing w:after="80"/>
+      </w:pPr>
+      <w:r>
+        <w:t xml:space="preserve"/>
+      </w:r>
+    </w:p>
+    <w:p>
+      <w:pPr>
+        <w:pStyle w:val="Heading2"/>
+      </w:pPr>
+      <w:r>
+        <w:rPr>
+          <w:rFonts w:ascii="Arial" w:cs="Arial" w:eastAsia="Arial" w:hAnsi="Arial"/>
+          <w:b/>
+          <w:bCs/>
+          <w:color w:val="1A5276"/>
+          <w:sz w:val="28"/>
+          <w:szCs w:val="28"/>
+        </w:rPr>
+        <w:t xml:space="preserve">13.5 overwhelm（超載引擎）</w:t>
+      </w:r>
+    </w:p>
+    <w:p>
+      <w:pPr>
+        <w:spacing w:after="160"/>
+      </w:pPr>
+      <w:r>
+        <w:rPr>
+          <w:rFonts w:ascii="Arial" w:cs="Arial" w:eastAsia="Arial" w:hAnsi="Arial"/>
+          <w:sz w:val="22"/>
+          <w:szCs w:val="22"/>
+        </w:rPr>
+        <w:t xml:space="preserve">中文超載引擎需要兩條平行的故事線，對應兩種不同的超載結構：</w:t>
+      </w:r>
+    </w:p>
+    <w:p>
+      <w:pPr>
+        <w:spacing w:after="80"/>
+      </w:pPr>
+      <w:r>
+        <w:t xml:space="preserve"/>
+      </w:r>
+    </w:p>
+    <w:p>
+      <w:pPr>
+        <w:spacing w:after="160"/>
+      </w:pPr>
+      <w:r>
+        <w:rPr>
+          <w:rFonts w:ascii="Arial" w:cs="Arial" w:eastAsia="Arial" w:hAnsi="Arial"/>
+          <w:b/>
+          <w:bCs/>
+          <w:color w:val="0E6655"/>
+          <w:sz w:val="22"/>
+          <w:szCs w:val="22"/>
+        </w:rPr>
+        <w:t xml:space="preserve">結構A：數量超載（與英文版相同）</w:t>
+      </w:r>
+    </w:p>
+    <w:p>
+      <w:pPr>
+        <w:spacing w:after="160"/>
+      </w:pPr>
+      <w:r>
+        <w:rPr>
+          <w:rFonts w:ascii="Arial" w:cs="Arial" w:eastAsia="Arial" w:hAnsi="Arial"/>
+          <w:sz w:val="22"/>
+          <w:szCs w:val="22"/>
+        </w:rPr>
+        <w:t xml:space="preserve">任務太多、時間太少、系統無法處理輸入量。這個版本在所有市場都有效，觸發器本地化即可（大陸用釘釘通知、台灣用Slack和週報、香港用即時訊息的OT要求）。</w:t>
+      </w:r>
+    </w:p>
+    <w:p>
+      <w:pPr>
+        <w:spacing w:after="80"/>
+      </w:pPr>
+      <w:r>
+        <w:t xml:space="preserve"/>
+      </w:r>
+    </w:p>
+    <w:p>
+      <w:pPr>
+        <w:spacing w:after="160"/>
+      </w:pPr>
+      <w:r>
+        <w:rPr>
+          <w:rFonts w:ascii="Arial" w:cs="Arial" w:eastAsia="Arial" w:hAnsi="Arial"/>
+          <w:b/>
+          <w:bCs/>
+          <w:color w:val="C0392B"/>
+          <w:sz w:val="22"/>
+          <w:szCs w:val="22"/>
+        </w:rPr>
+        <w:t xml:space="preserve">結構B：孝道超載（中文市場特有）</w:t>
+      </w:r>
+    </w:p>
+    <w:p>
+      <w:pPr>
+        <w:spacing w:after="160"/>
+      </w:pPr>
+      <w:r>
+        <w:rPr>
+          <w:rFonts w:ascii="Arial" w:cs="Arial" w:eastAsia="Arial" w:hAnsi="Arial"/>
+          <w:sz w:val="22"/>
+          <w:szCs w:val="22"/>
+        </w:rPr>
+        <w:t xml:space="preserve">照顧的義務是道德性的，不可拒絕。角色不是被工作淹沒，而是被愛的責任淹沒——父母的健康問題、孩子的需求、伴侶的期待——這些義務的重量不能以「任務管理」來解決，因為它們帶有道德色彩。拒絕任何一項都不只是低效，而是不孝或不負責任。</w:t>
+      </w:r>
+    </w:p>
+    <w:p>
+      <w:pPr>
+        <w:spacing w:after="80"/>
+      </w:pPr>
+      <w:r>
+        <w:t xml:space="preserve"/>
+      </w:r>
+    </w:p>
+    <w:p>
+      <w:pPr>
+        <w:spacing w:after="160"/>
+      </w:pPr>
+      <w:r>
+        <w:rPr>
+          <w:rFonts w:ascii="Arial" w:cs="Arial" w:eastAsia="Arial" w:hAnsi="Arial"/>
+          <w:sz w:val="22"/>
+          <w:szCs w:val="22"/>
+        </w:rPr>
+        <w:t xml:space="preserve">✅ 孝道超載 BAND 3 範例（zh-TW，角色：夾心世代）：</w:t>
+      </w:r>
+    </w:p>
+    <w:tbl>
+      <w:tblPr>
+        <w:tblW w:type="dxa" w:w="9360"/>
+        <w:tblBorders>
+          <w:top w:val="single" w:color="auto" w:sz="4"/>
+          <w:left w:val="single" w:color="auto" w:sz="4"/>
+          <w:bottom w:val="single" w:color="auto" w:sz="4"/>
+          <w:right w:val="single" w:color="auto" w:sz="4"/>
+          <w:insideH w:val="single" w:color="auto" w:sz="4"/>
+          <w:insideV w:val="single" w:color="auto" w:sz="4"/>
+        </w:tblBorders>
+      </w:tblPr>
+      <w:tblGrid>
+        <w:gridCol w:w="9360"/>
+      </w:tblGrid>
+      <w:tr>
+        <w:tc>
+          <w:tcPr>
+            <w:tcW w:type="dxa" w:w="9360"/>
+            <w:tcBorders>
+              <w:top w:val="single" w:color="1A5276" w:sz="1"/>
+              <w:left w:val="single" w:color="1A5276" w:sz="12"/>
+              <w:bottom w:val="single" w:color="1A5276" w:sz="1"/>
+              <w:right w:val="single" w:color="1A5276" w:sz="1"/>
+            </w:tcBorders>
+            <w:shd w:fill="EAFAF1" w:val="clear"/>
+            <w:tcMar>
+              <w:top w:type="dxa" w:w="100"/>
+              <w:left w:type="dxa" w:w="200"/>
+              <w:bottom w:type="dxa" w:w="100"/>
+              <w:right w:type="dxa" w:w="120"/>
+            </w:tcMar>
+          </w:tcPr>
+          <w:p>
+            <w:r>
+              <w:rPr>
+                <w:rFonts w:ascii="Arial" w:cs="Arial" w:eastAsia="Arial" w:hAnsi="Arial"/>
+                <w:i/>
+                <w:iCs/>
+                <w:color w:val="1A5276"/>
+                <w:sz w:val="22"/>
+                <w:szCs w:val="22"/>
+              </w:rPr>
+              <w:t xml:space="preserve">那個禮拜你打了四通電話。一通給爸爸的主治醫師確認下週的回診。一通給孩子的導師討論他最近的情況。一通給你的主管說明下週的行程。一通給裝修師傅確認時間。你掛完最後一通，手機還拿在手上，你想到還沒有打給你媽媽回她的訊息。你在通訊錄裡找到她的名字，然後把手機放下了。你明天再打。</w:t>
+            </w:r>
+          </w:p>
+        </w:tc>
+      </w:tr>
+    </w:tbl>
+    <w:p>
+      <w:pPr>
+        <w:spacing w:after="80"/>
+      </w:pPr>
+      <w:r>
+        <w:t xml:space="preserve"/>
+      </w:r>
+    </w:p>
+    <w:p>
+      <w:pPr>
+        <w:pStyle w:val="Heading2"/>
+      </w:pPr>
+      <w:r>
+        <w:rPr>
+          <w:rFonts w:ascii="Arial" w:cs="Arial" w:eastAsia="Arial" w:hAnsi="Arial"/>
+          <w:b/>
+          <w:bCs/>
+          <w:color w:val="1A5276"/>
+          <w:sz w:val="28"/>
+          <w:szCs w:val="28"/>
+        </w:rPr>
+        <w:t xml:space="preserve">13.6 grief（悲傷引擎）</w:t>
+      </w:r>
+    </w:p>
+    <w:tbl>
+      <w:tblPr>
+        <w:tblW w:type="dxa" w:w="9360"/>
+        <w:tblBorders>
+          <w:top w:val="single" w:color="auto" w:sz="4"/>
+          <w:left w:val="single" w:color="auto" w:sz="4"/>
+          <w:bottom w:val="single" w:color="auto" w:sz="4"/>
+          <w:right w:val="single" w:color="auto" w:sz="4"/>
+          <w:insideH w:val="single" w:color="auto" w:sz="4"/>
+          <w:insideV w:val="single" w:color="auto" w:sz="4"/>
+        </w:tblBorders>
+      </w:tblPr>
+      <w:tblGrid>
+        <w:gridCol w:w="9360"/>
+      </w:tblGrid>
+      <w:tr>
+        <w:tc>
+          <w:tcPr>
+            <w:tcW w:type="dxa" w:w="9360"/>
+            <w:tcBorders>
+              <w:top w:val="single" w:color="6C3483" w:sz="1"/>
+              <w:left w:val="single" w:color="6C3483" w:sz="12"/>
+              <w:bottom w:val="single" w:color="6C3483" w:sz="1"/>
+              <w:right w:val="single" w:color="6C3483" w:sz="1"/>
+            </w:tcBorders>
+            <w:shd w:fill="F5EEF8" w:val="clear"/>
+            <w:tcMar>
+              <w:top w:type="dxa" w:w="100"/>
+              <w:left w:type="dxa" w:w="120"/>
+              <w:bottom w:type="dxa" w:w="100"/>
+              <w:right w:type="dxa" w:w="120"/>
+            </w:tcMar>
+          </w:tcPr>
+          <w:p>
+            <w:r>
+              <w:rPr>
+                <w:rFonts w:ascii="Arial" w:cs="Arial" w:eastAsia="Arial" w:hAnsi="Arial"/>
+                <w:b/>
+                <w:bCs/>
+                <w:color w:val="6C3483"/>
+                <w:sz w:val="22"/>
+                <w:szCs w:val="22"/>
+              </w:rPr>
+              <w:t xml:space="preserve">中文悲傷引擎需要三條故事線</w:t>
+            </w:r>
+          </w:p>
+        </w:tc>
+      </w:tr>
+      <w:tr>
+        <w:tc>
+          <w:tcPr>
+            <w:tcW w:type="dxa" w:w="9360"/>
+            <w:tcBorders>
+              <w:top w:val="single" w:color="6C3483" w:sz="1"/>
+              <w:left w:val="single" w:color="6C3483" w:sz="12"/>
+              <w:bottom w:val="single" w:color="6C3483" w:sz="1"/>
+              <w:right w:val="single" w:color="6C3483" w:sz="1"/>
+            </w:tcBorders>
+            <w:shd w:fill="F5EEF8" w:val="clear"/>
+            <w:tcMar>
+              <w:top w:type="dxa" w:w="100"/>
+              <w:left w:type="dxa" w:w="120"/>
+              <w:bottom w:type="dxa" w:w="100"/>
+              <w:right w:type="dxa" w:w="120"/>
+            </w:tcMar>
+          </w:tcPr>
+          <w:p>
+            <w:r>
+              <w:rPr>
+                <w:rFonts w:ascii="Arial" w:cs="Arial" w:eastAsia="Arial" w:hAnsi="Arial"/>
+                <w:color w:val="1A1A1A"/>
+                <w:sz w:val="20"/>
+                <w:szCs w:val="20"/>
+              </w:rPr>
+              <w:t xml:space="preserve">線A：失去一個人（與英文版相同，觸發器本地化）</w:t>
+            </w:r>
+          </w:p>
+        </w:tc>
+      </w:tr>
+      <w:tr>
+        <w:tc>
+          <w:tcPr>
+            <w:tcW w:type="dxa" w:w="9360"/>
+            <w:tcBorders>
+              <w:top w:val="single" w:color="6C3483" w:sz="1"/>
+              <w:left w:val="single" w:color="6C3483" w:sz="12"/>
+              <w:bottom w:val="single" w:color="6C3483" w:sz="1"/>
+              <w:right w:val="single" w:color="6C3483" w:sz="1"/>
+            </w:tcBorders>
+            <w:shd w:fill="F5EEF8" w:val="clear"/>
+            <w:tcMar>
+              <w:top w:type="dxa" w:w="100"/>
+              <w:left w:type="dxa" w:w="120"/>
+              <w:bottom w:type="dxa" w:w="100"/>
+              <w:right w:type="dxa" w:w="120"/>
+            </w:tcMar>
+          </w:tcPr>
+          <w:p>
+            <w:r>
+              <w:rPr>
+                <w:rFonts w:ascii="Arial" w:cs="Arial" w:eastAsia="Arial" w:hAnsi="Arial"/>
+                <w:color w:val="1A1A1A"/>
+                <w:sz w:val="20"/>
+                <w:szCs w:val="20"/>
+              </w:rPr>
+              <w:t xml:space="preserve">線B：原生家庭悲傷——失去本應擁有的童年或父母</w:t>
+            </w:r>
+          </w:p>
+        </w:tc>
+      </w:tr>
+      <w:tr>
+        <w:tc>
+          <w:tcPr>
+            <w:tcW w:type="dxa" w:w="9360"/>
+            <w:tcBorders>
+              <w:top w:val="single" w:color="6C3483" w:sz="1"/>
+              <w:left w:val="single" w:color="6C3483" w:sz="12"/>
+              <w:bottom w:val="single" w:color="6C3483" w:sz="1"/>
+              <w:right w:val="single" w:color="6C3483" w:sz="1"/>
+            </w:tcBorders>
+            <w:shd w:fill="F5EEF8" w:val="clear"/>
+            <w:tcMar>
+              <w:top w:type="dxa" w:w="100"/>
+              <w:left w:type="dxa" w:w="120"/>
+              <w:bottom w:type="dxa" w:w="100"/>
+              <w:right w:type="dxa" w:w="120"/>
+            </w:tcMar>
+          </w:tcPr>
+          <w:p>
+            <w:r>
+              <w:rPr>
+                <w:rFonts w:ascii="Arial" w:cs="Arial" w:eastAsia="Arial" w:hAnsi="Arial"/>
+                <w:color w:val="1A1A1A"/>
+                <w:sz w:val="20"/>
+                <w:szCs w:val="20"/>
+              </w:rPr>
+              <w:t xml:space="preserve">線C：身份悲傷——失去一個可能的自己（可能因考試、婚姻、城市選擇而消失的版本）</w:t>
+            </w:r>
+          </w:p>
+        </w:tc>
+      </w:tr>
+      <w:tr>
+        <w:tc>
+          <w:tcPr>
+            <w:tcW w:type="dxa" w:w="9360"/>
+            <w:tcBorders>
+              <w:top w:val="single" w:color="6C3483" w:sz="1"/>
+              <w:left w:val="single" w:color="6C3483" w:sz="12"/>
+              <w:bottom w:val="single" w:color="6C3483" w:sz="1"/>
+              <w:right w:val="single" w:color="6C3483" w:sz="1"/>
+            </w:tcBorders>
+            <w:shd w:fill="F5EEF8" w:val="clear"/>
+            <w:tcMar>
+              <w:top w:type="dxa" w:w="100"/>
+              <w:left w:type="dxa" w:w="120"/>
+              <w:bottom w:type="dxa" w:w="100"/>
+              <w:right w:type="dxa" w:w="120"/>
+            </w:tcMar>
+          </w:tcPr>
+          <w:p>
+            <w:r>
+              <w:rPr>
+                <w:rFonts w:ascii="Arial" w:cs="Arial" w:eastAsia="Arial" w:hAnsi="Arial"/>
+                <w:color w:val="1A1A1A"/>
+                <w:sz w:val="20"/>
+                <w:szCs w:val="20"/>
+              </w:rPr>
+              <w:t xml:space="preserve">zh-HK 額外加入：城市悲傷——一個正在改變的香港</w:t>
+            </w:r>
+          </w:p>
+        </w:tc>
+      </w:tr>
+    </w:tbl>
+    <w:p>
+      <w:pPr>
+        <w:spacing w:after="80"/>
+      </w:pPr>
+      <w:r>
+        <w:t xml:space="preserve"/>
+      </w:r>
+    </w:p>
+    <w:p>
+      <w:pPr>
+        <w:spacing w:after="160"/>
+      </w:pPr>
+      <w:r>
+        <w:rPr>
+          <w:rFonts w:ascii="Arial" w:cs="Arial" w:eastAsia="Arial" w:hAnsi="Arial"/>
+          <w:b/>
+          <w:bCs/>
+          <w:color w:val="6C3483"/>
+          <w:sz w:val="22"/>
+          <w:szCs w:val="22"/>
+        </w:rPr>
+        <w:t xml:space="preserve">線B：原生家庭悲傷（zh-CN 需求最高，zh-TW 次之）</w:t>
+      </w:r>
+    </w:p>
+    <w:p>
+      <w:pPr>
+        <w:spacing w:after="160"/>
+      </w:pPr>
+      <w:r>
+        <w:rPr>
+          <w:rFonts w:ascii="Arial" w:cs="Arial" w:eastAsia="Arial" w:hAnsi="Arial"/>
+          <w:sz w:val="22"/>
+          <w:szCs w:val="22"/>
+        </w:rPr>
+        <w:t xml:space="preserve">這不是失去一個人——那個人還在，可能還每週打電話來。這是悲悼一個沒有發生過的童年：沒有被看見、沒有被允許感受、沒有被允許失敗。寫作這條線的關鍵：父母不是反派。他們也有自己的傷。但那個傷傷到了你，而且你用了很多年才明白那不是你的錯。</w:t>
+      </w:r>
+    </w:p>
+    <w:p>
+      <w:pPr>
+        <w:spacing w:after="80"/>
+      </w:pPr>
+      <w:r>
+        <w:t xml:space="preserve"/>
+      </w:r>
+    </w:p>
+    <w:p>
+      <w:pPr>
+        <w:spacing w:after="160"/>
+      </w:pPr>
+      <w:r>
+        <w:rPr>
+          <w:rFonts w:ascii="Arial" w:cs="Arial" w:eastAsia="Arial" w:hAnsi="Arial"/>
+          <w:sz w:val="22"/>
+          <w:szCs w:val="22"/>
+        </w:rPr>
+        <w:t xml:space="preserve">✅ 原生家庭悲傷 BAND 3 範例（zh-CN）：</w:t>
+      </w:r>
+    </w:p>
+    <w:tbl>
+      <w:tblPr>
+        <w:tblW w:type="dxa" w:w="9360"/>
+        <w:tblBorders>
+          <w:top w:val="single" w:color="auto" w:sz="4"/>
+          <w:left w:val="single" w:color="auto" w:sz="4"/>
+          <w:bottom w:val="single" w:color="auto" w:sz="4"/>
+          <w:right w:val="single" w:color="auto" w:sz="4"/>
+          <w:insideH w:val="single" w:color="auto" w:sz="4"/>
+          <w:insideV w:val="single" w:color="auto" w:sz="4"/>
+        </w:tblBorders>
+      </w:tblPr>
+      <w:tblGrid>
+        <w:gridCol w:w="9360"/>
+      </w:tblGrid>
+      <w:tr>
+        <w:tc>
+          <w:tcPr>
+            <w:tcW w:type="dxa" w:w="9360"/>
+            <w:tcBorders>
+              <w:top w:val="single" w:color="1A5276" w:sz="1"/>
+              <w:left w:val="single" w:color="1A5276" w:sz="12"/>
+              <w:bottom w:val="single" w:color="1A5276" w:sz="1"/>
+              <w:right w:val="single" w:color="1A5276" w:sz="1"/>
+            </w:tcBorders>
+            <w:shd w:fill="EAFAF1" w:val="clear"/>
+            <w:tcMar>
+              <w:top w:type="dxa" w:w="100"/>
+              <w:left w:type="dxa" w:w="200"/>
+              <w:bottom w:type="dxa" w:w="100"/>
+              <w:right w:type="dxa" w:w="120"/>
+            </w:tcMar>
+          </w:tcPr>
+          <w:p>
+            <w:r>
+              <w:rPr>
+                <w:rFonts w:ascii="Arial" w:cs="Arial" w:eastAsia="Arial" w:hAnsi="Arial"/>
+                <w:i/>
+                <w:iCs/>
+                <w:color w:val="1A5276"/>
+                <w:sz w:val="22"/>
+                <w:szCs w:val="22"/>
+              </w:rPr>
+              <w:t xml:space="preserve">你媽媽不是壞人。這件事你知道。她做了她知道怎麼做的事，她給了她能給的東西。但有一些東西她給不了，不是因為她不愛你，是因為她自己也沒有。你長大之後才明白，你一直在等一個她沒有辦法給你的東西。你等了很久。你可能還在等。</w:t>
+            </w:r>
+          </w:p>
+        </w:tc>
+      </w:tr>
+    </w:tbl>
+    <w:p>
+      <w:pPr>
+        <w:spacing w:after="80"/>
+      </w:pPr>
+      <w:r>
+        <w:t xml:space="preserve"/>
+      </w:r>
+    </w:p>
+    <w:p>
+      <w:pPr>
+        <w:spacing w:after="160"/>
+      </w:pPr>
+      <w:r>
+        <w:rPr>
+          <w:rFonts w:ascii="Arial" w:cs="Arial" w:eastAsia="Arial" w:hAnsi="Arial"/>
+          <w:b/>
+          <w:bCs/>
+          <w:color w:val="1A5276"/>
+          <w:sz w:val="22"/>
+          <w:szCs w:val="22"/>
+        </w:rPr>
+        <w:t xml:space="preserve">線C：身份悲傷</w:t>
+      </w:r>
+    </w:p>
+    <w:p>
+      <w:pPr>
+        <w:spacing w:after="160"/>
+      </w:pPr>
+      <w:r>
+        <w:rPr>
+          <w:rFonts w:ascii="Arial" w:cs="Arial" w:eastAsia="Arial" w:hAnsi="Arial"/>
+          <w:sz w:val="22"/>
+          <w:szCs w:val="22"/>
+        </w:rPr>
+        <w:t xml:space="preserve">這是在某個人生岔路口，一個版本的自己被放棄了——通常是在做了「正確」的選擇之後。考試沒上、選了穩定的工作而不是喜歡的、留在了父母希望的城市。角色偶爾會想起那個沒走的路，帶著一種難以命名的惆悵。</w:t>
+      </w:r>
+    </w:p>
+    <w:p>
+      <w:pPr>
+        <w:spacing w:after="80"/>
+      </w:pPr>
+      <w:r>
+        <w:t xml:space="preserve"/>
+      </w:r>
+    </w:p>
+    <w:p>
+      <w:pPr>
+        <w:spacing w:after="160"/>
+      </w:pPr>
+      <w:r>
+        <w:rPr>
+          <w:rFonts w:ascii="Arial" w:cs="Arial" w:eastAsia="Arial" w:hAnsi="Arial"/>
+          <w:sz w:val="22"/>
+          <w:szCs w:val="22"/>
+        </w:rPr>
+        <w:t xml:space="preserve">✅ 身份悲傷 BAND 2 範例（zh-TW，角色：都市職場女性）：</w:t>
+      </w:r>
+    </w:p>
+    <w:tbl>
+      <w:tblPr>
+        <w:tblW w:type="dxa" w:w="9360"/>
+        <w:tblBorders>
+          <w:top w:val="single" w:color="auto" w:sz="4"/>
+          <w:left w:val="single" w:color="auto" w:sz="4"/>
+          <w:bottom w:val="single" w:color="auto" w:sz="4"/>
+          <w:right w:val="single" w:color="auto" w:sz="4"/>
+          <w:insideH w:val="single" w:color="auto" w:sz="4"/>
+          <w:insideV w:val="single" w:color="auto" w:sz="4"/>
+        </w:tblBorders>
+      </w:tblPr>
+      <w:tblGrid>
+        <w:gridCol w:w="9360"/>
+      </w:tblGrid>
+      <w:tr>
+        <w:tc>
+          <w:tcPr>
+            <w:tcW w:type="dxa" w:w="9360"/>
+            <w:tcBorders>
+              <w:top w:val="single" w:color="1A5276" w:sz="1"/>
+              <w:left w:val="single" w:color="1A5276" w:sz="12"/>
+              <w:bottom w:val="single" w:color="1A5276" w:sz="1"/>
+              <w:right w:val="single" w:color="1A5276" w:sz="1"/>
+            </w:tcBorders>
+            <w:shd w:fill="EAFAF1" w:val="clear"/>
+            <w:tcMar>
+              <w:top w:type="dxa" w:w="100"/>
+              <w:left w:type="dxa" w:w="200"/>
+              <w:bottom w:type="dxa" w:w="100"/>
+              <w:right w:type="dxa" w:w="120"/>
+            </w:tcMar>
+          </w:tcPr>
+          <w:p>
+            <w:r>
+              <w:rPr>
+                <w:rFonts w:ascii="Arial" w:cs="Arial" w:eastAsia="Arial" w:hAnsi="Arial"/>
+                <w:i/>
+                <w:iCs/>
+                <w:color w:val="1A5276"/>
+                <w:sz w:val="22"/>
+                <w:szCs w:val="22"/>
+              </w:rPr>
+              <w:t xml:space="preserve">你偶爾會看到當年那個學設計的同學，她在IG上po她的作品。你每次看都有一種說不清楚的感覺。不是嫉妒，不是後悔，你也不確定你當初如果選了設計科系會怎樣。只是那個感覺在那裡。你把它劃過去，繼續看下一個。</w:t>
+            </w:r>
+          </w:p>
+        </w:tc>
+      </w:tr>
+    </w:tbl>
+    <w:p>
+      <w:pPr>
+        <w:spacing w:after="80"/>
+      </w:pPr>
+      <w:r>
+        <w:t xml:space="preserve"/>
+      </w:r>
+    </w:p>
+    <w:p>
+      <w:pPr>
+        <w:spacing w:after="160"/>
+      </w:pPr>
+      <w:r>
+        <w:rPr>
+          <w:rFonts w:ascii="Arial" w:cs="Arial" w:eastAsia="Arial" w:hAnsi="Arial"/>
+          <w:b/>
+          <w:bCs/>
+          <w:color w:val="1A5276"/>
+          <w:sz w:val="22"/>
+          <w:szCs w:val="22"/>
+        </w:rPr>
+        <w:t xml:space="preserve">線D：城市悲傷（zh-HK 專用）</w:t>
+      </w:r>
+    </w:p>
+    <w:p>
+      <w:pPr>
+        <w:spacing w:after="160"/>
+      </w:pPr>
+      <w:r>
+        <w:rPr>
+          <w:rFonts w:ascii="Arial" w:cs="Arial" w:eastAsia="Arial" w:hAnsi="Arial"/>
+          <w:sz w:val="22"/>
+          <w:szCs w:val="22"/>
+        </w:rPr>
+        <w:t xml:space="preserve">香港近年有一種特殊的集體情緒：一個熟悉的地方在以快過可以哀悼的速度改變。這不是個人的失去，但它落在每個身體上。STORY 原子可以用具體的、已消失的地點（一家關門的茶餐廳、一條拆掉的舊街）來承載這個更大的悲傷，而不需要直接討論政治。</w:t>
+      </w:r>
+    </w:p>
+    <w:p>
+      <w:pPr>
+        <w:spacing w:after="80"/>
+      </w:pPr>
+      <w:r>
+        <w:t xml:space="preserve"/>
+      </w:r>
+    </w:p>
+    <w:p>
+      <w:pPr>
+        <w:pStyle w:val="Heading2"/>
+      </w:pPr>
+      <w:r>
+        <w:rPr>
+          <w:rFonts w:ascii="Arial" w:cs="Arial" w:eastAsia="Arial" w:hAnsi="Arial"/>
+          <w:b/>
+          <w:bCs/>
+          <w:color w:val="1A5276"/>
+          <w:sz w:val="28"/>
+          <w:szCs w:val="28"/>
+        </w:rPr>
+        <w:t xml:space="preserve">13.7 false_alarm（假警報引擎）</w:t>
+      </w:r>
+    </w:p>
+    <w:p>
+      <w:pPr>
+        <w:spacing w:after="160"/>
+      </w:pPr>
+      <w:r>
+        <w:rPr>
+          <w:rFonts w:ascii="Arial" w:cs="Arial" w:eastAsia="Arial" w:hAnsi="Arial"/>
+          <w:sz w:val="22"/>
+          <w:szCs w:val="22"/>
+        </w:rPr>
+        <w:t xml:space="preserve">假警報引擎在中文市場的觸發器需要替換成本地化的版本。機制相同（神經系統把安全情況誤讀為威脅），但觸發點不同。</w:t>
+      </w:r>
+    </w:p>
+    <w:p>
+      <w:pPr>
+        <w:spacing w:after="80"/>
+      </w:pPr>
+      <w:r>
+        <w:t xml:space="preserve"/>
+      </w:r>
+    </w:p>
+    <w:p>
+      <w:pPr>
+        <w:spacing w:after="160"/>
+      </w:pPr>
+      <w:r>
+        <w:rPr>
+          <w:rFonts w:ascii="Arial" w:cs="Arial" w:eastAsia="Arial" w:hAnsi="Arial"/>
+          <w:sz w:val="22"/>
+          <w:szCs w:val="22"/>
+        </w:rPr>
+        <w:t xml:space="preserve">中文市場的高效假警報觸發器：</w:t>
+      </w:r>
+    </w:p>
+    <w:p>
+      <w:pPr>
+        <w:spacing w:after="80"/>
+      </w:pPr>
+      <w:r>
+        <w:t xml:space="preserve"/>
+      </w:r>
+    </w:p>
+    <w:tbl>
+      <w:tblPr>
+        <w:tblW w:type="dxa" w:w="9360"/>
+        <w:tblBorders>
+          <w:top w:val="single" w:color="auto" w:sz="4"/>
+          <w:left w:val="single" w:color="auto" w:sz="4"/>
+          <w:bottom w:val="single" w:color="auto" w:sz="4"/>
+          <w:right w:val="single" w:color="auto" w:sz="4"/>
+          <w:insideH w:val="single" w:color="auto" w:sz="4"/>
+          <w:insideV w:val="single" w:color="auto" w:sz="4"/>
+        </w:tblBorders>
+      </w:tblPr>
+      <w:tblGrid>
+        <w:gridCol w:w="2200"/>
+        <w:gridCol w:w="3580"/>
+        <w:gridCol w:w="3580"/>
+      </w:tblGrid>
+      <w:tr>
+        <w:tc>
+          <w:tcPr>
+            <w:tcW w:type="dxa" w:w="2200"/>
+            <w:tcBorders>
+              <w:top w:val="single" w:color="1A5276" w:sz="1"/>
+              <w:left w:val="single" w:color="1A5276" w:sz="1"/>
+              <w:bottom w:val="single" w:color="1A5276" w:sz="1"/>
+              <w:right w:val="single" w:color="1A5276" w:sz="1"/>
+            </w:tcBorders>
+            <w:shd w:fill="1A5276" w:val="clear"/>
+            <w:tcMar>
+              <w:top w:type="dxa" w:w="100"/>
+              <w:left w:type="dxa" w:w="120"/>
+              <w:bottom w:type="dxa" w:w="100"/>
+              <w:right w:type="dxa" w:w="120"/>
+            </w:tcMar>
+          </w:tcPr>
+          <w:p>
+            <w:r>
+              <w:rPr>
+                <w:rFonts w:ascii="Arial" w:cs="Arial" w:eastAsia="Arial" w:hAnsi="Arial"/>
+                <w:b/>
+                <w:bCs/>
+                <w:color w:val="FFFFFF"/>
+                <w:sz w:val="20"/>
+                <w:szCs w:val="20"/>
+              </w:rPr>
+              <w:t xml:space="preserve">市場</w:t>
+            </w:r>
+          </w:p>
+        </w:tc>
+        <w:tc>
+          <w:tcPr>
+            <w:tcW w:type="dxa" w:w="3580"/>
+            <w:tcBorders>
+              <w:top w:val="single" w:color="1A5276" w:sz="1"/>
+              <w:left w:val="single" w:color="1A5276" w:sz="1"/>
+              <w:bottom w:val="single" w:color="1A5276" w:sz="1"/>
+              <w:right w:val="single" w:color="1A5276" w:sz="1"/>
+            </w:tcBorders>
+            <w:shd w:fill="1A5276" w:val="clear"/>
+            <w:tcMar>
+              <w:top w:type="dxa" w:w="100"/>
+              <w:left w:type="dxa" w:w="120"/>
+              <w:bottom w:type="dxa" w:w="100"/>
+              <w:right w:type="dxa" w:w="120"/>
+            </w:tcMar>
+          </w:tcPr>
+          <w:p>
+            <w:r>
+              <w:rPr>
+                <w:rFonts w:ascii="Arial" w:cs="Arial" w:eastAsia="Arial" w:hAnsi="Arial"/>
+                <w:b/>
+                <w:bCs/>
+                <w:color w:val="FFFFFF"/>
+                <w:sz w:val="20"/>
+                <w:szCs w:val="20"/>
+              </w:rPr>
+              <w:t xml:space="preserve">高效假警報觸發器</w:t>
+            </w:r>
+          </w:p>
+        </w:tc>
+        <w:tc>
+          <w:tcPr>
+            <w:tcW w:type="dxa" w:w="3580"/>
+            <w:tcBorders>
+              <w:top w:val="single" w:color="1A5276" w:sz="1"/>
+              <w:left w:val="single" w:color="1A5276" w:sz="1"/>
+              <w:bottom w:val="single" w:color="1A5276" w:sz="1"/>
+              <w:right w:val="single" w:color="1A5276" w:sz="1"/>
+            </w:tcBorders>
+            <w:shd w:fill="1A5276" w:val="clear"/>
+            <w:tcMar>
+              <w:top w:type="dxa" w:w="100"/>
+              <w:left w:type="dxa" w:w="120"/>
+              <w:bottom w:type="dxa" w:w="100"/>
+              <w:right w:type="dxa" w:w="120"/>
+            </w:tcMar>
+          </w:tcPr>
+          <w:p>
+            <w:r>
+              <w:rPr>
+                <w:rFonts w:ascii="Arial" w:cs="Arial" w:eastAsia="Arial" w:hAnsi="Arial"/>
+                <w:b/>
+                <w:bCs/>
+                <w:color w:val="FFFFFF"/>
+                <w:sz w:val="20"/>
+                <w:szCs w:val="20"/>
+              </w:rPr>
+              <w:t xml:space="preserve">STORY 場景形狀</w:t>
+            </w:r>
+          </w:p>
+        </w:tc>
+      </w:tr>
+      <w:tr>
+        <w:tc>
+          <w:tcPr>
+            <w:tcW w:type="dxa" w:w="2200"/>
+            <w:tcBorders>
+              <w:top w:val="single" w:color="DDDDDD" w:sz="1"/>
+              <w:left w:val="single" w:color="DDDDDD" w:sz="1"/>
+              <w:bottom w:val="single" w:color="DDDDDD" w:sz="1"/>
+              <w:right w:val="single" w:color="DDDDDD" w:sz="1"/>
+            </w:tcBorders>
+            <w:shd w:fill="EAF2FF" w:val="clear"/>
+            <w:tcMar>
+              <w:top w:type="dxa" w:w="100"/>
+              <w:left w:type="dxa" w:w="120"/>
+              <w:bottom w:type="dxa" w:w="100"/>
+              <w:right w:type="dxa" w:w="120"/>
+            </w:tcMar>
+          </w:tcPr>
+          <w:p>
+            <w:r>
+              <w:rPr>
+                <w:rFonts w:ascii="Arial" w:cs="Arial" w:eastAsia="Arial" w:hAnsi="Arial"/>
+                <w:b/>
+                <w:bCs/>
+                <w:color w:val="1A5276"/>
+                <w:sz w:val="18"/>
+                <w:szCs w:val="18"/>
+              </w:rPr>
+              <w:t xml:space="preserve">zh-TW</w:t>
+            </w:r>
+          </w:p>
+        </w:tc>
+        <w:tc>
+          <w:tcPr>
+            <w:tcW w:type="dxa" w:w="3580"/>
+            <w:tcBorders>
+              <w:top w:val="single" w:color="DDDDDD" w:sz="1"/>
+              <w:left w:val="single" w:color="DDDDDD" w:sz="1"/>
+              <w:bottom w:val="single" w:color="DDDDDD" w:sz="1"/>
+              <w:right w:val="single" w:color="DDDDDD" w:sz="1"/>
+            </w:tcBorders>
+            <w:shd w:fill="FFFFFF" w:val="clear"/>
+            <w:tcMar>
+              <w:top w:type="dxa" w:w="100"/>
+              <w:left w:type="dxa" w:w="120"/>
+              <w:bottom w:type="dxa" w:w="100"/>
+              <w:right w:type="dxa" w:w="120"/>
+            </w:tcMar>
+          </w:tcPr>
+          <w:p>
+            <w:r>
+              <w:rPr>
+                <w:rFonts w:ascii="Arial" w:cs="Arial" w:eastAsia="Arial" w:hAnsi="Arial"/>
+                <w:color w:val="1A1A1A"/>
+                <w:sz w:val="18"/>
+                <w:szCs w:val="18"/>
+              </w:rPr>
+              <w:t xml:space="preserve">家族群組的未讀通知；媽媽的「你有空嗎」簡訊；考績時間的主管會議邀請</w:t>
+            </w:r>
+          </w:p>
+        </w:tc>
+        <w:tc>
+          <w:tcPr>
+            <w:tcW w:type="dxa" w:w="3580"/>
+            <w:tcBorders>
+              <w:top w:val="single" w:color="DDDDDD" w:sz="1"/>
+              <w:left w:val="single" w:color="DDDDDD" w:sz="1"/>
+              <w:bottom w:val="single" w:color="DDDDDD" w:sz="1"/>
+              <w:right w:val="single" w:color="DDDDDD" w:sz="1"/>
+            </w:tcBorders>
+            <w:shd w:fill="FFFFFF" w:val="clear"/>
+            <w:tcMar>
+              <w:top w:type="dxa" w:w="100"/>
+              <w:left w:type="dxa" w:w="120"/>
+              <w:bottom w:type="dxa" w:w="100"/>
+              <w:right w:type="dxa" w:w="120"/>
+            </w:tcMar>
+          </w:tcPr>
+          <w:p>
+            <w:r>
+              <w:rPr>
+                <w:rFonts w:ascii="Arial" w:cs="Arial" w:eastAsia="Arial" w:hAnsi="Arial"/>
+                <w:color w:val="1A1A1A"/>
+                <w:sz w:val="18"/>
+                <w:szCs w:val="18"/>
+              </w:rPr>
+              <w:t xml:space="preserve">角色看到通知，身體在讀之前就已經開始收緊</w:t>
+            </w:r>
+          </w:p>
+        </w:tc>
+      </w:tr>
+      <w:tr>
+        <w:tc>
+          <w:tcPr>
+            <w:tcW w:type="dxa" w:w="2200"/>
+            <w:tcBorders>
+              <w:top w:val="single" w:color="DDDDDD" w:sz="1"/>
+              <w:left w:val="single" w:color="DDDDDD" w:sz="1"/>
+              <w:bottom w:val="single" w:color="DDDDDD" w:sz="1"/>
+              <w:right w:val="single" w:color="DDDDDD" w:sz="1"/>
+            </w:tcBorders>
+            <w:shd w:fill="EAF2FF" w:val="clear"/>
+            <w:tcMar>
+              <w:top w:type="dxa" w:w="100"/>
+              <w:left w:type="dxa" w:w="120"/>
+              <w:bottom w:type="dxa" w:w="100"/>
+              <w:right w:type="dxa" w:w="120"/>
+            </w:tcMar>
+          </w:tcPr>
+          <w:p>
+            <w:r>
+              <w:rPr>
+                <w:rFonts w:ascii="Arial" w:cs="Arial" w:eastAsia="Arial" w:hAnsi="Arial"/>
+                <w:b/>
+                <w:bCs/>
+                <w:color w:val="1A5276"/>
+                <w:sz w:val="18"/>
+                <w:szCs w:val="18"/>
+              </w:rPr>
+              <w:t xml:space="preserve">zh-HK</w:t>
+            </w:r>
+          </w:p>
+        </w:tc>
+        <w:tc>
+          <w:tcPr>
+            <w:tcW w:type="dxa" w:w="3580"/>
+            <w:tcBorders>
+              <w:top w:val="single" w:color="DDDDDD" w:sz="1"/>
+              <w:left w:val="single" w:color="DDDDDD" w:sz="1"/>
+              <w:bottom w:val="single" w:color="DDDDDD" w:sz="1"/>
+              <w:right w:val="single" w:color="DDDDDD" w:sz="1"/>
+            </w:tcBorders>
+            <w:shd w:fill="FFFFFF" w:val="clear"/>
+            <w:tcMar>
+              <w:top w:type="dxa" w:w="100"/>
+              <w:left w:type="dxa" w:w="120"/>
+              <w:bottom w:type="dxa" w:w="100"/>
+              <w:right w:type="dxa" w:w="120"/>
+            </w:tcMar>
+          </w:tcPr>
+          <w:p>
+            <w:r>
+              <w:rPr>
+                <w:rFonts w:ascii="Arial" w:cs="Arial" w:eastAsia="Arial" w:hAnsi="Arial"/>
+                <w:color w:val="1A1A1A"/>
+                <w:sz w:val="18"/>
+                <w:szCs w:val="18"/>
+              </w:rPr>
+              <w:t xml:space="preserve">老細的突然WhatsApp；公司全員郵件subject只有「重要通知」；同事說「老細想見你」</w:t>
+            </w:r>
+          </w:p>
+        </w:tc>
+        <w:tc>
+          <w:tcPr>
+            <w:tcW w:type="dxa" w:w="3580"/>
+            <w:tcBorders>
+              <w:top w:val="single" w:color="DDDDDD" w:sz="1"/>
+              <w:left w:val="single" w:color="DDDDDD" w:sz="1"/>
+              <w:bottom w:val="single" w:color="DDDDDD" w:sz="1"/>
+              <w:right w:val="single" w:color="DDDDDD" w:sz="1"/>
+            </w:tcBorders>
+            <w:shd w:fill="FFFFFF" w:val="clear"/>
+            <w:tcMar>
+              <w:top w:type="dxa" w:w="100"/>
+              <w:left w:type="dxa" w:w="120"/>
+              <w:bottom w:type="dxa" w:w="100"/>
+              <w:right w:type="dxa" w:w="120"/>
+            </w:tcMar>
+          </w:tcPr>
+          <w:p>
+            <w:r>
+              <w:rPr>
+                <w:rFonts w:ascii="Arial" w:cs="Arial" w:eastAsia="Arial" w:hAnsi="Arial"/>
+                <w:color w:val="1A1A1A"/>
+                <w:sz w:val="18"/>
+                <w:szCs w:val="18"/>
+              </w:rPr>
+              <w:t xml:space="preserve">角色的工作模式被一個訊號切斷，身體進入備戰狀態</w:t>
+            </w:r>
+          </w:p>
+        </w:tc>
+      </w:tr>
+      <w:tr>
+        <w:tc>
+          <w:tcPr>
+            <w:tcW w:type="dxa" w:w="2200"/>
+            <w:tcBorders>
+              <w:top w:val="single" w:color="DDDDDD" w:sz="1"/>
+              <w:left w:val="single" w:color="DDDDDD" w:sz="1"/>
+              <w:bottom w:val="single" w:color="DDDDDD" w:sz="1"/>
+              <w:right w:val="single" w:color="DDDDDD" w:sz="1"/>
+            </w:tcBorders>
+            <w:shd w:fill="EAF2FF" w:val="clear"/>
+            <w:tcMar>
+              <w:top w:type="dxa" w:w="100"/>
+              <w:left w:type="dxa" w:w="120"/>
+              <w:bottom w:type="dxa" w:w="100"/>
+              <w:right w:type="dxa" w:w="120"/>
+            </w:tcMar>
+          </w:tcPr>
+          <w:p>
+            <w:r>
+              <w:rPr>
+                <w:rFonts w:ascii="Arial" w:cs="Arial" w:eastAsia="Arial" w:hAnsi="Arial"/>
+                <w:b/>
+                <w:bCs/>
+                <w:color w:val="1A5276"/>
+                <w:sz w:val="18"/>
+                <w:szCs w:val="18"/>
+              </w:rPr>
+              <w:t xml:space="preserve">zh-SG</w:t>
+            </w:r>
+          </w:p>
+        </w:tc>
+        <w:tc>
+          <w:tcPr>
+            <w:tcW w:type="dxa" w:w="3580"/>
+            <w:tcBorders>
+              <w:top w:val="single" w:color="DDDDDD" w:sz="1"/>
+              <w:left w:val="single" w:color="DDDDDD" w:sz="1"/>
+              <w:bottom w:val="single" w:color="DDDDDD" w:sz="1"/>
+              <w:right w:val="single" w:color="DDDDDD" w:sz="1"/>
+            </w:tcBorders>
+            <w:shd w:fill="FFFFFF" w:val="clear"/>
+            <w:tcMar>
+              <w:top w:type="dxa" w:w="100"/>
+              <w:left w:type="dxa" w:w="120"/>
+              <w:bottom w:type="dxa" w:w="100"/>
+              <w:right w:type="dxa" w:w="120"/>
+            </w:tcMar>
+          </w:tcPr>
+          <w:p>
+            <w:r>
+              <w:rPr>
+                <w:rFonts w:ascii="Arial" w:cs="Arial" w:eastAsia="Arial" w:hAnsi="Arial"/>
+                <w:color w:val="1A1A1A"/>
+                <w:sz w:val="18"/>
+                <w:szCs w:val="18"/>
+              </w:rPr>
+              <w:t xml:space="preserve">父母的電話在非週末時間打來；HR傳訊說「可以來一下嗎」；家族群組有人發「大家有空嗎」</w:t>
+            </w:r>
+          </w:p>
+        </w:tc>
+        <w:tc>
+          <w:tcPr>
+            <w:tcW w:type="dxa" w:w="3580"/>
+            <w:tcBorders>
+              <w:top w:val="single" w:color="DDDDDD" w:sz="1"/>
+              <w:left w:val="single" w:color="DDDDDD" w:sz="1"/>
+              <w:bottom w:val="single" w:color="DDDDDD" w:sz="1"/>
+              <w:right w:val="single" w:color="DDDDDD" w:sz="1"/>
+            </w:tcBorders>
+            <w:shd w:fill="FFFFFF" w:val="clear"/>
+            <w:tcMar>
+              <w:top w:type="dxa" w:w="100"/>
+              <w:left w:type="dxa" w:w="120"/>
+              <w:bottom w:type="dxa" w:w="100"/>
+              <w:right w:type="dxa" w:w="120"/>
+            </w:tcMar>
+          </w:tcPr>
+          <w:p>
+            <w:r>
+              <w:rPr>
+                <w:rFonts w:ascii="Arial" w:cs="Arial" w:eastAsia="Arial" w:hAnsi="Arial"/>
+                <w:color w:val="1A1A1A"/>
+                <w:sz w:val="18"/>
+                <w:szCs w:val="18"/>
+              </w:rPr>
+              <w:t xml:space="preserve">角色在安全的日常中被一個模糊的訊號激活</w:t>
+            </w:r>
+          </w:p>
+        </w:tc>
+      </w:tr>
+      <w:tr>
+        <w:tc>
+          <w:tcPr>
+            <w:tcW w:type="dxa" w:w="2200"/>
+            <w:tcBorders>
+              <w:top w:val="single" w:color="DDDDDD" w:sz="1"/>
+              <w:left w:val="single" w:color="DDDDDD" w:sz="1"/>
+              <w:bottom w:val="single" w:color="DDDDDD" w:sz="1"/>
+              <w:right w:val="single" w:color="DDDDDD" w:sz="1"/>
+            </w:tcBorders>
+            <w:shd w:fill="EAF2FF" w:val="clear"/>
+            <w:tcMar>
+              <w:top w:type="dxa" w:w="100"/>
+              <w:left w:type="dxa" w:w="120"/>
+              <w:bottom w:type="dxa" w:w="100"/>
+              <w:right w:type="dxa" w:w="120"/>
+            </w:tcMar>
+          </w:tcPr>
+          <w:p>
+            <w:r>
+              <w:rPr>
+                <w:rFonts w:ascii="Arial" w:cs="Arial" w:eastAsia="Arial" w:hAnsi="Arial"/>
+                <w:b/>
+                <w:bCs/>
+                <w:color w:val="1A5276"/>
+                <w:sz w:val="18"/>
+                <w:szCs w:val="18"/>
+              </w:rPr>
+              <w:t xml:space="preserve">zh-CN</w:t>
+            </w:r>
+          </w:p>
+        </w:tc>
+        <w:tc>
+          <w:tcPr>
+            <w:tcW w:type="dxa" w:w="3580"/>
+            <w:tcBorders>
+              <w:top w:val="single" w:color="DDDDDD" w:sz="1"/>
+              <w:left w:val="single" w:color="DDDDDD" w:sz="1"/>
+              <w:bottom w:val="single" w:color="DDDDDD" w:sz="1"/>
+              <w:right w:val="single" w:color="DDDDDD" w:sz="1"/>
+            </w:tcBorders>
+            <w:shd w:fill="FFFFFF" w:val="clear"/>
+            <w:tcMar>
+              <w:top w:type="dxa" w:w="100"/>
+              <w:left w:type="dxa" w:w="120"/>
+              <w:bottom w:type="dxa" w:w="100"/>
+              <w:right w:type="dxa" w:w="120"/>
+            </w:tcMar>
+          </w:tcPr>
+          <w:p>
+            <w:r>
+              <w:rPr>
+                <w:rFonts w:ascii="Arial" w:cs="Arial" w:eastAsia="Arial" w:hAnsi="Arial"/>
+                <w:color w:val="1A1A1A"/>
+                <w:sz w:val="18"/>
+                <w:szCs w:val="18"/>
+              </w:rPr>
+              <w:t xml:space="preserve">釘釘的紅點；主管在工作時間外發的「在嗎」；年終考核季任何一個日曆邀請</w:t>
+            </w:r>
+          </w:p>
+        </w:tc>
+        <w:tc>
+          <w:tcPr>
+            <w:tcW w:type="dxa" w:w="3580"/>
+            <w:tcBorders>
+              <w:top w:val="single" w:color="DDDDDD" w:sz="1"/>
+              <w:left w:val="single" w:color="DDDDDD" w:sz="1"/>
+              <w:bottom w:val="single" w:color="DDDDDD" w:sz="1"/>
+              <w:right w:val="single" w:color="DDDDDD" w:sz="1"/>
+            </w:tcBorders>
+            <w:shd w:fill="FFFFFF" w:val="clear"/>
+            <w:tcMar>
+              <w:top w:type="dxa" w:w="100"/>
+              <w:left w:type="dxa" w:w="120"/>
+              <w:bottom w:type="dxa" w:w="100"/>
+              <w:right w:type="dxa" w:w="120"/>
+            </w:tcMar>
+          </w:tcPr>
+          <w:p>
+            <w:r>
+              <w:rPr>
+                <w:rFonts w:ascii="Arial" w:cs="Arial" w:eastAsia="Arial" w:hAnsi="Arial"/>
+                <w:color w:val="1A1A1A"/>
+                <w:sz w:val="18"/>
+                <w:szCs w:val="18"/>
+              </w:rPr>
+              <w:t xml:space="preserve">角色的自律神經已經學會把這些觸發器和威脅聯結在一起</w:t>
+            </w:r>
+          </w:p>
+        </w:tc>
+      </w:tr>
+    </w:tbl>
+    <w:p>
+      <w:pPr>
+        <w:spacing w:after="80"/>
+      </w:pPr>
+      <w:r>
+        <w:t xml:space="preserve"/>
+      </w:r>
+    </w:p>
+    <w:p>
+      <w:pPr>
+        <w:pStyle w:val="Heading1"/>
+        <w:pageBreakBefore/>
+      </w:pPr>
+      <w:r>
+        <w:rPr>
+          <w:rFonts w:ascii="Arial" w:cs="Arial" w:eastAsia="Arial" w:hAnsi="Arial"/>
+          <w:b/>
+          <w:bCs/>
+          <w:color w:val="1A5276"/>
+          <w:sz w:val="36"/>
+          <w:szCs w:val="36"/>
+        </w:rPr>
+        <w:t xml:space="preserve">§14 弧線節奏市場調整</w:t>
+      </w:r>
+    </w:p>
+    <w:p>
+      <w:pPr>
+        <w:spacing w:after="160"/>
+      </w:pPr>
+      <w:r>
+        <w:rPr>
+          <w:rFonts w:ascii="Arial" w:cs="Arial" w:eastAsia="Arial" w:hAnsi="Arial"/>
+          <w:sz w:val="22"/>
+          <w:szCs w:val="22"/>
+        </w:rPr>
+        <w:t xml:space="preserve">同樣的情緒機制，在不同市場需要不同的進入速度。錯誤的節奏會讓正確的洞見變得無效——太快感覺侵犯，太慢感覺浪費時間。</w:t>
+      </w:r>
+    </w:p>
+    <w:p>
+      <w:pPr>
+        <w:spacing w:after="80"/>
+      </w:pPr>
+      <w:r>
+        <w:t xml:space="preserve"/>
+      </w:r>
+    </w:p>
+    <w:p>
+      <w:pPr>
+        <w:pStyle w:val="Heading2"/>
+      </w:pPr>
+      <w:r>
+        <w:rPr>
+          <w:rFonts w:ascii="Arial" w:cs="Arial" w:eastAsia="Arial" w:hAnsi="Arial"/>
+          <w:b/>
+          <w:bCs/>
+          <w:color w:val="1A5276"/>
+          <w:sz w:val="28"/>
+          <w:szCs w:val="28"/>
+        </w:rPr>
+        <w:t xml:space="preserve">14.1 四個市場的進入速度</w:t>
+      </w:r>
+    </w:p>
+    <w:tbl>
+      <w:tblPr>
+        <w:tblW w:type="dxa" w:w="9360"/>
+        <w:tblBorders>
+          <w:top w:val="single" w:color="auto" w:sz="4"/>
+          <w:left w:val="single" w:color="auto" w:sz="4"/>
+          <w:bottom w:val="single" w:color="auto" w:sz="4"/>
+          <w:right w:val="single" w:color="auto" w:sz="4"/>
+          <w:insideH w:val="single" w:color="auto" w:sz="4"/>
+          <w:insideV w:val="single" w:color="auto" w:sz="4"/>
+        </w:tblBorders>
+      </w:tblPr>
+      <w:tblGrid>
+        <w:gridCol w:w="2000"/>
+        <w:gridCol w:w="2200"/>
+        <w:gridCol w:w="2600"/>
+        <w:gridCol w:w="2560"/>
+      </w:tblGrid>
+      <w:tr>
+        <w:tc>
+          <w:tcPr>
+            <w:tcW w:type="dxa" w:w="2000"/>
+            <w:tcBorders>
+              <w:top w:val="single" w:color="1A5276" w:sz="1"/>
+              <w:left w:val="single" w:color="1A5276" w:sz="1"/>
+              <w:bottom w:val="single" w:color="1A5276" w:sz="1"/>
+              <w:right w:val="single" w:color="1A5276" w:sz="1"/>
+            </w:tcBorders>
+            <w:shd w:fill="1A5276" w:val="clear"/>
+            <w:tcMar>
+              <w:top w:type="dxa" w:w="100"/>
+              <w:left w:type="dxa" w:w="120"/>
+              <w:bottom w:type="dxa" w:w="100"/>
+              <w:right w:type="dxa" w:w="120"/>
+            </w:tcMar>
+          </w:tcPr>
+          <w:p>
+            <w:r>
+              <w:rPr>
+                <w:rFonts w:ascii="Arial" w:cs="Arial" w:eastAsia="Arial" w:hAnsi="Arial"/>
+                <w:b/>
+                <w:bCs/>
+                <w:color w:val="FFFFFF"/>
+                <w:sz w:val="20"/>
+                <w:szCs w:val="20"/>
+              </w:rPr>
+              <w:t xml:space="preserve">市場</w:t>
+            </w:r>
+          </w:p>
+        </w:tc>
+        <w:tc>
+          <w:tcPr>
+            <w:tcW w:type="dxa" w:w="2200"/>
+            <w:tcBorders>
+              <w:top w:val="single" w:color="1A5276" w:sz="1"/>
+              <w:left w:val="single" w:color="1A5276" w:sz="1"/>
+              <w:bottom w:val="single" w:color="1A5276" w:sz="1"/>
+              <w:right w:val="single" w:color="1A5276" w:sz="1"/>
+            </w:tcBorders>
+            <w:shd w:fill="1A5276" w:val="clear"/>
+            <w:tcMar>
+              <w:top w:type="dxa" w:w="100"/>
+              <w:left w:type="dxa" w:w="120"/>
+              <w:bottom w:type="dxa" w:w="100"/>
+              <w:right w:type="dxa" w:w="120"/>
+            </w:tcMar>
+          </w:tcPr>
+          <w:p>
+            <w:r>
+              <w:rPr>
+                <w:rFonts w:ascii="Arial" w:cs="Arial" w:eastAsia="Arial" w:hAnsi="Arial"/>
+                <w:b/>
+                <w:bCs/>
+                <w:color w:val="FFFFFF"/>
+                <w:sz w:val="20"/>
+                <w:szCs w:val="20"/>
+              </w:rPr>
+              <w:t xml:space="preserve">BAND 1-2 比重</w:t>
+            </w:r>
+          </w:p>
+        </w:tc>
+        <w:tc>
+          <w:tcPr>
+            <w:tcW w:type="dxa" w:w="2600"/>
+            <w:tcBorders>
+              <w:top w:val="single" w:color="1A5276" w:sz="1"/>
+              <w:left w:val="single" w:color="1A5276" w:sz="1"/>
+              <w:bottom w:val="single" w:color="1A5276" w:sz="1"/>
+              <w:right w:val="single" w:color="1A5276" w:sz="1"/>
+            </w:tcBorders>
+            <w:shd w:fill="1A5276" w:val="clear"/>
+            <w:tcMar>
+              <w:top w:type="dxa" w:w="100"/>
+              <w:left w:type="dxa" w:w="120"/>
+              <w:bottom w:type="dxa" w:w="100"/>
+              <w:right w:type="dxa" w:w="120"/>
+            </w:tcMar>
+          </w:tcPr>
+          <w:p>
+            <w:r>
+              <w:rPr>
+                <w:rFonts w:ascii="Arial" w:cs="Arial" w:eastAsia="Arial" w:hAnsi="Arial"/>
+                <w:b/>
+                <w:bCs/>
+                <w:color w:val="FFFFFF"/>
+                <w:sz w:val="20"/>
+                <w:szCs w:val="20"/>
+              </w:rPr>
+              <w:t xml:space="preserve">進入方式</w:t>
+            </w:r>
+          </w:p>
+        </w:tc>
+        <w:tc>
+          <w:tcPr>
+            <w:tcW w:type="dxa" w:w="2560"/>
+            <w:tcBorders>
+              <w:top w:val="single" w:color="1A5276" w:sz="1"/>
+              <w:left w:val="single" w:color="1A5276" w:sz="1"/>
+              <w:bottom w:val="single" w:color="1A5276" w:sz="1"/>
+              <w:right w:val="single" w:color="1A5276" w:sz="1"/>
+            </w:tcBorders>
+            <w:shd w:fill="1A5276" w:val="clear"/>
+            <w:tcMar>
+              <w:top w:type="dxa" w:w="100"/>
+              <w:left w:type="dxa" w:w="120"/>
+              <w:bottom w:type="dxa" w:w="100"/>
+              <w:right w:type="dxa" w:w="120"/>
+            </w:tcMar>
+          </w:tcPr>
+          <w:p>
+            <w:r>
+              <w:rPr>
+                <w:rFonts w:ascii="Arial" w:cs="Arial" w:eastAsia="Arial" w:hAnsi="Arial"/>
+                <w:b/>
+                <w:bCs/>
+                <w:color w:val="FFFFFF"/>
+                <w:sz w:val="20"/>
+                <w:szCs w:val="20"/>
+              </w:rPr>
+              <w:t xml:space="preserve">BAND 5 質地</w:t>
+            </w:r>
+          </w:p>
+        </w:tc>
+      </w:tr>
+      <w:tr>
+        <w:tc>
+          <w:tcPr>
+            <w:tcW w:type="dxa" w:w="2000"/>
+            <w:tcBorders>
+              <w:top w:val="single" w:color="DDDDDD" w:sz="1"/>
+              <w:left w:val="single" w:color="DDDDDD" w:sz="1"/>
+              <w:bottom w:val="single" w:color="DDDDDD" w:sz="1"/>
+              <w:right w:val="single" w:color="DDDDDD" w:sz="1"/>
+            </w:tcBorders>
+            <w:shd w:fill="EAF2FF" w:val="clear"/>
+            <w:tcMar>
+              <w:top w:type="dxa" w:w="100"/>
+              <w:left w:type="dxa" w:w="120"/>
+              <w:bottom w:type="dxa" w:w="100"/>
+              <w:right w:type="dxa" w:w="120"/>
+            </w:tcMar>
+          </w:tcPr>
+          <w:p>
+            <w:r>
+              <w:rPr>
+                <w:rFonts w:ascii="Arial" w:cs="Arial" w:eastAsia="Arial" w:hAnsi="Arial"/>
+                <w:b/>
+                <w:bCs/>
+                <w:color w:val="1A5276"/>
+                <w:sz w:val="18"/>
+                <w:szCs w:val="18"/>
+              </w:rPr>
+              <w:t xml:space="preserve">zh-TW</w:t>
+            </w:r>
+          </w:p>
+        </w:tc>
+        <w:tc>
+          <w:tcPr>
+            <w:tcW w:type="dxa" w:w="2200"/>
+            <w:tcBorders>
+              <w:top w:val="single" w:color="DDDDDD" w:sz="1"/>
+              <w:left w:val="single" w:color="DDDDDD" w:sz="1"/>
+              <w:bottom w:val="single" w:color="DDDDDD" w:sz="1"/>
+              <w:right w:val="single" w:color="DDDDDD" w:sz="1"/>
+            </w:tcBorders>
+            <w:shd w:fill="FFFFFF" w:val="clear"/>
+            <w:tcMar>
+              <w:top w:type="dxa" w:w="100"/>
+              <w:left w:type="dxa" w:w="120"/>
+              <w:bottom w:type="dxa" w:w="100"/>
+              <w:right w:type="dxa" w:w="120"/>
+            </w:tcMar>
+          </w:tcPr>
+          <w:p>
+            <w:r>
+              <w:rPr>
+                <w:rFonts w:ascii="Arial" w:cs="Arial" w:eastAsia="Arial" w:hAnsi="Arial"/>
+                <w:color w:val="1A1A1A"/>
+                <w:sz w:val="18"/>
+                <w:szCs w:val="18"/>
+              </w:rPr>
+              <w:t xml:space="preserve">較高（多用BAND 1-2）</w:t>
+            </w:r>
+          </w:p>
+        </w:tc>
+        <w:tc>
+          <w:tcPr>
+            <w:tcW w:type="dxa" w:w="2600"/>
+            <w:tcBorders>
+              <w:top w:val="single" w:color="DDDDDD" w:sz="1"/>
+              <w:left w:val="single" w:color="DDDDDD" w:sz="1"/>
+              <w:bottom w:val="single" w:color="DDDDDD" w:sz="1"/>
+              <w:right w:val="single" w:color="DDDDDD" w:sz="1"/>
+            </w:tcBorders>
+            <w:shd w:fill="FFFFFF" w:val="clear"/>
+            <w:tcMar>
+              <w:top w:type="dxa" w:w="100"/>
+              <w:left w:type="dxa" w:w="120"/>
+              <w:bottom w:type="dxa" w:w="100"/>
+              <w:right w:type="dxa" w:w="120"/>
+            </w:tcMar>
+          </w:tcPr>
+          <w:p>
+            <w:r>
+              <w:rPr>
+                <w:rFonts w:ascii="Arial" w:cs="Arial" w:eastAsia="Arial" w:hAnsi="Arial"/>
+                <w:color w:val="1A1A1A"/>
+                <w:sz w:val="18"/>
+                <w:szCs w:val="18"/>
+              </w:rPr>
+              <w:t xml:space="preserve">溫和、間接、留有詮釋空間；讓聽眾自己走進去，不要推</w:t>
+            </w:r>
+          </w:p>
+        </w:tc>
+        <w:tc>
+          <w:tcPr>
+            <w:tcW w:type="dxa" w:w="2560"/>
+            <w:tcBorders>
+              <w:top w:val="single" w:color="DDDDDD" w:sz="1"/>
+              <w:left w:val="single" w:color="DDDDDD" w:sz="1"/>
+              <w:bottom w:val="single" w:color="DDDDDD" w:sz="1"/>
+              <w:right w:val="single" w:color="DDDDDD" w:sz="1"/>
+            </w:tcBorders>
+            <w:shd w:fill="FFFFFF" w:val="clear"/>
+            <w:tcMar>
+              <w:top w:type="dxa" w:w="100"/>
+              <w:left w:type="dxa" w:w="120"/>
+              <w:bottom w:type="dxa" w:w="100"/>
+              <w:right w:type="dxa" w:w="120"/>
+            </w:tcMar>
+          </w:tcPr>
+          <w:p>
+            <w:r>
+              <w:rPr>
+                <w:rFonts w:ascii="Arial" w:cs="Arial" w:eastAsia="Arial" w:hAnsi="Arial"/>
+                <w:color w:val="1A1A1A"/>
+                <w:sz w:val="18"/>
+                <w:szCs w:val="18"/>
+              </w:rPr>
+              <w:t xml:space="preserve">張力強但語氣仍溫柔；危機感透過細節傳達，不靠強烈陳述</w:t>
+            </w:r>
+          </w:p>
+        </w:tc>
+      </w:tr>
+      <w:tr>
+        <w:tc>
+          <w:tcPr>
+            <w:tcW w:type="dxa" w:w="2000"/>
+            <w:tcBorders>
+              <w:top w:val="single" w:color="DDDDDD" w:sz="1"/>
+              <w:left w:val="single" w:color="DDDDDD" w:sz="1"/>
+              <w:bottom w:val="single" w:color="DDDDDD" w:sz="1"/>
+              <w:right w:val="single" w:color="DDDDDD" w:sz="1"/>
+            </w:tcBorders>
+            <w:shd w:fill="EAF2FF" w:val="clear"/>
+            <w:tcMar>
+              <w:top w:type="dxa" w:w="100"/>
+              <w:left w:type="dxa" w:w="120"/>
+              <w:bottom w:type="dxa" w:w="100"/>
+              <w:right w:type="dxa" w:w="120"/>
+            </w:tcMar>
+          </w:tcPr>
+          <w:p>
+            <w:r>
+              <w:rPr>
+                <w:rFonts w:ascii="Arial" w:cs="Arial" w:eastAsia="Arial" w:hAnsi="Arial"/>
+                <w:b/>
+                <w:bCs/>
+                <w:color w:val="1A5276"/>
+                <w:sz w:val="18"/>
+                <w:szCs w:val="18"/>
+              </w:rPr>
+              <w:t xml:space="preserve">zh-HK</w:t>
+            </w:r>
+          </w:p>
+        </w:tc>
+        <w:tc>
+          <w:tcPr>
+            <w:tcW w:type="dxa" w:w="2200"/>
+            <w:tcBorders>
+              <w:top w:val="single" w:color="DDDDDD" w:sz="1"/>
+              <w:left w:val="single" w:color="DDDDDD" w:sz="1"/>
+              <w:bottom w:val="single" w:color="DDDDDD" w:sz="1"/>
+              <w:right w:val="single" w:color="DDDDDD" w:sz="1"/>
+            </w:tcBorders>
+            <w:shd w:fill="FFFFFF" w:val="clear"/>
+            <w:tcMar>
+              <w:top w:type="dxa" w:w="100"/>
+              <w:left w:type="dxa" w:w="120"/>
+              <w:bottom w:type="dxa" w:w="100"/>
+              <w:right w:type="dxa" w:w="120"/>
+            </w:tcMar>
+          </w:tcPr>
+          <w:p>
+            <w:r>
+              <w:rPr>
+                <w:rFonts w:ascii="Arial" w:cs="Arial" w:eastAsia="Arial" w:hAnsi="Arial"/>
+                <w:color w:val="1A1A1A"/>
+                <w:sz w:val="18"/>
+                <w:szCs w:val="18"/>
+              </w:rPr>
+              <w:t xml:space="preserve">中等</w:t>
+            </w:r>
+          </w:p>
+        </w:tc>
+        <w:tc>
+          <w:tcPr>
+            <w:tcW w:type="dxa" w:w="2600"/>
+            <w:tcBorders>
+              <w:top w:val="single" w:color="DDDDDD" w:sz="1"/>
+              <w:left w:val="single" w:color="DDDDDD" w:sz="1"/>
+              <w:bottom w:val="single" w:color="DDDDDD" w:sz="1"/>
+              <w:right w:val="single" w:color="DDDDDD" w:sz="1"/>
+            </w:tcBorders>
+            <w:shd w:fill="FFFFFF" w:val="clear"/>
+            <w:tcMar>
+              <w:top w:type="dxa" w:w="100"/>
+              <w:left w:type="dxa" w:w="120"/>
+              <w:bottom w:type="dxa" w:w="100"/>
+              <w:right w:type="dxa" w:w="120"/>
+            </w:tcMar>
+          </w:tcPr>
+          <w:p>
+            <w:r>
+              <w:rPr>
+                <w:rFonts w:ascii="Arial" w:cs="Arial" w:eastAsia="Arial" w:hAnsi="Arial"/>
+                <w:color w:val="1A1A1A"/>
+                <w:sz w:val="18"/>
+                <w:szCs w:val="18"/>
+              </w:rPr>
+              <w:t xml:space="preserve">直接但不衝撞；香港聽眾習慣快節奏，但對情緒議題保持距離——場景先行，情緒後到</w:t>
+            </w:r>
+          </w:p>
+        </w:tc>
+        <w:tc>
+          <w:tcPr>
+            <w:tcW w:type="dxa" w:w="2560"/>
+            <w:tcBorders>
+              <w:top w:val="single" w:color="DDDDDD" w:sz="1"/>
+              <w:left w:val="single" w:color="DDDDDD" w:sz="1"/>
+              <w:bottom w:val="single" w:color="DDDDDD" w:sz="1"/>
+              <w:right w:val="single" w:color="DDDDDD" w:sz="1"/>
+            </w:tcBorders>
+            <w:shd w:fill="FFFFFF" w:val="clear"/>
+            <w:tcMar>
+              <w:top w:type="dxa" w:w="100"/>
+              <w:left w:type="dxa" w:w="120"/>
+              <w:bottom w:type="dxa" w:w="100"/>
+              <w:right w:type="dxa" w:w="120"/>
+            </w:tcMar>
+          </w:tcPr>
+          <w:p>
+            <w:r>
+              <w:rPr>
+                <w:rFonts w:ascii="Arial" w:cs="Arial" w:eastAsia="Arial" w:hAnsi="Arial"/>
+                <w:color w:val="1A1A1A"/>
+                <w:sz w:val="18"/>
+                <w:szCs w:val="18"/>
+              </w:rPr>
+              <w:t xml:space="preserve">壓縮的、沉默的危機；不爆發，但什麼都快到極限了</w:t>
+            </w:r>
+          </w:p>
+        </w:tc>
+      </w:tr>
+      <w:tr>
+        <w:tc>
+          <w:tcPr>
+            <w:tcW w:type="dxa" w:w="2000"/>
+            <w:tcBorders>
+              <w:top w:val="single" w:color="DDDDDD" w:sz="1"/>
+              <w:left w:val="single" w:color="DDDDDD" w:sz="1"/>
+              <w:bottom w:val="single" w:color="DDDDDD" w:sz="1"/>
+              <w:right w:val="single" w:color="DDDDDD" w:sz="1"/>
+            </w:tcBorders>
+            <w:shd w:fill="EAF2FF" w:val="clear"/>
+            <w:tcMar>
+              <w:top w:type="dxa" w:w="100"/>
+              <w:left w:type="dxa" w:w="120"/>
+              <w:bottom w:type="dxa" w:w="100"/>
+              <w:right w:type="dxa" w:w="120"/>
+            </w:tcMar>
+          </w:tcPr>
+          <w:p>
+            <w:r>
+              <w:rPr>
+                <w:rFonts w:ascii="Arial" w:cs="Arial" w:eastAsia="Arial" w:hAnsi="Arial"/>
+                <w:b/>
+                <w:bCs/>
+                <w:color w:val="1A5276"/>
+                <w:sz w:val="18"/>
+                <w:szCs w:val="18"/>
+              </w:rPr>
+              <w:t xml:space="preserve">zh-SG</w:t>
+            </w:r>
+          </w:p>
+        </w:tc>
+        <w:tc>
+          <w:tcPr>
+            <w:tcW w:type="dxa" w:w="2200"/>
+            <w:tcBorders>
+              <w:top w:val="single" w:color="DDDDDD" w:sz="1"/>
+              <w:left w:val="single" w:color="DDDDDD" w:sz="1"/>
+              <w:bottom w:val="single" w:color="DDDDDD" w:sz="1"/>
+              <w:right w:val="single" w:color="DDDDDD" w:sz="1"/>
+            </w:tcBorders>
+            <w:shd w:fill="FFFFFF" w:val="clear"/>
+            <w:tcMar>
+              <w:top w:type="dxa" w:w="100"/>
+              <w:left w:type="dxa" w:w="120"/>
+              <w:bottom w:type="dxa" w:w="100"/>
+              <w:right w:type="dxa" w:w="120"/>
+            </w:tcMar>
+          </w:tcPr>
+          <w:p>
+            <w:r>
+              <w:rPr>
+                <w:rFonts w:ascii="Arial" w:cs="Arial" w:eastAsia="Arial" w:hAnsi="Arial"/>
+                <w:color w:val="1A1A1A"/>
+                <w:sz w:val="18"/>
+                <w:szCs w:val="18"/>
+              </w:rPr>
+              <w:t xml:space="preserve">中等（接近英文節奏）</w:t>
+            </w:r>
+          </w:p>
+        </w:tc>
+        <w:tc>
+          <w:tcPr>
+            <w:tcW w:type="dxa" w:w="2600"/>
+            <w:tcBorders>
+              <w:top w:val="single" w:color="DDDDDD" w:sz="1"/>
+              <w:left w:val="single" w:color="DDDDDD" w:sz="1"/>
+              <w:bottom w:val="single" w:color="DDDDDD" w:sz="1"/>
+              <w:right w:val="single" w:color="DDDDDD" w:sz="1"/>
+            </w:tcBorders>
+            <w:shd w:fill="FFFFFF" w:val="clear"/>
+            <w:tcMar>
+              <w:top w:type="dxa" w:w="100"/>
+              <w:left w:type="dxa" w:w="120"/>
+              <w:bottom w:type="dxa" w:w="100"/>
+              <w:right w:type="dxa" w:w="120"/>
+            </w:tcMar>
+          </w:tcPr>
+          <w:p>
+            <w:r>
+              <w:rPr>
+                <w:rFonts w:ascii="Arial" w:cs="Arial" w:eastAsia="Arial" w:hAnsi="Arial"/>
+                <w:color w:val="1A1A1A"/>
+                <w:sz w:val="18"/>
+                <w:szCs w:val="18"/>
+              </w:rPr>
+              <w:t xml:space="preserve">平衡的進入；新加坡受眾接受度最靈活，英文媒體影響讓節奏期待接近西方標準</w:t>
+            </w:r>
+          </w:p>
+        </w:tc>
+        <w:tc>
+          <w:tcPr>
+            <w:tcW w:type="dxa" w:w="2560"/>
+            <w:tcBorders>
+              <w:top w:val="single" w:color="DDDDDD" w:sz="1"/>
+              <w:left w:val="single" w:color="DDDDDD" w:sz="1"/>
+              <w:bottom w:val="single" w:color="DDDDDD" w:sz="1"/>
+              <w:right w:val="single" w:color="DDDDDD" w:sz="1"/>
+            </w:tcBorders>
+            <w:shd w:fill="FFFFFF" w:val="clear"/>
+            <w:tcMar>
+              <w:top w:type="dxa" w:w="100"/>
+              <w:left w:type="dxa" w:w="120"/>
+              <w:bottom w:type="dxa" w:w="100"/>
+              <w:right w:type="dxa" w:w="120"/>
+            </w:tcMar>
+          </w:tcPr>
+          <w:p>
+            <w:r>
+              <w:rPr>
+                <w:rFonts w:ascii="Arial" w:cs="Arial" w:eastAsia="Arial" w:hAnsi="Arial"/>
+                <w:color w:val="1A1A1A"/>
+                <w:sz w:val="18"/>
+                <w:szCs w:val="18"/>
+              </w:rPr>
+              <w:t xml:space="preserve">清醒的危機；角色知道問題在哪，但還沒有辦法動</w:t>
+            </w:r>
+          </w:p>
+        </w:tc>
+      </w:tr>
+      <w:tr>
+        <w:tc>
+          <w:tcPr>
+            <w:tcW w:type="dxa" w:w="2000"/>
+            <w:tcBorders>
+              <w:top w:val="single" w:color="DDDDDD" w:sz="1"/>
+              <w:left w:val="single" w:color="DDDDDD" w:sz="1"/>
+              <w:bottom w:val="single" w:color="DDDDDD" w:sz="1"/>
+              <w:right w:val="single" w:color="DDDDDD" w:sz="1"/>
+            </w:tcBorders>
+            <w:shd w:fill="EAF2FF" w:val="clear"/>
+            <w:tcMar>
+              <w:top w:type="dxa" w:w="100"/>
+              <w:left w:type="dxa" w:w="120"/>
+              <w:bottom w:type="dxa" w:w="100"/>
+              <w:right w:type="dxa" w:w="120"/>
+            </w:tcMar>
+          </w:tcPr>
+          <w:p>
+            <w:r>
+              <w:rPr>
+                <w:rFonts w:ascii="Arial" w:cs="Arial" w:eastAsia="Arial" w:hAnsi="Arial"/>
+                <w:b/>
+                <w:bCs/>
+                <w:color w:val="1A5276"/>
+                <w:sz w:val="18"/>
+                <w:szCs w:val="18"/>
+              </w:rPr>
+              <w:t xml:space="preserve">zh-CN</w:t>
+            </w:r>
+          </w:p>
+        </w:tc>
+        <w:tc>
+          <w:tcPr>
+            <w:tcW w:type="dxa" w:w="2200"/>
+            <w:tcBorders>
+              <w:top w:val="single" w:color="DDDDDD" w:sz="1"/>
+              <w:left w:val="single" w:color="DDDDDD" w:sz="1"/>
+              <w:bottom w:val="single" w:color="DDDDDD" w:sz="1"/>
+              <w:right w:val="single" w:color="DDDDDD" w:sz="1"/>
+            </w:tcBorders>
+            <w:shd w:fill="FFFFFF" w:val="clear"/>
+            <w:tcMar>
+              <w:top w:type="dxa" w:w="100"/>
+              <w:left w:type="dxa" w:w="120"/>
+              <w:bottom w:type="dxa" w:w="100"/>
+              <w:right w:type="dxa" w:w="120"/>
+            </w:tcMar>
+          </w:tcPr>
+          <w:p>
+            <w:r>
+              <w:rPr>
+                <w:rFonts w:ascii="Arial" w:cs="Arial" w:eastAsia="Arial" w:hAnsi="Arial"/>
+                <w:color w:val="1A1A1A"/>
+                <w:sz w:val="18"/>
+                <w:szCs w:val="18"/>
+              </w:rPr>
+              <w:t xml:space="preserve">較低（快速進入BAND 3-4）</w:t>
+            </w:r>
+          </w:p>
+        </w:tc>
+        <w:tc>
+          <w:tcPr>
+            <w:tcW w:type="dxa" w:w="2600"/>
+            <w:tcBorders>
+              <w:top w:val="single" w:color="DDDDDD" w:sz="1"/>
+              <w:left w:val="single" w:color="DDDDDD" w:sz="1"/>
+              <w:bottom w:val="single" w:color="DDDDDD" w:sz="1"/>
+              <w:right w:val="single" w:color="DDDDDD" w:sz="1"/>
+            </w:tcBorders>
+            <w:shd w:fill="FFFFFF" w:val="clear"/>
+            <w:tcMar>
+              <w:top w:type="dxa" w:w="100"/>
+              <w:left w:type="dxa" w:w="120"/>
+              <w:bottom w:type="dxa" w:w="100"/>
+              <w:right w:type="dxa" w:w="120"/>
+            </w:tcMar>
+          </w:tcPr>
+          <w:p>
+            <w:r>
+              <w:rPr>
+                <w:rFonts w:ascii="Arial" w:cs="Arial" w:eastAsia="Arial" w:hAnsi="Arial"/>
+                <w:color w:val="1A1A1A"/>
+                <w:sz w:val="18"/>
+                <w:szCs w:val="18"/>
+              </w:rPr>
+              <w:t xml:space="preserve">機制優先；大陸聽眾訓練於知識付費的效率內容，場景可以短，機制要早出現</w:t>
+            </w:r>
+          </w:p>
+        </w:tc>
+        <w:tc>
+          <w:tcPr>
+            <w:tcW w:type="dxa" w:w="2560"/>
+            <w:tcBorders>
+              <w:top w:val="single" w:color="DDDDDD" w:sz="1"/>
+              <w:left w:val="single" w:color="DDDDDD" w:sz="1"/>
+              <w:bottom w:val="single" w:color="DDDDDD" w:sz="1"/>
+              <w:right w:val="single" w:color="DDDDDD" w:sz="1"/>
+            </w:tcBorders>
+            <w:shd w:fill="FFFFFF" w:val="clear"/>
+            <w:tcMar>
+              <w:top w:type="dxa" w:w="100"/>
+              <w:left w:type="dxa" w:w="120"/>
+              <w:bottom w:type="dxa" w:w="100"/>
+              <w:right w:type="dxa" w:w="120"/>
+            </w:tcMar>
+          </w:tcPr>
+          <w:p>
+            <w:r>
+              <w:rPr>
+                <w:rFonts w:ascii="Arial" w:cs="Arial" w:eastAsia="Arial" w:hAnsi="Arial"/>
+                <w:color w:val="1A1A1A"/>
+                <w:sz w:val="18"/>
+                <w:szCs w:val="18"/>
+              </w:rPr>
+              <w:t xml:space="preserve">強烈、直接；精神內耗版本的BAND 5可以是行動中的空洞——繼續做事但完全沒有感受</w:t>
+            </w:r>
+          </w:p>
+        </w:tc>
+      </w:tr>
+    </w:tbl>
+    <w:p>
+      <w:pPr>
+        <w:spacing w:after="80"/>
+      </w:pPr>
+      <w:r>
+        <w:t xml:space="preserve"/>
+      </w:r>
+    </w:p>
+    <w:p>
+      <w:pPr>
+        <w:pStyle w:val="Heading2"/>
+      </w:pPr>
+      <w:r>
+        <w:rPr>
+          <w:rFonts w:ascii="Arial" w:cs="Arial" w:eastAsia="Arial" w:hAnsi="Arial"/>
+          <w:b/>
+          <w:bCs/>
+          <w:color w:val="1A5276"/>
+          <w:sz w:val="28"/>
+          <w:szCs w:val="28"/>
+        </w:rPr>
+        <w:t xml:space="preserve">14.2 陪伴式 vs 教導式：兩種敘事模式</w:t>
+      </w:r>
+    </w:p>
+    <w:tbl>
+      <w:tblPr>
+        <w:tblW w:type="dxa" w:w="9360"/>
+        <w:tblBorders>
+          <w:top w:val="single" w:color="auto" w:sz="4"/>
+          <w:left w:val="single" w:color="auto" w:sz="4"/>
+          <w:bottom w:val="single" w:color="auto" w:sz="4"/>
+          <w:right w:val="single" w:color="auto" w:sz="4"/>
+          <w:insideH w:val="single" w:color="auto" w:sz="4"/>
+          <w:insideV w:val="single" w:color="auto" w:sz="4"/>
+        </w:tblBorders>
+      </w:tblPr>
+      <w:tblGrid>
+        <w:gridCol w:w="9360"/>
+      </w:tblGrid>
+      <w:tr>
+        <w:tc>
+          <w:tcPr>
+            <w:tcW w:type="dxa" w:w="9360"/>
+            <w:tcBorders>
+              <w:top w:val="single" w:color="9A7D0A" w:sz="1"/>
+              <w:left w:val="single" w:color="9A7D0A" w:sz="12"/>
+              <w:bottom w:val="single" w:color="9A7D0A" w:sz="1"/>
+              <w:right w:val="single" w:color="9A7D0A" w:sz="1"/>
+            </w:tcBorders>
+            <w:shd w:fill="FEF9E7" w:val="clear"/>
+            <w:tcMar>
+              <w:top w:type="dxa" w:w="100"/>
+              <w:left w:type="dxa" w:w="120"/>
+              <w:bottom w:type="dxa" w:w="100"/>
+              <w:right w:type="dxa" w:w="120"/>
+            </w:tcMar>
+          </w:tcPr>
+          <w:p>
+            <w:r>
+              <w:rPr>
+                <w:rFonts w:ascii="Arial" w:cs="Arial" w:eastAsia="Arial" w:hAnsi="Arial"/>
+                <w:b/>
+                <w:bCs/>
+                <w:color w:val="9A7D0A"/>
+                <w:sz w:val="22"/>
+                <w:szCs w:val="22"/>
+              </w:rPr>
+              <w:t xml:space="preserve">決定用哪種模式的原則</w:t>
+            </w:r>
+          </w:p>
+        </w:tc>
+      </w:tr>
+      <w:tr>
+        <w:tc>
+          <w:tcPr>
+            <w:tcW w:type="dxa" w:w="9360"/>
+            <w:tcBorders>
+              <w:top w:val="single" w:color="9A7D0A" w:sz="1"/>
+              <w:left w:val="single" w:color="9A7D0A" w:sz="12"/>
+              <w:bottom w:val="single" w:color="9A7D0A" w:sz="1"/>
+              <w:right w:val="single" w:color="9A7D0A" w:sz="1"/>
+            </w:tcBorders>
+            <w:shd w:fill="FEF9E7" w:val="clear"/>
+            <w:tcMar>
+              <w:top w:type="dxa" w:w="100"/>
+              <w:left w:type="dxa" w:w="120"/>
+              <w:bottom w:type="dxa" w:w="100"/>
+              <w:right w:type="dxa" w:w="120"/>
+            </w:tcMar>
+          </w:tcPr>
+          <w:p>
+            <w:r>
+              <w:rPr>
+                <w:rFonts w:ascii="Arial" w:cs="Arial" w:eastAsia="Arial" w:hAnsi="Arial"/>
+                <w:color w:val="1A1A1A"/>
+                <w:sz w:val="20"/>
+                <w:szCs w:val="20"/>
+              </w:rPr>
+              <w:t xml:space="preserve">陪伴式（陪伴式）：我和你一起在這裡。我描述你的處境，讓你感覺被理解。</w:t>
+            </w:r>
+          </w:p>
+        </w:tc>
+      </w:tr>
+      <w:tr>
+        <w:tc>
+          <w:tcPr>
+            <w:tcW w:type="dxa" w:w="9360"/>
+            <w:tcBorders>
+              <w:top w:val="single" w:color="9A7D0A" w:sz="1"/>
+              <w:left w:val="single" w:color="9A7D0A" w:sz="12"/>
+              <w:bottom w:val="single" w:color="9A7D0A" w:sz="1"/>
+              <w:right w:val="single" w:color="9A7D0A" w:sz="1"/>
+            </w:tcBorders>
+            <w:shd w:fill="FEF9E7" w:val="clear"/>
+            <w:tcMar>
+              <w:top w:type="dxa" w:w="100"/>
+              <w:left w:type="dxa" w:w="120"/>
+              <w:bottom w:type="dxa" w:w="100"/>
+              <w:right w:type="dxa" w:w="120"/>
+            </w:tcMar>
+          </w:tcPr>
+          <w:p>
+            <w:r>
+              <w:rPr>
+                <w:rFonts w:ascii="Arial" w:cs="Arial" w:eastAsia="Arial" w:hAnsi="Arial"/>
+                <w:color w:val="1A1A1A"/>
+                <w:sz w:val="20"/>
+                <w:szCs w:val="20"/>
+              </w:rPr>
+              <w:t xml:space="preserve">教導式（教你如何）：我解釋機制。我給你工具。我告訴你發生了什麼。</w:t>
+            </w:r>
+          </w:p>
+        </w:tc>
+      </w:tr>
+      <w:tr>
+        <w:tc>
+          <w:tcPr>
+            <w:tcW w:type="dxa" w:w="9360"/>
+            <w:tcBorders>
+              <w:top w:val="single" w:color="9A7D0A" w:sz="1"/>
+              <w:left w:val="single" w:color="9A7D0A" w:sz="12"/>
+              <w:bottom w:val="single" w:color="9A7D0A" w:sz="1"/>
+              <w:right w:val="single" w:color="9A7D0A" w:sz="1"/>
+            </w:tcBorders>
+            <w:shd w:fill="FEF9E7" w:val="clear"/>
+            <w:tcMar>
+              <w:top w:type="dxa" w:w="100"/>
+              <w:left w:type="dxa" w:w="120"/>
+              <w:bottom w:type="dxa" w:w="100"/>
+              <w:right w:type="dxa" w:w="120"/>
+            </w:tcMar>
+          </w:tcPr>
+          <w:p>
+            <w:r>
+              <w:rPr>
+                <w:rFonts w:ascii="Arial" w:cs="Arial" w:eastAsia="Arial" w:hAnsi="Arial"/>
+                <w:color w:val="1A1A1A"/>
+                <w:sz w:val="20"/>
+                <w:szCs w:val="20"/>
+              </w:rPr>
+              <w:t xml:space="preserve">Phoenix 的弧線模型本質上是陪伴式的，但 zh-CN 市場期待更高的教導式比例。</w:t>
+            </w:r>
+          </w:p>
+        </w:tc>
+      </w:tr>
+      <w:tr>
+        <w:tc>
+          <w:tcPr>
+            <w:tcW w:type="dxa" w:w="9360"/>
+            <w:tcBorders>
+              <w:top w:val="single" w:color="9A7D0A" w:sz="1"/>
+              <w:left w:val="single" w:color="9A7D0A" w:sz="12"/>
+              <w:bottom w:val="single" w:color="9A7D0A" w:sz="1"/>
+              <w:right w:val="single" w:color="9A7D0A" w:sz="1"/>
+            </w:tcBorders>
+            <w:shd w:fill="FEF9E7" w:val="clear"/>
+            <w:tcMar>
+              <w:top w:type="dxa" w:w="100"/>
+              <w:left w:type="dxa" w:w="120"/>
+              <w:bottom w:type="dxa" w:w="100"/>
+              <w:right w:type="dxa" w:w="120"/>
+            </w:tcMar>
+          </w:tcPr>
+          <w:p>
+            <w:r>
+              <w:rPr>
+                <w:rFonts w:ascii="Arial" w:cs="Arial" w:eastAsia="Arial" w:hAnsi="Arial"/>
+                <w:color w:val="1A1A1A"/>
+                <w:sz w:val="20"/>
+                <w:szCs w:val="20"/>
+              </w:rPr>
+              <w:t xml:space="preserve">解決方法：不是放棄弧線，而是在每個 STORY 原子的後半段加入一個機制句。</w:t>
+            </w:r>
+          </w:p>
+        </w:tc>
+      </w:tr>
+    </w:tbl>
+    <w:p>
+      <w:pPr>
+        <w:spacing w:after="80"/>
+      </w:pPr>
+      <w:r>
+        <w:t xml:space="preserve"/>
+      </w:r>
+    </w:p>
+    <w:p>
+      <w:pPr>
+        <w:spacing w:after="160"/>
+      </w:pPr>
+      <w:r>
+        <w:rPr>
+          <w:rFonts w:ascii="Arial" w:cs="Arial" w:eastAsia="Arial" w:hAnsi="Arial"/>
+          <w:sz w:val="22"/>
+          <w:szCs w:val="22"/>
+        </w:rPr>
+        <w:t xml:space="preserve">✅ 純陪伴式（適合 zh-TW / zh-HK）：</w:t>
+      </w:r>
+    </w:p>
+    <w:tbl>
+      <w:tblPr>
+        <w:tblW w:type="dxa" w:w="9360"/>
+        <w:tblBorders>
+          <w:top w:val="single" w:color="auto" w:sz="4"/>
+          <w:left w:val="single" w:color="auto" w:sz="4"/>
+          <w:bottom w:val="single" w:color="auto" w:sz="4"/>
+          <w:right w:val="single" w:color="auto" w:sz="4"/>
+          <w:insideH w:val="single" w:color="auto" w:sz="4"/>
+          <w:insideV w:val="single" w:color="auto" w:sz="4"/>
+        </w:tblBorders>
+      </w:tblPr>
+      <w:tblGrid>
+        <w:gridCol w:w="9360"/>
+      </w:tblGrid>
+      <w:tr>
+        <w:tc>
+          <w:tcPr>
+            <w:tcW w:type="dxa" w:w="9360"/>
+            <w:tcBorders>
+              <w:top w:val="single" w:color="1A5276" w:sz="1"/>
+              <w:left w:val="single" w:color="1A5276" w:sz="12"/>
+              <w:bottom w:val="single" w:color="1A5276" w:sz="1"/>
+              <w:right w:val="single" w:color="1A5276" w:sz="1"/>
+            </w:tcBorders>
+            <w:shd w:fill="EAFAF1" w:val="clear"/>
+            <w:tcMar>
+              <w:top w:type="dxa" w:w="100"/>
+              <w:left w:type="dxa" w:w="200"/>
+              <w:bottom w:type="dxa" w:w="100"/>
+              <w:right w:type="dxa" w:w="120"/>
+            </w:tcMar>
+          </w:tcPr>
+          <w:p>
+            <w:r>
+              <w:rPr>
+                <w:rFonts w:ascii="Arial" w:cs="Arial" w:eastAsia="Arial" w:hAnsi="Arial"/>
+                <w:i/>
+                <w:iCs/>
+                <w:color w:val="1A5276"/>
+                <w:sz w:val="22"/>
+                <w:szCs w:val="22"/>
+              </w:rPr>
+              <w:t xml:space="preserve">你站在電梯裡，看著數字往下跳，想著剛才會議室裡的那個瞬間。你不確定它為什麼還留著。你只知道它留著。</w:t>
+            </w:r>
+          </w:p>
+        </w:tc>
+      </w:tr>
+    </w:tbl>
+    <w:p>
+      <w:pPr>
+        <w:spacing w:after="80"/>
+      </w:pPr>
+      <w:r>
+        <w:t xml:space="preserve"/>
+      </w:r>
+    </w:p>
+    <w:p>
+      <w:pPr>
+        <w:spacing w:after="160"/>
+      </w:pPr>
+      <w:r>
+        <w:rPr>
+          <w:rFonts w:ascii="Arial" w:cs="Arial" w:eastAsia="Arial" w:hAnsi="Arial"/>
+          <w:sz w:val="22"/>
+          <w:szCs w:val="22"/>
+        </w:rPr>
+        <w:t xml:space="preserve">✅ 加入機制句的陪伴式（適合 zh-CN / zh-SG）：</w:t>
+      </w:r>
+    </w:p>
+    <w:tbl>
+      <w:tblPr>
+        <w:tblW w:type="dxa" w:w="9360"/>
+        <w:tblBorders>
+          <w:top w:val="single" w:color="auto" w:sz="4"/>
+          <w:left w:val="single" w:color="auto" w:sz="4"/>
+          <w:bottom w:val="single" w:color="auto" w:sz="4"/>
+          <w:right w:val="single" w:color="auto" w:sz="4"/>
+          <w:insideH w:val="single" w:color="auto" w:sz="4"/>
+          <w:insideV w:val="single" w:color="auto" w:sz="4"/>
+        </w:tblBorders>
+      </w:tblPr>
+      <w:tblGrid>
+        <w:gridCol w:w="9360"/>
+      </w:tblGrid>
+      <w:tr>
+        <w:tc>
+          <w:tcPr>
+            <w:tcW w:type="dxa" w:w="9360"/>
+            <w:tcBorders>
+              <w:top w:val="single" w:color="1A5276" w:sz="1"/>
+              <w:left w:val="single" w:color="1A5276" w:sz="12"/>
+              <w:bottom w:val="single" w:color="1A5276" w:sz="1"/>
+              <w:right w:val="single" w:color="1A5276" w:sz="1"/>
+            </w:tcBorders>
+            <w:shd w:fill="EAFAF1" w:val="clear"/>
+            <w:tcMar>
+              <w:top w:type="dxa" w:w="100"/>
+              <w:left w:type="dxa" w:w="200"/>
+              <w:bottom w:type="dxa" w:w="100"/>
+              <w:right w:type="dxa" w:w="120"/>
+            </w:tcMar>
+          </w:tcPr>
+          <w:p>
+            <w:r>
+              <w:rPr>
+                <w:rFonts w:ascii="Arial" w:cs="Arial" w:eastAsia="Arial" w:hAnsi="Arial"/>
+                <w:i/>
+                <w:iCs/>
+                <w:color w:val="1A5276"/>
+                <w:sz w:val="22"/>
+                <w:szCs w:val="22"/>
+              </w:rPr>
+              <w:t xml:space="preserve">你站在電梯裡，看著數字往下跳，想著剛才會議室裡的那個瞬間。你不確定它為什麼還留著。這就是螺旋開始的地方——不是那件事本身，而是那件事結束後你的腦子繼續跑的方式。</w:t>
+            </w:r>
+          </w:p>
+        </w:tc>
+      </w:tr>
+    </w:tbl>
+    <w:p>
+      <w:pPr>
+        <w:spacing w:after="80"/>
+      </w:pPr>
+      <w:r>
+        <w:t xml:space="preserve"/>
+      </w:r>
+    </w:p>
+    <w:p>
+      <w:pPr>
+        <w:spacing w:after="160"/>
+      </w:pPr>
+      <w:r>
+        <w:rPr>
+          <w:rFonts w:ascii="Arial" w:cs="Arial" w:eastAsia="Arial" w:hAnsi="Arial"/>
+          <w:sz w:val="22"/>
+          <w:szCs w:val="22"/>
+        </w:rPr>
+        <w:t xml:space="preserve">機制句的寫法規則：</w:t>
+      </w:r>
+    </w:p>
+    <w:p>
+      <w:pPr>
+        <w:pStyle w:val="ListParagraph"/>
+        <w:numPr>
+          <w:ilvl w:val="0"/>
+          <w:numId w:val="2"/>
+        </w:numPr>
+        <w:spacing w:after="120"/>
+      </w:pPr>
+      <w:r>
+        <w:rPr>
+          <w:rFonts w:ascii="Arial" w:cs="Arial" w:eastAsia="Arial" w:hAnsi="Arial"/>
+          <w:sz w:val="22"/>
+          <w:szCs w:val="22"/>
+        </w:rPr>
+        <w:t xml:space="preserve">一句話，放在 STORY 原子的最後</w:t>
+      </w:r>
+    </w:p>
+    <w:p>
+      <w:pPr>
+        <w:pStyle w:val="ListParagraph"/>
+        <w:numPr>
+          <w:ilvl w:val="0"/>
+          <w:numId w:val="2"/>
+        </w:numPr>
+        <w:spacing w:after="120"/>
+      </w:pPr>
+      <w:r>
+        <w:rPr>
+          <w:rFonts w:ascii="Arial" w:cs="Arial" w:eastAsia="Arial" w:hAnsi="Arial"/>
+          <w:sz w:val="22"/>
+          <w:szCs w:val="22"/>
+        </w:rPr>
+        <w:t xml:space="preserve">不評判角色，只解釋發生了什麼（「這就是……的方式」「這是……的早期訊號」）</w:t>
+      </w:r>
+    </w:p>
+    <w:p>
+      <w:pPr>
+        <w:pStyle w:val="ListParagraph"/>
+        <w:numPr>
+          <w:ilvl w:val="0"/>
+          <w:numId w:val="2"/>
+        </w:numPr>
+        <w:spacing w:after="120"/>
+      </w:pPr>
+      <w:r>
+        <w:rPr>
+          <w:rFonts w:ascii="Arial" w:cs="Arial" w:eastAsia="Arial" w:hAnsi="Arial"/>
+          <w:sz w:val="22"/>
+          <w:szCs w:val="22"/>
+        </w:rPr>
+        <w:t xml:space="preserve">在 zh-CN 市場，BAND 2 以上的 STORY 原子可以加入機制句</w:t>
+      </w:r>
+    </w:p>
+    <w:p>
+      <w:pPr>
+        <w:pStyle w:val="ListParagraph"/>
+        <w:numPr>
+          <w:ilvl w:val="0"/>
+          <w:numId w:val="2"/>
+        </w:numPr>
+        <w:spacing w:after="120"/>
+      </w:pPr>
+      <w:r>
+        <w:rPr>
+          <w:rFonts w:ascii="Arial" w:cs="Arial" w:eastAsia="Arial" w:hAnsi="Arial"/>
+          <w:sz w:val="22"/>
+          <w:szCs w:val="22"/>
+        </w:rPr>
+        <w:t xml:space="preserve">在 zh-TW 市場，機制句是選項，不是要求——只在 BAND 3-4 使用</w:t>
+      </w:r>
+    </w:p>
+    <w:p>
+      <w:pPr>
+        <w:spacing w:after="80"/>
+      </w:pPr>
+      <w:r>
+        <w:t xml:space="preserve"/>
+      </w:r>
+    </w:p>
+    <w:p>
+      <w:pPr>
+        <w:pStyle w:val="Heading2"/>
+      </w:pPr>
+      <w:r>
+        <w:rPr>
+          <w:rFonts w:ascii="Arial" w:cs="Arial" w:eastAsia="Arial" w:hAnsi="Arial"/>
+          <w:b/>
+          <w:bCs/>
+          <w:color w:val="1A5276"/>
+          <w:sz w:val="28"/>
+          <w:szCs w:val="28"/>
+        </w:rPr>
+        <w:t xml:space="preserve">14.3 關鍵禁忌：不能移植的英文故事形狀</w:t>
+      </w:r>
+    </w:p>
+    <w:p>
+      <w:pPr>
+        <w:spacing w:after="160"/>
+      </w:pPr>
+      <w:r>
+        <w:rPr>
+          <w:rFonts w:ascii="Arial" w:cs="Arial" w:eastAsia="Arial" w:hAnsi="Arial"/>
+          <w:sz w:val="22"/>
+          <w:szCs w:val="22"/>
+        </w:rPr>
+        <w:t xml:space="preserve">以下是英文 STORY 原子中常見的結構，在中文市場中需要替換：</w:t>
+      </w:r>
+    </w:p>
+    <w:p>
+      <w:pPr>
+        <w:spacing w:after="80"/>
+      </w:pPr>
+      <w:r>
+        <w:t xml:space="preserve"/>
+      </w:r>
+    </w:p>
+    <w:tbl>
+      <w:tblPr>
+        <w:tblW w:type="dxa" w:w="9360"/>
+        <w:tblBorders>
+          <w:top w:val="single" w:color="auto" w:sz="4"/>
+          <w:left w:val="single" w:color="auto" w:sz="4"/>
+          <w:bottom w:val="single" w:color="auto" w:sz="4"/>
+          <w:right w:val="single" w:color="auto" w:sz="4"/>
+          <w:insideH w:val="single" w:color="auto" w:sz="4"/>
+          <w:insideV w:val="single" w:color="auto" w:sz="4"/>
+        </w:tblBorders>
+      </w:tblPr>
+      <w:tblGrid>
+        <w:gridCol w:w="2800"/>
+        <w:gridCol w:w="6560"/>
+      </w:tblGrid>
+      <w:tr>
+        <w:tc>
+          <w:tcPr>
+            <w:tcW w:type="dxa" w:w="2800"/>
+            <w:tcBorders>
+              <w:top w:val="single" w:color="DDDDDD" w:sz="1"/>
+              <w:left w:val="single" w:color="DDDDDD" w:sz="1"/>
+              <w:bottom w:val="single" w:color="DDDDDD" w:sz="1"/>
+              <w:right w:val="single" w:color="DDDDDD" w:sz="1"/>
+            </w:tcBorders>
+            <w:shd w:fill="EAF2FF" w:val="clear"/>
+            <w:tcMar>
+              <w:top w:type="dxa" w:w="100"/>
+              <w:left w:type="dxa" w:w="120"/>
+              <w:bottom w:type="dxa" w:w="100"/>
+              <w:right w:type="dxa" w:w="120"/>
+            </w:tcMar>
+          </w:tcPr>
+          <w:p>
+            <w:r>
+              <w:rPr>
+                <w:rFonts w:ascii="Arial" w:cs="Arial" w:eastAsia="Arial" w:hAnsi="Arial"/>
+                <w:b/>
+                <w:bCs/>
+                <w:color w:val="1A5276"/>
+                <w:sz w:val="20"/>
+                <w:szCs w:val="20"/>
+              </w:rPr>
+              <w:t xml:space="preserve">❌ 自言自語式獨白</w:t>
+            </w:r>
+          </w:p>
+        </w:tc>
+        <w:tc>
+          <w:tcPr>
+            <w:tcW w:type="dxa" w:w="6560"/>
+            <w:tcBorders>
+              <w:top w:val="single" w:color="DDDDDD" w:sz="1"/>
+              <w:left w:val="single" w:color="DDDDDD" w:sz="1"/>
+              <w:bottom w:val="single" w:color="DDDDDD" w:sz="1"/>
+              <w:right w:val="single" w:color="DDDDDD" w:sz="1"/>
+            </w:tcBorders>
+            <w:shd w:fill="FFFFFF" w:val="clear"/>
+            <w:tcMar>
+              <w:top w:type="dxa" w:w="100"/>
+              <w:left w:type="dxa" w:w="120"/>
+              <w:bottom w:type="dxa" w:w="100"/>
+              <w:right w:type="dxa" w:w="120"/>
+            </w:tcMar>
+          </w:tcPr>
+          <w:p>
+            <w:r>
+              <w:rPr>
+                <w:rFonts w:ascii="Arial" w:cs="Arial" w:eastAsia="Arial" w:hAnsi="Arial"/>
+                <w:color w:val="1A1A1A"/>
+                <w:sz w:val="20"/>
+                <w:szCs w:val="20"/>
+              </w:rPr>
+              <w:t xml:space="preserve">「你告訴自己：我沒事，我沒事，我沒事。」——這個形狀在英文市場非常強，但在中文語境中感覺過度戲劇化，尤其在 zh-HK 和 zh-CN</w:t>
+            </w:r>
+          </w:p>
+        </w:tc>
+      </w:tr>
+    </w:tbl>
+    <w:p>
+      <w:pPr>
+        <w:spacing w:after="80"/>
+      </w:pPr>
+      <w:r>
+        <w:t xml:space="preserve"/>
+      </w:r>
+    </w:p>
+    <w:tbl>
+      <w:tblPr>
+        <w:tblW w:type="dxa" w:w="9360"/>
+        <w:tblBorders>
+          <w:top w:val="single" w:color="auto" w:sz="4"/>
+          <w:left w:val="single" w:color="auto" w:sz="4"/>
+          <w:bottom w:val="single" w:color="auto" w:sz="4"/>
+          <w:right w:val="single" w:color="auto" w:sz="4"/>
+          <w:insideH w:val="single" w:color="auto" w:sz="4"/>
+          <w:insideV w:val="single" w:color="auto" w:sz="4"/>
+        </w:tblBorders>
+      </w:tblPr>
+      <w:tblGrid>
+        <w:gridCol w:w="2800"/>
+        <w:gridCol w:w="6560"/>
+      </w:tblGrid>
+      <w:tr>
+        <w:tc>
+          <w:tcPr>
+            <w:tcW w:type="dxa" w:w="2800"/>
+            <w:tcBorders>
+              <w:top w:val="single" w:color="DDDDDD" w:sz="1"/>
+              <w:left w:val="single" w:color="DDDDDD" w:sz="1"/>
+              <w:bottom w:val="single" w:color="DDDDDD" w:sz="1"/>
+              <w:right w:val="single" w:color="DDDDDD" w:sz="1"/>
+            </w:tcBorders>
+            <w:shd w:fill="EAF2FF" w:val="clear"/>
+            <w:tcMar>
+              <w:top w:type="dxa" w:w="100"/>
+              <w:left w:type="dxa" w:w="120"/>
+              <w:bottom w:type="dxa" w:w="100"/>
+              <w:right w:type="dxa" w:w="120"/>
+            </w:tcMar>
+          </w:tcPr>
+          <w:p>
+            <w:r>
+              <w:rPr>
+                <w:rFonts w:ascii="Arial" w:cs="Arial" w:eastAsia="Arial" w:hAnsi="Arial"/>
+                <w:b/>
+                <w:bCs/>
+                <w:color w:val="1A5276"/>
+                <w:sz w:val="20"/>
+                <w:szCs w:val="20"/>
+              </w:rPr>
+              <w:t xml:space="preserve">❌ 鏡子前的自我對話</w:t>
+            </w:r>
+          </w:p>
+        </w:tc>
+        <w:tc>
+          <w:tcPr>
+            <w:tcW w:type="dxa" w:w="6560"/>
+            <w:tcBorders>
+              <w:top w:val="single" w:color="DDDDDD" w:sz="1"/>
+              <w:left w:val="single" w:color="DDDDDD" w:sz="1"/>
+              <w:bottom w:val="single" w:color="DDDDDD" w:sz="1"/>
+              <w:right w:val="single" w:color="DDDDDD" w:sz="1"/>
+            </w:tcBorders>
+            <w:shd w:fill="FFFFFF" w:val="clear"/>
+            <w:tcMar>
+              <w:top w:type="dxa" w:w="100"/>
+              <w:left w:type="dxa" w:w="120"/>
+              <w:bottom w:type="dxa" w:w="100"/>
+              <w:right w:type="dxa" w:w="120"/>
+            </w:tcMar>
+          </w:tcPr>
+          <w:p>
+            <w:r>
+              <w:rPr>
+                <w:rFonts w:ascii="Arial" w:cs="Arial" w:eastAsia="Arial" w:hAnsi="Arial"/>
+                <w:color w:val="1A1A1A"/>
+                <w:sz w:val="20"/>
+                <w:szCs w:val="20"/>
+              </w:rPr>
+              <w:t xml:space="preserve">英文 shame 引擎的標準場景。在中文市場缺少足夠的社會性，力道不足——改用他人目光替代</w:t>
+            </w:r>
+          </w:p>
+        </w:tc>
+      </w:tr>
+    </w:tbl>
+    <w:p>
+      <w:pPr>
+        <w:spacing w:after="80"/>
+      </w:pPr>
+      <w:r>
+        <w:t xml:space="preserve"/>
+      </w:r>
+    </w:p>
+    <w:tbl>
+      <w:tblPr>
+        <w:tblW w:type="dxa" w:w="9360"/>
+        <w:tblBorders>
+          <w:top w:val="single" w:color="auto" w:sz="4"/>
+          <w:left w:val="single" w:color="auto" w:sz="4"/>
+          <w:bottom w:val="single" w:color="auto" w:sz="4"/>
+          <w:right w:val="single" w:color="auto" w:sz="4"/>
+          <w:insideH w:val="single" w:color="auto" w:sz="4"/>
+          <w:insideV w:val="single" w:color="auto" w:sz="4"/>
+        </w:tblBorders>
+      </w:tblPr>
+      <w:tblGrid>
+        <w:gridCol w:w="2800"/>
+        <w:gridCol w:w="6560"/>
+      </w:tblGrid>
+      <w:tr>
+        <w:tc>
+          <w:tcPr>
+            <w:tcW w:type="dxa" w:w="2800"/>
+            <w:tcBorders>
+              <w:top w:val="single" w:color="DDDDDD" w:sz="1"/>
+              <w:left w:val="single" w:color="DDDDDD" w:sz="1"/>
+              <w:bottom w:val="single" w:color="DDDDDD" w:sz="1"/>
+              <w:right w:val="single" w:color="DDDDDD" w:sz="1"/>
+            </w:tcBorders>
+            <w:shd w:fill="EAF2FF" w:val="clear"/>
+            <w:tcMar>
+              <w:top w:type="dxa" w:w="100"/>
+              <w:left w:type="dxa" w:w="120"/>
+              <w:bottom w:type="dxa" w:w="100"/>
+              <w:right w:type="dxa" w:w="120"/>
+            </w:tcMar>
+          </w:tcPr>
+          <w:p>
+            <w:r>
+              <w:rPr>
+                <w:rFonts w:ascii="Arial" w:cs="Arial" w:eastAsia="Arial" w:hAnsi="Arial"/>
+                <w:b/>
+                <w:bCs/>
+                <w:color w:val="1A5276"/>
+                <w:sz w:val="20"/>
+                <w:szCs w:val="20"/>
+              </w:rPr>
+              <w:t xml:space="preserve">❌ 「我值得更好的」式覺醒</w:t>
+            </w:r>
+          </w:p>
+        </w:tc>
+        <w:tc>
+          <w:tcPr>
+            <w:tcW w:type="dxa" w:w="6560"/>
+            <w:tcBorders>
+              <w:top w:val="single" w:color="DDDDDD" w:sz="1"/>
+              <w:left w:val="single" w:color="DDDDDD" w:sz="1"/>
+              <w:bottom w:val="single" w:color="DDDDDD" w:sz="1"/>
+              <w:right w:val="single" w:color="DDDDDD" w:sz="1"/>
+            </w:tcBorders>
+            <w:shd w:fill="FFFFFF" w:val="clear"/>
+            <w:tcMar>
+              <w:top w:type="dxa" w:w="100"/>
+              <w:left w:type="dxa" w:w="120"/>
+              <w:bottom w:type="dxa" w:w="100"/>
+              <w:right w:type="dxa" w:w="120"/>
+            </w:tcMar>
+          </w:tcPr>
+          <w:p>
+            <w:r>
+              <w:rPr>
+                <w:rFonts w:ascii="Arial" w:cs="Arial" w:eastAsia="Arial" w:hAnsi="Arial"/>
+                <w:color w:val="1A1A1A"/>
+                <w:sz w:val="20"/>
+                <w:szCs w:val="20"/>
+              </w:rPr>
+              <w:t xml:space="preserve">英文弧線常見的轉折點語言。在中文市場這個框架感覺外來，甚至可疑——改用「我不知道還能撐多久」的真實感替代</w:t>
+            </w:r>
+          </w:p>
+        </w:tc>
+      </w:tr>
+    </w:tbl>
+    <w:p>
+      <w:pPr>
+        <w:spacing w:after="80"/>
+      </w:pPr>
+      <w:r>
+        <w:t xml:space="preserve"/>
+      </w:r>
+    </w:p>
+    <w:tbl>
+      <w:tblPr>
+        <w:tblW w:type="dxa" w:w="9360"/>
+        <w:tblBorders>
+          <w:top w:val="single" w:color="auto" w:sz="4"/>
+          <w:left w:val="single" w:color="auto" w:sz="4"/>
+          <w:bottom w:val="single" w:color="auto" w:sz="4"/>
+          <w:right w:val="single" w:color="auto" w:sz="4"/>
+          <w:insideH w:val="single" w:color="auto" w:sz="4"/>
+          <w:insideV w:val="single" w:color="auto" w:sz="4"/>
+        </w:tblBorders>
+      </w:tblPr>
+      <w:tblGrid>
+        <w:gridCol w:w="2800"/>
+        <w:gridCol w:w="6560"/>
+      </w:tblGrid>
+      <w:tr>
+        <w:tc>
+          <w:tcPr>
+            <w:tcW w:type="dxa" w:w="2800"/>
+            <w:tcBorders>
+              <w:top w:val="single" w:color="DDDDDD" w:sz="1"/>
+              <w:left w:val="single" w:color="DDDDDD" w:sz="1"/>
+              <w:bottom w:val="single" w:color="DDDDDD" w:sz="1"/>
+              <w:right w:val="single" w:color="DDDDDD" w:sz="1"/>
+            </w:tcBorders>
+            <w:shd w:fill="EAF2FF" w:val="clear"/>
+            <w:tcMar>
+              <w:top w:type="dxa" w:w="100"/>
+              <w:left w:type="dxa" w:w="120"/>
+              <w:bottom w:type="dxa" w:w="100"/>
+              <w:right w:type="dxa" w:w="120"/>
+            </w:tcMar>
+          </w:tcPr>
+          <w:p>
+            <w:r>
+              <w:rPr>
+                <w:rFonts w:ascii="Arial" w:cs="Arial" w:eastAsia="Arial" w:hAnsi="Arial"/>
+                <w:b/>
+                <w:bCs/>
+                <w:color w:val="1A5276"/>
+                <w:sz w:val="20"/>
+                <w:szCs w:val="20"/>
+              </w:rPr>
+              <w:t xml:space="preserve">❌ 開放式自然景觀作為情緒容器</w:t>
+            </w:r>
+          </w:p>
+        </w:tc>
+        <w:tc>
+          <w:tcPr>
+            <w:tcW w:type="dxa" w:w="6560"/>
+            <w:tcBorders>
+              <w:top w:val="single" w:color="DDDDDD" w:sz="1"/>
+              <w:left w:val="single" w:color="DDDDDD" w:sz="1"/>
+              <w:bottom w:val="single" w:color="DDDDDD" w:sz="1"/>
+              <w:right w:val="single" w:color="DDDDDD" w:sz="1"/>
+            </w:tcBorders>
+            <w:shd w:fill="FFFFFF" w:val="clear"/>
+            <w:tcMar>
+              <w:top w:type="dxa" w:w="100"/>
+              <w:left w:type="dxa" w:w="120"/>
+              <w:bottom w:type="dxa" w:w="100"/>
+              <w:right w:type="dxa" w:w="120"/>
+            </w:tcMar>
+          </w:tcPr>
+          <w:p>
+            <w:r>
+              <w:rPr>
+                <w:rFonts w:ascii="Arial" w:cs="Arial" w:eastAsia="Arial" w:hAnsi="Arial"/>
+                <w:color w:val="1A1A1A"/>
+                <w:sz w:val="20"/>
+                <w:szCs w:val="20"/>
+              </w:rPr>
+              <w:t xml:space="preserve">「你站在海邊，感覺到……」在英文有強烈的弧線象徵功能。在中文都市受眾中這個場景感覺遙遠——改用城市中的小型自然（公園角落、窗外的雨）</w:t>
+            </w:r>
+          </w:p>
+        </w:tc>
+      </w:tr>
+    </w:tbl>
+    <w:p>
+      <w:pPr>
+        <w:spacing w:after="80"/>
+      </w:pPr>
+      <w:r>
+        <w:t xml:space="preserve"/>
+      </w:r>
+    </w:p>
+    <w:tbl>
+      <w:tblPr>
+        <w:tblW w:type="dxa" w:w="9360"/>
+        <w:tblBorders>
+          <w:top w:val="single" w:color="auto" w:sz="4"/>
+          <w:left w:val="single" w:color="auto" w:sz="4"/>
+          <w:bottom w:val="single" w:color="auto" w:sz="4"/>
+          <w:right w:val="single" w:color="auto" w:sz="4"/>
+          <w:insideH w:val="single" w:color="auto" w:sz="4"/>
+          <w:insideV w:val="single" w:color="auto" w:sz="4"/>
+        </w:tblBorders>
+      </w:tblPr>
+      <w:tblGrid>
+        <w:gridCol w:w="2800"/>
+        <w:gridCol w:w="6560"/>
+      </w:tblGrid>
+      <w:tr>
+        <w:tc>
+          <w:tcPr>
+            <w:tcW w:type="dxa" w:w="2800"/>
+            <w:tcBorders>
+              <w:top w:val="single" w:color="DDDDDD" w:sz="1"/>
+              <w:left w:val="single" w:color="DDDDDD" w:sz="1"/>
+              <w:bottom w:val="single" w:color="DDDDDD" w:sz="1"/>
+              <w:right w:val="single" w:color="DDDDDD" w:sz="1"/>
+            </w:tcBorders>
+            <w:shd w:fill="EAF2FF" w:val="clear"/>
+            <w:tcMar>
+              <w:top w:type="dxa" w:w="100"/>
+              <w:left w:type="dxa" w:w="120"/>
+              <w:bottom w:type="dxa" w:w="100"/>
+              <w:right w:type="dxa" w:w="120"/>
+            </w:tcMar>
+          </w:tcPr>
+          <w:p>
+            <w:r>
+              <w:rPr>
+                <w:rFonts w:ascii="Arial" w:cs="Arial" w:eastAsia="Arial" w:hAnsi="Arial"/>
+                <w:b/>
+                <w:bCs/>
+                <w:color w:val="1A5276"/>
+                <w:sz w:val="20"/>
+                <w:szCs w:val="20"/>
+              </w:rPr>
+              <w:t xml:space="preserve">❌ 直接命名情緒</w:t>
+            </w:r>
+          </w:p>
+        </w:tc>
+        <w:tc>
+          <w:tcPr>
+            <w:tcW w:type="dxa" w:w="6560"/>
+            <w:tcBorders>
+              <w:top w:val="single" w:color="DDDDDD" w:sz="1"/>
+              <w:left w:val="single" w:color="DDDDDD" w:sz="1"/>
+              <w:bottom w:val="single" w:color="DDDDDD" w:sz="1"/>
+              <w:right w:val="single" w:color="DDDDDD" w:sz="1"/>
+            </w:tcBorders>
+            <w:shd w:fill="FFFFFF" w:val="clear"/>
+            <w:tcMar>
+              <w:top w:type="dxa" w:w="100"/>
+              <w:left w:type="dxa" w:w="120"/>
+              <w:bottom w:type="dxa" w:w="100"/>
+              <w:right w:type="dxa" w:w="120"/>
+            </w:tcMar>
+          </w:tcPr>
+          <w:p>
+            <w:r>
+              <w:rPr>
+                <w:rFonts w:ascii="Arial" w:cs="Arial" w:eastAsia="Arial" w:hAnsi="Arial"/>
+                <w:color w:val="1A1A1A"/>
+                <w:sz w:val="20"/>
+                <w:szCs w:val="20"/>
+              </w:rPr>
+              <w:t xml:space="preserve">「你感到憤怒」「你感到悲傷」——在中文語境中過於直白。改用身體感受間接傳遞情緒：「你的手握緊了」「你的胸口有什麼東西壓著」</w:t>
+            </w:r>
+          </w:p>
+        </w:tc>
+      </w:tr>
+    </w:tbl>
+    <w:p>
+      <w:pPr>
+        <w:spacing w:after="80"/>
+      </w:pPr>
+      <w:r>
+        <w:t xml:space="preserve"/>
+      </w:r>
+    </w:p>
+    <w:p>
+      <w:pPr>
+        <w:pBdr>
+          <w:bottom w:val="single" w:color="1A5276" w:sz="6" w:space="1"/>
+        </w:pBdr>
+        <w:spacing w:after="200"/>
+      </w:pPr>
+      <w:r>
+        <w:t xml:space="preserve"/>
+      </w:r>
+    </w:p>
+    <w:p>
+      <w:pPr>
+        <w:spacing w:after="160"/>
+      </w:pPr>
+      <w:r>
+        <w:rPr>
+          <w:rFonts w:ascii="Arial" w:cs="Arial" w:eastAsia="Arial" w:hAnsi="Arial"/>
+          <w:i/>
+          <w:iCs/>
+          <w:color w:val="5D6D7E"/>
+          <w:sz w:val="22"/>
+          <w:szCs w:val="22"/>
+        </w:rPr>
+        <w:t xml:space="preserve">§12–14 章節涵蓋所有 SCENE 和 ENGINE/STORY 原子的中文文化適配。這些規則與 §2–3 的字數和格式規範同等有效。若規則有衝突，文化適配原則優先。</w:t>
+      </w:r>
+    </w:p>
+    <w:p>
+      <w:pPr>
+        <w:spacing w:after="80"/>
+      </w:pPr>
+      <w:r>
+        <w:t xml:space="preserve"/>
       </w:r>
     </w:p>
     <w:sectPr>
